--- a/doc/human/SB-00_Master_Assumptions_v1_1.docx
+++ b/doc/human/SB-00_Master_Assumptions_v1_1.docx
@@ -11,36 +11,121 @@
         <w:rPr>
           <w:rFonts w:ascii="TH Sarabun New" w:hAnsi="TH Sarabun New" w:eastAsia="TH Sarabun New" w:cs="TH Sarabun New"/>
           <w:b/>
-          <w:sz w:val="48"/>
+          <w:i w:val="0"/>
+          <w:sz w:val="52"/>
         </w:rPr>
         <w:t>SB-00 - Master Assumptions</w:t>
       </w:r>
     </w:p>
+    <w:p>
+      <w:pPr>
+        <w:pStyle w:val="Subtitle"/>
+        <w:jc w:val="center"/>
+      </w:pPr>
+      <w:r>
+        <w:rPr>
+          <w:rFonts w:ascii="TH Sarabun New" w:hAnsi="TH Sarabun New" w:eastAsia="TH Sarabun New" w:cs="TH Sarabun New"/>
+          <w:b w:val="0"/>
+          <w:i w:val="0"/>
+          <w:sz w:val="32"/>
+        </w:rPr>
+        <w:t>Version 1.1 | April 2026 | Canonical baseline for all SB-00 v1.1 documents | Last synced: 2026-04-02</w:t>
+      </w:r>
+    </w:p>
     <w:p/>
+    <w:p>
+      <w:pPr>
+        <w:jc w:val="center"/>
+      </w:pPr>
+      <w:r>
+        <w:rPr>
+          <w:rFonts w:ascii="TH Sarabun New" w:hAnsi="TH Sarabun New" w:eastAsia="TH Sarabun New" w:cs="TH Sarabun New"/>
+          <w:b w:val="0"/>
+          <w:i w:val="0"/>
+          <w:sz w:val="28"/>
+        </w:rPr>
+        <w:t xml:space="preserve">Human-readable edition generated from </w:t>
+      </w:r>
+      <w:r>
+        <w:rPr>
+          <w:rFonts w:ascii="Consolas" w:hAnsi="Consolas" w:eastAsia="Consolas" w:cs="Consolas"/>
+          <w:b w:val="0"/>
+          <w:i w:val="0"/>
+          <w:sz w:val="20"/>
+        </w:rPr>
+        <w:t>doc/ai/SB-00_Master_Assumptions_v1_1.md</w:t>
+      </w:r>
+    </w:p>
+    <w:p>
+      <w:pPr>
+        <w:jc w:val="center"/>
+      </w:pPr>
+      <w:r>
+        <w:rPr>
+          <w:rFonts w:ascii="TH Sarabun New" w:hAnsi="TH Sarabun New" w:eastAsia="TH Sarabun New" w:cs="TH Sarabun New"/>
+          <w:b w:val="0"/>
+          <w:i w:val="0"/>
+          <w:sz w:val="28"/>
+        </w:rPr>
+        <w:t>Generated on: 2026-04-02</w:t>
+      </w:r>
+    </w:p>
+    <w:p>
+      <w:pPr>
+        <w:jc w:val="center"/>
+      </w:pPr>
+      <w:r>
+        <w:rPr>
+          <w:rFonts w:ascii="TH Sarabun New" w:hAnsi="TH Sarabun New" w:eastAsia="TH Sarabun New" w:cs="TH Sarabun New"/>
+          <w:b w:val="0"/>
+          <w:i w:val="0"/>
+          <w:sz w:val="26"/>
+        </w:rPr>
+        <w:t>เปิดไฟล์ใน Microsoft Word แล้วกด Update Field หากต้องการ refresh สารบัญและเลขหน้า</w:t>
+      </w:r>
+    </w:p>
+    <w:p>
+      <w:r>
+        <w:br w:type="page"/>
+      </w:r>
+    </w:p>
+    <w:p>
+      <w:pPr>
+        <w:pStyle w:val="Heading1"/>
+      </w:pPr>
+      <w:r>
+        <w:rPr>
+          <w:rFonts w:ascii="TH Sarabun New" w:hAnsi="TH Sarabun New" w:eastAsia="TH Sarabun New" w:cs="TH Sarabun New"/>
+          <w:b/>
+          <w:i w:val="0"/>
+          <w:sz w:val="40"/>
+        </w:rPr>
+        <w:t>สารบัญ</w:t>
+      </w:r>
+    </w:p>
     <w:p>
       <w:r>
         <w:rPr>
           <w:rFonts w:ascii="TH Sarabun New" w:hAnsi="TH Sarabun New" w:eastAsia="TH Sarabun New" w:cs="TH Sarabun New"/>
-          <w:sz w:val="32"/>
+          <w:sz w:val="20"/>
         </w:rPr>
-        <w:t>**Version 1.1 | April 2026 | Canonical baseline for all SB-00 v1.1 documents | Last synced: 2026-04-02**</w:t>
+        <w:fldChar w:fldCharType="begin"/>
+        <w:instrText xml:space="preserve"> TOC \o "1-3" \h \z \u </w:instrText>
+        <w:fldChar w:fldCharType="separate"/>
+        <w:fldChar w:fldCharType="end"/>
       </w:r>
     </w:p>
-    <w:p/>
+    <w:p>
+      <w:r>
+        <w:br w:type="page"/>
+      </w:r>
+    </w:p>
     <w:p>
       <w:r>
         <w:rPr>
           <w:rFonts w:ascii="TH Sarabun New" w:hAnsi="TH Sarabun New" w:eastAsia="TH Sarabun New" w:cs="TH Sarabun New"/>
-          <w:sz w:val="32"/>
-        </w:rPr>
-        <w:t>---</w:t>
-      </w:r>
-    </w:p>
-    <w:p/>
-    <w:p>
-      <w:r>
-        <w:rPr>
-          <w:rFonts w:ascii="TH Sarabun New" w:hAnsi="TH Sarabun New" w:eastAsia="TH Sarabun New" w:cs="TH Sarabun New"/>
+          <w:b w:val="0"/>
+          <w:i w:val="0"/>
           <w:sz w:val="32"/>
         </w:rPr>
         <w:t>เอกสารนี้เป็น baseline กลางสำหรับเอกสารชุด SB-00 v1.1 ทุกไฟล์</w:t>
@@ -54,6 +139,8 @@
       <w:r>
         <w:rPr>
           <w:rFonts w:ascii="TH Sarabun New" w:hAnsi="TH Sarabun New" w:eastAsia="TH Sarabun New" w:cs="TH Sarabun New"/>
+          <w:b w:val="0"/>
+          <w:i w:val="0"/>
           <w:sz w:val="32"/>
         </w:rPr>
         <w:t>ใช้ล็อกคำศัพท์ phase/launch ให้ตรงกัน</w:t>
@@ -66,6 +153,8 @@
       <w:r>
         <w:rPr>
           <w:rFonts w:ascii="TH Sarabun New" w:hAnsi="TH Sarabun New" w:eastAsia="TH Sarabun New" w:cs="TH Sarabun New"/>
+          <w:b w:val="0"/>
+          <w:i w:val="0"/>
           <w:sz w:val="32"/>
         </w:rPr>
         <w:t>ใช้ล็อกตัวเลขงบ baseline ให้ตรงกัน</w:t>
@@ -78,6 +167,8 @@
       <w:r>
         <w:rPr>
           <w:rFonts w:ascii="TH Sarabun New" w:hAnsi="TH Sarabun New" w:eastAsia="TH Sarabun New" w:cs="TH Sarabun New"/>
+          <w:b w:val="0"/>
+          <w:i w:val="0"/>
           <w:sz w:val="32"/>
         </w:rPr>
         <w:t>ใช้ล็อก battery target, field-test stages, certification stance, และ OTA auth baseline</w:t>
@@ -90,6 +181,8 @@
       <w:r>
         <w:rPr>
           <w:rFonts w:ascii="TH Sarabun New" w:hAnsi="TH Sarabun New" w:eastAsia="TH Sarabun New" w:cs="TH Sarabun New"/>
+          <w:b w:val="0"/>
+          <w:i w:val="0"/>
           <w:sz w:val="32"/>
         </w:rPr>
         <w:t>ถ้าเอกสารใดขัดกับไฟล์นี้ ให้ยึดไฟล์นี้ก่อนจนกว่าจะมีการอัปเดตเป็น version ใหม่</w:t>
@@ -98,13 +191,14 @@
     <w:p/>
     <w:p>
       <w:pPr>
-        <w:pStyle w:val="Heading1"/>
+        <w:pStyle w:val="Heading2"/>
       </w:pPr>
       <w:r>
         <w:rPr>
           <w:rFonts w:ascii="TH Sarabun New" w:hAnsi="TH Sarabun New" w:eastAsia="TH Sarabun New" w:cs="TH Sarabun New"/>
           <w:b/>
-          <w:sz w:val="40"/>
+          <w:i w:val="0"/>
+          <w:sz w:val="36"/>
         </w:rPr>
         <w:t>0. Document Sync Status</w:t>
       </w:r>
@@ -114,24 +208,26 @@
       <w:tblPr>
         <w:tblStyle w:val="TableGrid"/>
         <w:tblW w:type="auto" w:w="0"/>
+        <w:tblLayout w:type="autofit"/>
         <w:tblLook w:firstColumn="1" w:firstRow="1" w:lastColumn="0" w:lastRow="0" w:noHBand="0" w:noVBand="1" w:val="04A0"/>
       </w:tblPr>
       <w:tblGrid>
-        <w:gridCol w:w="2340"/>
-        <w:gridCol w:w="2340"/>
-        <w:gridCol w:w="2340"/>
-        <w:gridCol w:w="2340"/>
+        <w:gridCol w:w="2256"/>
+        <w:gridCol w:w="2256"/>
+        <w:gridCol w:w="2256"/>
+        <w:gridCol w:w="2256"/>
       </w:tblGrid>
       <w:tr>
         <w:tc>
           <w:tcPr>
-            <w:tcW w:type="dxa" w:w="2340"/>
+            <w:tcW w:type="dxa" w:w="2256"/>
           </w:tcPr>
           <w:p>
             <w:r>
               <w:rPr>
                 <w:rFonts w:ascii="TH Sarabun New" w:hAnsi="TH Sarabun New" w:eastAsia="TH Sarabun New" w:cs="TH Sarabun New"/>
                 <w:b/>
+                <w:i w:val="0"/>
                 <w:sz w:val="32"/>
               </w:rPr>
               <w:t>Document</w:t>
@@ -140,13 +236,14 @@
         </w:tc>
         <w:tc>
           <w:tcPr>
-            <w:tcW w:type="dxa" w:w="2340"/>
+            <w:tcW w:type="dxa" w:w="2256"/>
           </w:tcPr>
           <w:p>
             <w:r>
               <w:rPr>
                 <w:rFonts w:ascii="TH Sarabun New" w:hAnsi="TH Sarabun New" w:eastAsia="TH Sarabun New" w:cs="TH Sarabun New"/>
                 <w:b/>
+                <w:i w:val="0"/>
                 <w:sz w:val="32"/>
               </w:rPr>
               <w:t>Version</w:t>
@@ -155,13 +252,14 @@
         </w:tc>
         <w:tc>
           <w:tcPr>
-            <w:tcW w:type="dxa" w:w="2340"/>
+            <w:tcW w:type="dxa" w:w="2256"/>
           </w:tcPr>
           <w:p>
             <w:r>
               <w:rPr>
                 <w:rFonts w:ascii="TH Sarabun New" w:hAnsi="TH Sarabun New" w:eastAsia="TH Sarabun New" w:cs="TH Sarabun New"/>
                 <w:b/>
+                <w:i w:val="0"/>
                 <w:sz w:val="32"/>
               </w:rPr>
               <w:t>Last synced</w:t>
@@ -170,13 +268,14 @@
         </w:tc>
         <w:tc>
           <w:tcPr>
-            <w:tcW w:type="dxa" w:w="2340"/>
+            <w:tcW w:type="dxa" w:w="2256"/>
           </w:tcPr>
           <w:p>
             <w:r>
               <w:rPr>
                 <w:rFonts w:ascii="TH Sarabun New" w:hAnsi="TH Sarabun New" w:eastAsia="TH Sarabun New" w:cs="TH Sarabun New"/>
                 <w:b/>
+                <w:i w:val="0"/>
                 <w:sz w:val="32"/>
               </w:rPr>
               <w:t>Status</w:t>
@@ -187,13 +286,15 @@
       <w:tr>
         <w:tc>
           <w:tcPr>
-            <w:tcW w:type="dxa" w:w="2340"/>
+            <w:tcW w:type="dxa" w:w="2256"/>
           </w:tcPr>
           <w:p>
             <w:r>
               <w:rPr>
-                <w:rFonts w:ascii="TH Sarabun New" w:hAnsi="TH Sarabun New" w:eastAsia="TH Sarabun New" w:cs="TH Sarabun New"/>
-                <w:sz w:val="32"/>
+                <w:rFonts w:ascii="Consolas" w:hAnsi="Consolas" w:eastAsia="Consolas" w:cs="Consolas"/>
+                <w:b w:val="0"/>
+                <w:i w:val="0"/>
+                <w:sz w:val="20"/>
               </w:rPr>
               <w:t>SB-00_Dev_Plan_Summary_v1_1.md</w:t>
             </w:r>
@@ -201,12 +302,14 @@
         </w:tc>
         <w:tc>
           <w:tcPr>
-            <w:tcW w:type="dxa" w:w="2340"/>
+            <w:tcW w:type="dxa" w:w="2256"/>
           </w:tcPr>
           <w:p>
             <w:r>
               <w:rPr>
                 <w:rFonts w:ascii="TH Sarabun New" w:hAnsi="TH Sarabun New" w:eastAsia="TH Sarabun New" w:cs="TH Sarabun New"/>
+                <w:b w:val="0"/>
+                <w:i w:val="0"/>
                 <w:sz w:val="32"/>
               </w:rPr>
               <w:t>1.1</w:t>
@@ -215,12 +318,14 @@
         </w:tc>
         <w:tc>
           <w:tcPr>
-            <w:tcW w:type="dxa" w:w="2340"/>
+            <w:tcW w:type="dxa" w:w="2256"/>
           </w:tcPr>
           <w:p>
             <w:r>
               <w:rPr>
                 <w:rFonts w:ascii="TH Sarabun New" w:hAnsi="TH Sarabun New" w:eastAsia="TH Sarabun New" w:cs="TH Sarabun New"/>
+                <w:b w:val="0"/>
+                <w:i w:val="0"/>
                 <w:sz w:val="32"/>
               </w:rPr>
               <w:t>2026-04-02</w:t>
@@ -229,12 +334,14 @@
         </w:tc>
         <w:tc>
           <w:tcPr>
-            <w:tcW w:type="dxa" w:w="2340"/>
+            <w:tcW w:type="dxa" w:w="2256"/>
           </w:tcPr>
           <w:p>
             <w:r>
               <w:rPr>
                 <w:rFonts w:ascii="TH Sarabun New" w:hAnsi="TH Sarabun New" w:eastAsia="TH Sarabun New" w:cs="TH Sarabun New"/>
+                <w:b w:val="0"/>
+                <w:i w:val="0"/>
                 <w:sz w:val="32"/>
               </w:rPr>
               <w:t>aligned to master assumptions</w:t>
@@ -245,13 +352,15 @@
       <w:tr>
         <w:tc>
           <w:tcPr>
-            <w:tcW w:type="dxa" w:w="2340"/>
+            <w:tcW w:type="dxa" w:w="2256"/>
           </w:tcPr>
           <w:p>
             <w:r>
               <w:rPr>
-                <w:rFonts w:ascii="TH Sarabun New" w:hAnsi="TH Sarabun New" w:eastAsia="TH Sarabun New" w:cs="TH Sarabun New"/>
-                <w:sz w:val="32"/>
+                <w:rFonts w:ascii="Consolas" w:hAnsi="Consolas" w:eastAsia="Consolas" w:cs="Consolas"/>
+                <w:b w:val="0"/>
+                <w:i w:val="0"/>
+                <w:sz w:val="20"/>
               </w:rPr>
               <w:t>SB-00_Business_Roadmap_v1_1.md</w:t>
             </w:r>
@@ -259,12 +368,14 @@
         </w:tc>
         <w:tc>
           <w:tcPr>
-            <w:tcW w:type="dxa" w:w="2340"/>
+            <w:tcW w:type="dxa" w:w="2256"/>
           </w:tcPr>
           <w:p>
             <w:r>
               <w:rPr>
                 <w:rFonts w:ascii="TH Sarabun New" w:hAnsi="TH Sarabun New" w:eastAsia="TH Sarabun New" w:cs="TH Sarabun New"/>
+                <w:b w:val="0"/>
+                <w:i w:val="0"/>
                 <w:sz w:val="32"/>
               </w:rPr>
               <w:t>1.1</w:t>
@@ -273,12 +384,14 @@
         </w:tc>
         <w:tc>
           <w:tcPr>
-            <w:tcW w:type="dxa" w:w="2340"/>
+            <w:tcW w:type="dxa" w:w="2256"/>
           </w:tcPr>
           <w:p>
             <w:r>
               <w:rPr>
                 <w:rFonts w:ascii="TH Sarabun New" w:hAnsi="TH Sarabun New" w:eastAsia="TH Sarabun New" w:cs="TH Sarabun New"/>
+                <w:b w:val="0"/>
+                <w:i w:val="0"/>
                 <w:sz w:val="32"/>
               </w:rPr>
               <w:t>2026-04-02</w:t>
@@ -287,12 +400,14 @@
         </w:tc>
         <w:tc>
           <w:tcPr>
-            <w:tcW w:type="dxa" w:w="2340"/>
+            <w:tcW w:type="dxa" w:w="2256"/>
           </w:tcPr>
           <w:p>
             <w:r>
               <w:rPr>
                 <w:rFonts w:ascii="TH Sarabun New" w:hAnsi="TH Sarabun New" w:eastAsia="TH Sarabun New" w:cs="TH Sarabun New"/>
+                <w:b w:val="0"/>
+                <w:i w:val="0"/>
                 <w:sz w:val="32"/>
               </w:rPr>
               <w:t>aligned to master assumptions</w:t>
@@ -303,13 +418,15 @@
       <w:tr>
         <w:tc>
           <w:tcPr>
-            <w:tcW w:type="dxa" w:w="2340"/>
+            <w:tcW w:type="dxa" w:w="2256"/>
           </w:tcPr>
           <w:p>
             <w:r>
               <w:rPr>
-                <w:rFonts w:ascii="TH Sarabun New" w:hAnsi="TH Sarabun New" w:eastAsia="TH Sarabun New" w:cs="TH Sarabun New"/>
-                <w:sz w:val="32"/>
+                <w:rFonts w:ascii="Consolas" w:hAnsi="Consolas" w:eastAsia="Consolas" w:cs="Consolas"/>
+                <w:b w:val="0"/>
+                <w:i w:val="0"/>
+                <w:sz w:val="20"/>
               </w:rPr>
               <w:t>SB-00_Backend_Security_v1_1.md</w:t>
             </w:r>
@@ -317,12 +434,14 @@
         </w:tc>
         <w:tc>
           <w:tcPr>
-            <w:tcW w:type="dxa" w:w="2340"/>
+            <w:tcW w:type="dxa" w:w="2256"/>
           </w:tcPr>
           <w:p>
             <w:r>
               <w:rPr>
                 <w:rFonts w:ascii="TH Sarabun New" w:hAnsi="TH Sarabun New" w:eastAsia="TH Sarabun New" w:cs="TH Sarabun New"/>
+                <w:b w:val="0"/>
+                <w:i w:val="0"/>
                 <w:sz w:val="32"/>
               </w:rPr>
               <w:t>1.1</w:t>
@@ -331,12 +450,14 @@
         </w:tc>
         <w:tc>
           <w:tcPr>
-            <w:tcW w:type="dxa" w:w="2340"/>
+            <w:tcW w:type="dxa" w:w="2256"/>
           </w:tcPr>
           <w:p>
             <w:r>
               <w:rPr>
                 <w:rFonts w:ascii="TH Sarabun New" w:hAnsi="TH Sarabun New" w:eastAsia="TH Sarabun New" w:cs="TH Sarabun New"/>
+                <w:b w:val="0"/>
+                <w:i w:val="0"/>
                 <w:sz w:val="32"/>
               </w:rPr>
               <w:t>2026-04-02</w:t>
@@ -345,12 +466,14 @@
         </w:tc>
         <w:tc>
           <w:tcPr>
-            <w:tcW w:type="dxa" w:w="2340"/>
+            <w:tcW w:type="dxa" w:w="2256"/>
           </w:tcPr>
           <w:p>
             <w:r>
               <w:rPr>
                 <w:rFonts w:ascii="TH Sarabun New" w:hAnsi="TH Sarabun New" w:eastAsia="TH Sarabun New" w:cs="TH Sarabun New"/>
+                <w:b w:val="0"/>
+                <w:i w:val="0"/>
                 <w:sz w:val="32"/>
               </w:rPr>
               <w:t>aligned to master assumptions</w:t>
@@ -361,13 +484,15 @@
       <w:tr>
         <w:tc>
           <w:tcPr>
-            <w:tcW w:type="dxa" w:w="2340"/>
+            <w:tcW w:type="dxa" w:w="2256"/>
           </w:tcPr>
           <w:p>
             <w:r>
               <w:rPr>
-                <w:rFonts w:ascii="TH Sarabun New" w:hAnsi="TH Sarabun New" w:eastAsia="TH Sarabun New" w:cs="TH Sarabun New"/>
-                <w:sz w:val="32"/>
+                <w:rFonts w:ascii="Consolas" w:hAnsi="Consolas" w:eastAsia="Consolas" w:cs="Consolas"/>
+                <w:b w:val="0"/>
+                <w:i w:val="0"/>
+                <w:sz w:val="20"/>
               </w:rPr>
               <w:t>SB-00_Firmware_Hardware_v1_1.md</w:t>
             </w:r>
@@ -375,12 +500,14 @@
         </w:tc>
         <w:tc>
           <w:tcPr>
-            <w:tcW w:type="dxa" w:w="2340"/>
+            <w:tcW w:type="dxa" w:w="2256"/>
           </w:tcPr>
           <w:p>
             <w:r>
               <w:rPr>
                 <w:rFonts w:ascii="TH Sarabun New" w:hAnsi="TH Sarabun New" w:eastAsia="TH Sarabun New" w:cs="TH Sarabun New"/>
+                <w:b w:val="0"/>
+                <w:i w:val="0"/>
                 <w:sz w:val="32"/>
               </w:rPr>
               <w:t>1.1</w:t>
@@ -389,12 +516,14 @@
         </w:tc>
         <w:tc>
           <w:tcPr>
-            <w:tcW w:type="dxa" w:w="2340"/>
+            <w:tcW w:type="dxa" w:w="2256"/>
           </w:tcPr>
           <w:p>
             <w:r>
               <w:rPr>
                 <w:rFonts w:ascii="TH Sarabun New" w:hAnsi="TH Sarabun New" w:eastAsia="TH Sarabun New" w:cs="TH Sarabun New"/>
+                <w:b w:val="0"/>
+                <w:i w:val="0"/>
                 <w:sz w:val="32"/>
               </w:rPr>
               <w:t>2026-04-02</w:t>
@@ -403,12 +532,14 @@
         </w:tc>
         <w:tc>
           <w:tcPr>
-            <w:tcW w:type="dxa" w:w="2340"/>
+            <w:tcW w:type="dxa" w:w="2256"/>
           </w:tcPr>
           <w:p>
             <w:r>
               <w:rPr>
                 <w:rFonts w:ascii="TH Sarabun New" w:hAnsi="TH Sarabun New" w:eastAsia="TH Sarabun New" w:cs="TH Sarabun New"/>
+                <w:b w:val="0"/>
+                <w:i w:val="0"/>
                 <w:sz w:val="32"/>
               </w:rPr>
               <w:t>aligned to master assumptions</w:t>
@@ -419,13 +550,15 @@
       <w:tr>
         <w:tc>
           <w:tcPr>
-            <w:tcW w:type="dxa" w:w="2340"/>
+            <w:tcW w:type="dxa" w:w="2256"/>
           </w:tcPr>
           <w:p>
             <w:r>
               <w:rPr>
-                <w:rFonts w:ascii="TH Sarabun New" w:hAnsi="TH Sarabun New" w:eastAsia="TH Sarabun New" w:cs="TH Sarabun New"/>
-                <w:sz w:val="32"/>
+                <w:rFonts w:ascii="Consolas" w:hAnsi="Consolas" w:eastAsia="Consolas" w:cs="Consolas"/>
+                <w:b w:val="0"/>
+                <w:i w:val="0"/>
+                <w:sz w:val="20"/>
               </w:rPr>
               <w:t>SB-00_Procurement_List_v1_1.md</w:t>
             </w:r>
@@ -433,12 +566,14 @@
         </w:tc>
         <w:tc>
           <w:tcPr>
-            <w:tcW w:type="dxa" w:w="2340"/>
+            <w:tcW w:type="dxa" w:w="2256"/>
           </w:tcPr>
           <w:p>
             <w:r>
               <w:rPr>
                 <w:rFonts w:ascii="TH Sarabun New" w:hAnsi="TH Sarabun New" w:eastAsia="TH Sarabun New" w:cs="TH Sarabun New"/>
+                <w:b w:val="0"/>
+                <w:i w:val="0"/>
                 <w:sz w:val="32"/>
               </w:rPr>
               <w:t>1.1</w:t>
@@ -447,12 +582,14 @@
         </w:tc>
         <w:tc>
           <w:tcPr>
-            <w:tcW w:type="dxa" w:w="2340"/>
+            <w:tcW w:type="dxa" w:w="2256"/>
           </w:tcPr>
           <w:p>
             <w:r>
               <w:rPr>
                 <w:rFonts w:ascii="TH Sarabun New" w:hAnsi="TH Sarabun New" w:eastAsia="TH Sarabun New" w:cs="TH Sarabun New"/>
+                <w:b w:val="0"/>
+                <w:i w:val="0"/>
                 <w:sz w:val="32"/>
               </w:rPr>
               <w:t>2026-04-02</w:t>
@@ -461,12 +598,14 @@
         </w:tc>
         <w:tc>
           <w:tcPr>
-            <w:tcW w:type="dxa" w:w="2340"/>
+            <w:tcW w:type="dxa" w:w="2256"/>
           </w:tcPr>
           <w:p>
             <w:r>
               <w:rPr>
                 <w:rFonts w:ascii="TH Sarabun New" w:hAnsi="TH Sarabun New" w:eastAsia="TH Sarabun New" w:cs="TH Sarabun New"/>
+                <w:b w:val="0"/>
+                <w:i w:val="0"/>
                 <w:sz w:val="32"/>
               </w:rPr>
               <w:t>aligned to master assumptions</w:t>
@@ -477,13 +616,15 @@
       <w:tr>
         <w:tc>
           <w:tcPr>
-            <w:tcW w:type="dxa" w:w="2340"/>
+            <w:tcW w:type="dxa" w:w="2256"/>
           </w:tcPr>
           <w:p>
             <w:r>
               <w:rPr>
-                <w:rFonts w:ascii="TH Sarabun New" w:hAnsi="TH Sarabun New" w:eastAsia="TH Sarabun New" w:cs="TH Sarabun New"/>
-                <w:sz w:val="32"/>
+                <w:rFonts w:ascii="Consolas" w:hAnsi="Consolas" w:eastAsia="Consolas" w:cs="Consolas"/>
+                <w:b w:val="0"/>
+                <w:i w:val="0"/>
+                <w:sz w:val="20"/>
               </w:rPr>
               <w:t>SB-00_Third_Party_Pricing_Baseline_v1_1.md</w:t>
             </w:r>
@@ -491,12 +632,14 @@
         </w:tc>
         <w:tc>
           <w:tcPr>
-            <w:tcW w:type="dxa" w:w="2340"/>
+            <w:tcW w:type="dxa" w:w="2256"/>
           </w:tcPr>
           <w:p>
             <w:r>
               <w:rPr>
                 <w:rFonts w:ascii="TH Sarabun New" w:hAnsi="TH Sarabun New" w:eastAsia="TH Sarabun New" w:cs="TH Sarabun New"/>
+                <w:b w:val="0"/>
+                <w:i w:val="0"/>
                 <w:sz w:val="32"/>
               </w:rPr>
               <w:t>1.1</w:t>
@@ -505,12 +648,14 @@
         </w:tc>
         <w:tc>
           <w:tcPr>
-            <w:tcW w:type="dxa" w:w="2340"/>
+            <w:tcW w:type="dxa" w:w="2256"/>
           </w:tcPr>
           <w:p>
             <w:r>
               <w:rPr>
                 <w:rFonts w:ascii="TH Sarabun New" w:hAnsi="TH Sarabun New" w:eastAsia="TH Sarabun New" w:cs="TH Sarabun New"/>
+                <w:b w:val="0"/>
+                <w:i w:val="0"/>
                 <w:sz w:val="32"/>
               </w:rPr>
               <w:t>2026-04-02</w:t>
@@ -519,12 +664,14 @@
         </w:tc>
         <w:tc>
           <w:tcPr>
-            <w:tcW w:type="dxa" w:w="2340"/>
+            <w:tcW w:type="dxa" w:w="2256"/>
           </w:tcPr>
           <w:p>
             <w:r>
               <w:rPr>
                 <w:rFonts w:ascii="TH Sarabun New" w:hAnsi="TH Sarabun New" w:eastAsia="TH Sarabun New" w:cs="TH Sarabun New"/>
+                <w:b w:val="0"/>
+                <w:i w:val="0"/>
                 <w:sz w:val="32"/>
               </w:rPr>
               <w:t>canonical pricing/limits table</w:t>
@@ -537,13 +684,14 @@
     <w:p/>
     <w:p>
       <w:pPr>
-        <w:pStyle w:val="Heading1"/>
+        <w:pStyle w:val="Heading2"/>
       </w:pPr>
       <w:r>
         <w:rPr>
           <w:rFonts w:ascii="TH Sarabun New" w:hAnsi="TH Sarabun New" w:eastAsia="TH Sarabun New" w:cs="TH Sarabun New"/>
           <w:b/>
-          <w:sz w:val="40"/>
+          <w:i w:val="0"/>
+          <w:sz w:val="36"/>
         </w:rPr>
         <w:t>1. คำศัพท์มาตรฐาน</w:t>
       </w:r>
@@ -553,22 +701,24 @@
       <w:tblPr>
         <w:tblStyle w:val="TableGrid"/>
         <w:tblW w:type="auto" w:w="0"/>
+        <w:tblLayout w:type="autofit"/>
         <w:tblLook w:firstColumn="1" w:firstRow="1" w:lastColumn="0" w:lastRow="0" w:noHBand="0" w:noVBand="1" w:val="04A0"/>
       </w:tblPr>
       <w:tblGrid>
-        <w:gridCol w:w="4680"/>
-        <w:gridCol w:w="4680"/>
+        <w:gridCol w:w="4513"/>
+        <w:gridCol w:w="4513"/>
       </w:tblGrid>
       <w:tr>
         <w:tc>
           <w:tcPr>
-            <w:tcW w:type="dxa" w:w="4680"/>
+            <w:tcW w:type="dxa" w:w="4513"/>
           </w:tcPr>
           <w:p>
             <w:r>
               <w:rPr>
                 <w:rFonts w:ascii="TH Sarabun New" w:hAnsi="TH Sarabun New" w:eastAsia="TH Sarabun New" w:cs="TH Sarabun New"/>
                 <w:b/>
+                <w:i w:val="0"/>
                 <w:sz w:val="32"/>
               </w:rPr>
               <w:t>คำ</w:t>
@@ -577,13 +727,14 @@
         </w:tc>
         <w:tc>
           <w:tcPr>
-            <w:tcW w:type="dxa" w:w="4680"/>
+            <w:tcW w:type="dxa" w:w="4513"/>
           </w:tcPr>
           <w:p>
             <w:r>
               <w:rPr>
                 <w:rFonts w:ascii="TH Sarabun New" w:hAnsi="TH Sarabun New" w:eastAsia="TH Sarabun New" w:cs="TH Sarabun New"/>
                 <w:b/>
+                <w:i w:val="0"/>
                 <w:sz w:val="32"/>
               </w:rPr>
               <w:t>ความหมาย</w:t>
@@ -594,12 +745,14 @@
       <w:tr>
         <w:tc>
           <w:tcPr>
-            <w:tcW w:type="dxa" w:w="4680"/>
+            <w:tcW w:type="dxa" w:w="4513"/>
           </w:tcPr>
           <w:p>
             <w:r>
               <w:rPr>
                 <w:rFonts w:ascii="TH Sarabun New" w:hAnsi="TH Sarabun New" w:eastAsia="TH Sarabun New" w:cs="TH Sarabun New"/>
+                <w:b w:val="0"/>
+                <w:i w:val="0"/>
                 <w:sz w:val="32"/>
               </w:rPr>
               <w:t>Engineering Field Test (7 วัน)</w:t>
@@ -608,12 +761,14 @@
         </w:tc>
         <w:tc>
           <w:tcPr>
-            <w:tcW w:type="dxa" w:w="4680"/>
+            <w:tcW w:type="dxa" w:w="4513"/>
           </w:tcPr>
           <w:p>
             <w:r>
               <w:rPr>
                 <w:rFonts w:ascii="TH Sarabun New" w:hAnsi="TH Sarabun New" w:eastAsia="TH Sarabun New" w:cs="TH Sarabun New"/>
+                <w:b w:val="0"/>
+                <w:i w:val="0"/>
                 <w:sz w:val="32"/>
               </w:rPr>
               <w:t>การทดสอบปลาย Phase 1 ในบ่อจริง 7 วัน เพื่อ validate firmware, enclosure, connectivity และการใช้งานจริงเบื้องต้น เป็นงานภายใน/ไม่ใช่ commercial sale</w:t>
@@ -624,12 +779,14 @@
       <w:tr>
         <w:tc>
           <w:tcPr>
-            <w:tcW w:type="dxa" w:w="4680"/>
+            <w:tcW w:type="dxa" w:w="4513"/>
           </w:tcPr>
           <w:p>
             <w:r>
               <w:rPr>
                 <w:rFonts w:ascii="TH Sarabun New" w:hAnsi="TH Sarabun New" w:eastAsia="TH Sarabun New" w:cs="TH Sarabun New"/>
+                <w:b w:val="0"/>
+                <w:i w:val="0"/>
                 <w:sz w:val="32"/>
               </w:rPr>
               <w:t>Pilot / Beta Validation (30 วัน)</w:t>
@@ -638,12 +795,14 @@
         </w:tc>
         <w:tc>
           <w:tcPr>
-            <w:tcW w:type="dxa" w:w="4680"/>
+            <w:tcW w:type="dxa" w:w="4513"/>
           </w:tcPr>
           <w:p>
             <w:r>
               <w:rPr>
                 <w:rFonts w:ascii="TH Sarabun New" w:hAnsi="TH Sarabun New" w:eastAsia="TH Sarabun New" w:cs="TH Sarabun New"/>
+                <w:b w:val="0"/>
+                <w:i w:val="0"/>
                 <w:sz w:val="32"/>
               </w:rPr>
               <w:t>การทดสอบ 3-5 เครื่องกับฟาร์มคัดเลือกก่อนเปิดขายจริง ใช้เก็บ feedback, reliability data, และ launch checklist เป็นงาน non-commercial หรือ pilot agreement เท่านั้น</w:t>
@@ -654,12 +813,14 @@
       <w:tr>
         <w:tc>
           <w:tcPr>
-            <w:tcW w:type="dxa" w:w="4680"/>
+            <w:tcW w:type="dxa" w:w="4513"/>
           </w:tcPr>
           <w:p>
             <w:r>
               <w:rPr>
                 <w:rFonts w:ascii="TH Sarabun New" w:hAnsi="TH Sarabun New" w:eastAsia="TH Sarabun New" w:cs="TH Sarabun New"/>
+                <w:b w:val="0"/>
+                <w:i w:val="0"/>
                 <w:sz w:val="32"/>
               </w:rPr>
               <w:t>Commercial Launch</w:t>
@@ -668,12 +829,14 @@
         </w:tc>
         <w:tc>
           <w:tcPr>
-            <w:tcW w:type="dxa" w:w="4680"/>
+            <w:tcW w:type="dxa" w:w="4513"/>
           </w:tcPr>
           <w:p>
             <w:r>
               <w:rPr>
                 <w:rFonts w:ascii="TH Sarabun New" w:hAnsi="TH Sarabun New" w:eastAsia="TH Sarabun New" w:cs="TH Sarabun New"/>
+                <w:b w:val="0"/>
+                <w:i w:val="0"/>
                 <w:sz w:val="32"/>
               </w:rPr>
               <w:t>การเปิดขายแบบมีลูกค้าจ่ายเงินจริงต่อสาธารณะในไทย ต้องทำหลังผ่าน regulatory minimum readiness สำหรับการจำหน่าย</w:t>
@@ -684,12 +847,14 @@
       <w:tr>
         <w:tc>
           <w:tcPr>
-            <w:tcW w:type="dxa" w:w="4680"/>
+            <w:tcW w:type="dxa" w:w="4513"/>
           </w:tcPr>
           <w:p>
             <w:r>
               <w:rPr>
                 <w:rFonts w:ascii="TH Sarabun New" w:hAnsi="TH Sarabun New" w:eastAsia="TH Sarabun New" w:cs="TH Sarabun New"/>
+                <w:b w:val="0"/>
+                <w:i w:val="0"/>
                 <w:sz w:val="32"/>
               </w:rPr>
               <w:t>Public Launch</w:t>
@@ -698,12 +863,14 @@
         </w:tc>
         <w:tc>
           <w:tcPr>
-            <w:tcW w:type="dxa" w:w="4680"/>
+            <w:tcW w:type="dxa" w:w="4513"/>
           </w:tcPr>
           <w:p>
             <w:r>
               <w:rPr>
                 <w:rFonts w:ascii="TH Sarabun New" w:hAnsi="TH Sarabun New" w:eastAsia="TH Sarabun New" w:cs="TH Sarabun New"/>
+                <w:b w:val="0"/>
+                <w:i w:val="0"/>
                 <w:sz w:val="32"/>
               </w:rPr>
               <w:t>ใช้ความหมายเดียวกับ Commercial Launch ไม่แยกอีกคำในเอกสาร v1.1</w:t>
@@ -721,21 +888,69 @@
       <w:r>
         <w:rPr>
           <w:rFonts w:ascii="TH Sarabun New" w:hAnsi="TH Sarabun New" w:eastAsia="TH Sarabun New" w:cs="TH Sarabun New"/>
+          <w:b/>
+          <w:i w:val="0"/>
           <w:sz w:val="32"/>
         </w:rPr>
-        <w:t>**หลักการใช้งาน:** ในเอกสาร planning ช่วง Sep-Oct 2026 ให้ใช้คำว่า Pilot &amp; Launch Readiness แทน Commercial Launch จนกว่าจะผ่านเงื่อนไขการจำหน่าย</w:t>
+        <w:t>หลักการใช้งาน:</w:t>
+      </w:r>
+      <w:r>
+        <w:rPr>
+          <w:rFonts w:ascii="TH Sarabun New" w:hAnsi="TH Sarabun New" w:eastAsia="TH Sarabun New" w:cs="TH Sarabun New"/>
+          <w:b w:val="0"/>
+          <w:i w:val="0"/>
+          <w:sz w:val="32"/>
+        </w:rPr>
+        <w:t xml:space="preserve"> ในเอกสาร planning ช่วง Sep-Oct 2026 ให้ใช้คำว่า </w:t>
+      </w:r>
+      <w:r>
+        <w:rPr>
+          <w:rFonts w:ascii="Consolas" w:hAnsi="Consolas" w:eastAsia="Consolas" w:cs="Consolas"/>
+          <w:b w:val="0"/>
+          <w:i w:val="0"/>
+          <w:sz w:val="20"/>
+        </w:rPr>
+        <w:t>Pilot &amp; Launch Readiness</w:t>
+      </w:r>
+      <w:r>
+        <w:rPr>
+          <w:rFonts w:ascii="TH Sarabun New" w:hAnsi="TH Sarabun New" w:eastAsia="TH Sarabun New" w:cs="TH Sarabun New"/>
+          <w:b w:val="0"/>
+          <w:i w:val="0"/>
+          <w:sz w:val="32"/>
+        </w:rPr>
+        <w:t xml:space="preserve"> แทน </w:t>
+      </w:r>
+      <w:r>
+        <w:rPr>
+          <w:rFonts w:ascii="Consolas" w:hAnsi="Consolas" w:eastAsia="Consolas" w:cs="Consolas"/>
+          <w:b w:val="0"/>
+          <w:i w:val="0"/>
+          <w:sz w:val="20"/>
+        </w:rPr>
+        <w:t>Commercial Launch</w:t>
+      </w:r>
+      <w:r>
+        <w:rPr>
+          <w:rFonts w:ascii="TH Sarabun New" w:hAnsi="TH Sarabun New" w:eastAsia="TH Sarabun New" w:cs="TH Sarabun New"/>
+          <w:b w:val="0"/>
+          <w:i w:val="0"/>
+          <w:sz w:val="32"/>
+        </w:rPr>
+        <w:t xml:space="preserve"> จนกว่าจะผ่านเงื่อนไขการจำหน่าย</w:t>
       </w:r>
     </w:p>
     <w:p/>
     <w:p>
       <w:pPr>
-        <w:pStyle w:val="Heading1"/>
+        <w:pStyle w:val="Heading2"/>
       </w:pPr>
       <w:r>
         <w:rPr>
           <w:rFonts w:ascii="TH Sarabun New" w:hAnsi="TH Sarabun New" w:eastAsia="TH Sarabun New" w:cs="TH Sarabun New"/>
           <w:b/>
-          <w:sz w:val="40"/>
+          <w:i w:val="0"/>
+          <w:sz w:val="36"/>
         </w:rPr>
         <w:t>2. งบ Baseline</w:t>
       </w:r>
@@ -745,22 +960,24 @@
       <w:tblPr>
         <w:tblStyle w:val="TableGrid"/>
         <w:tblW w:type="auto" w:w="0"/>
+        <w:tblLayout w:type="autofit"/>
         <w:tblLook w:firstColumn="1" w:firstRow="1" w:lastColumn="0" w:lastRow="0" w:noHBand="0" w:noVBand="1" w:val="04A0"/>
       </w:tblPr>
       <w:tblGrid>
-        <w:gridCol w:w="4680"/>
-        <w:gridCol w:w="4680"/>
+        <w:gridCol w:w="4513"/>
+        <w:gridCol w:w="4513"/>
       </w:tblGrid>
       <w:tr>
         <w:tc>
           <w:tcPr>
-            <w:tcW w:type="dxa" w:w="4680"/>
+            <w:tcW w:type="dxa" w:w="4513"/>
           </w:tcPr>
           <w:p>
             <w:r>
               <w:rPr>
                 <w:rFonts w:ascii="TH Sarabun New" w:hAnsi="TH Sarabun New" w:eastAsia="TH Sarabun New" w:cs="TH Sarabun New"/>
                 <w:b/>
+                <w:i w:val="0"/>
                 <w:sz w:val="32"/>
               </w:rPr>
               <w:t>Phase</w:t>
@@ -769,13 +986,14 @@
         </w:tc>
         <w:tc>
           <w:tcPr>
-            <w:tcW w:type="dxa" w:w="4680"/>
+            <w:tcW w:type="dxa" w:w="4513"/>
           </w:tcPr>
           <w:p>
             <w:r>
               <w:rPr>
                 <w:rFonts w:ascii="TH Sarabun New" w:hAnsi="TH Sarabun New" w:eastAsia="TH Sarabun New" w:cs="TH Sarabun New"/>
                 <w:b/>
+                <w:i w:val="0"/>
                 <w:sz w:val="32"/>
               </w:rPr>
               <w:t>Baseline Budget</w:t>
@@ -786,12 +1004,14 @@
       <w:tr>
         <w:tc>
           <w:tcPr>
-            <w:tcW w:type="dxa" w:w="4680"/>
+            <w:tcW w:type="dxa" w:w="4513"/>
           </w:tcPr>
           <w:p>
             <w:r>
               <w:rPr>
                 <w:rFonts w:ascii="TH Sarabun New" w:hAnsi="TH Sarabun New" w:eastAsia="TH Sarabun New" w:cs="TH Sarabun New"/>
+                <w:b w:val="0"/>
+                <w:i w:val="0"/>
                 <w:sz w:val="32"/>
               </w:rPr>
               <w:t>Phase 1 - Prototype &amp; Full Test</w:t>
@@ -800,12 +1020,14 @@
         </w:tc>
         <w:tc>
           <w:tcPr>
-            <w:tcW w:type="dxa" w:w="4680"/>
+            <w:tcW w:type="dxa" w:w="4513"/>
           </w:tcPr>
           <w:p>
             <w:r>
               <w:rPr>
                 <w:rFonts w:ascii="TH Sarabun New" w:hAnsi="TH Sarabun New" w:eastAsia="TH Sarabun New" w:cs="TH Sarabun New"/>
+                <w:b w:val="0"/>
+                <w:i w:val="0"/>
                 <w:sz w:val="32"/>
               </w:rPr>
               <w:t>~20,400 THB</w:t>
@@ -816,12 +1038,14 @@
       <w:tr>
         <w:tc>
           <w:tcPr>
-            <w:tcW w:type="dxa" w:w="4680"/>
+            <w:tcW w:type="dxa" w:w="4513"/>
           </w:tcPr>
           <w:p>
             <w:r>
               <w:rPr>
                 <w:rFonts w:ascii="TH Sarabun New" w:hAnsi="TH Sarabun New" w:eastAsia="TH Sarabun New" w:cs="TH Sarabun New"/>
+                <w:b w:val="0"/>
+                <w:i w:val="0"/>
                 <w:sz w:val="32"/>
               </w:rPr>
               <w:t>Phase 2 - PCB Development</w:t>
@@ -830,12 +1054,14 @@
         </w:tc>
         <w:tc>
           <w:tcPr>
-            <w:tcW w:type="dxa" w:w="4680"/>
+            <w:tcW w:type="dxa" w:w="4513"/>
           </w:tcPr>
           <w:p>
             <w:r>
               <w:rPr>
                 <w:rFonts w:ascii="TH Sarabun New" w:hAnsi="TH Sarabun New" w:eastAsia="TH Sarabun New" w:cs="TH Sarabun New"/>
+                <w:b w:val="0"/>
+                <w:i w:val="0"/>
                 <w:sz w:val="32"/>
               </w:rPr>
               <w:t>~4,000 THB</w:t>
@@ -846,12 +1072,14 @@
       <w:tr>
         <w:tc>
           <w:tcPr>
-            <w:tcW w:type="dxa" w:w="4680"/>
+            <w:tcW w:type="dxa" w:w="4513"/>
           </w:tcPr>
           <w:p>
             <w:r>
               <w:rPr>
                 <w:rFonts w:ascii="TH Sarabun New" w:hAnsi="TH Sarabun New" w:eastAsia="TH Sarabun New" w:cs="TH Sarabun New"/>
+                <w:b w:val="0"/>
+                <w:i w:val="0"/>
                 <w:sz w:val="32"/>
               </w:rPr>
               <w:t>Phase 3 - Pilot &amp; Launch Readiness</w:t>
@@ -860,12 +1088,14 @@
         </w:tc>
         <w:tc>
           <w:tcPr>
-            <w:tcW w:type="dxa" w:w="4680"/>
+            <w:tcW w:type="dxa" w:w="4513"/>
           </w:tcPr>
           <w:p>
             <w:r>
               <w:rPr>
                 <w:rFonts w:ascii="TH Sarabun New" w:hAnsi="TH Sarabun New" w:eastAsia="TH Sarabun New" w:cs="TH Sarabun New"/>
+                <w:b w:val="0"/>
+                <w:i w:val="0"/>
                 <w:sz w:val="32"/>
               </w:rPr>
               <w:t>~4,300 THB</w:t>
@@ -876,12 +1106,14 @@
       <w:tr>
         <w:tc>
           <w:tcPr>
-            <w:tcW w:type="dxa" w:w="4680"/>
+            <w:tcW w:type="dxa" w:w="4513"/>
           </w:tcPr>
           <w:p>
             <w:r>
               <w:rPr>
                 <w:rFonts w:ascii="TH Sarabun New" w:hAnsi="TH Sarabun New" w:eastAsia="TH Sarabun New" w:cs="TH Sarabun New"/>
+                <w:b w:val="0"/>
+                <w:i w:val="0"/>
                 <w:sz w:val="32"/>
               </w:rPr>
               <w:t>รวม Phase 1-3</w:t>
@@ -890,12 +1122,14 @@
         </w:tc>
         <w:tc>
           <w:tcPr>
-            <w:tcW w:type="dxa" w:w="4680"/>
+            <w:tcW w:type="dxa" w:w="4513"/>
           </w:tcPr>
           <w:p>
             <w:r>
               <w:rPr>
                 <w:rFonts w:ascii="TH Sarabun New" w:hAnsi="TH Sarabun New" w:eastAsia="TH Sarabun New" w:cs="TH Sarabun New"/>
+                <w:b w:val="0"/>
+                <w:i w:val="0"/>
                 <w:sz w:val="32"/>
               </w:rPr>
               <w:t>~28,700 THB</w:t>
@@ -913,21 +1147,33 @@
       <w:r>
         <w:rPr>
           <w:rFonts w:ascii="TH Sarabun New" w:hAnsi="TH Sarabun New" w:eastAsia="TH Sarabun New" w:cs="TH Sarabun New"/>
+          <w:b/>
+          <w:i w:val="0"/>
           <w:sz w:val="32"/>
         </w:rPr>
-        <w:t>**หมายเหตุ:** งบ baseline นี้ยังไม่รวม กสทช., IP67 lab test, และ marketing</w:t>
+        <w:t>หมายเหตุ:</w:t>
+      </w:r>
+      <w:r>
+        <w:rPr>
+          <w:rFonts w:ascii="TH Sarabun New" w:hAnsi="TH Sarabun New" w:eastAsia="TH Sarabun New" w:cs="TH Sarabun New"/>
+          <w:b w:val="0"/>
+          <w:i w:val="0"/>
+          <w:sz w:val="32"/>
+        </w:rPr>
+        <w:t xml:space="preserve"> งบ baseline นี้ยังไม่รวม กสทช., IP67 lab test, และ marketing</w:t>
       </w:r>
     </w:p>
     <w:p/>
     <w:p>
       <w:pPr>
-        <w:pStyle w:val="Heading1"/>
+        <w:pStyle w:val="Heading2"/>
       </w:pPr>
       <w:r>
         <w:rPr>
           <w:rFonts w:ascii="TH Sarabun New" w:hAnsi="TH Sarabun New" w:eastAsia="TH Sarabun New" w:cs="TH Sarabun New"/>
           <w:b/>
-          <w:sz w:val="40"/>
+          <w:i w:val="0"/>
+          <w:sz w:val="36"/>
         </w:rPr>
         <w:t>3. Battery Baseline</w:t>
       </w:r>
@@ -940,9 +1186,20 @@
       <w:r>
         <w:rPr>
           <w:rFonts w:ascii="TH Sarabun New" w:hAnsi="TH Sarabun New" w:eastAsia="TH Sarabun New" w:cs="TH Sarabun New"/>
+          <w:b w:val="0"/>
+          <w:i w:val="0"/>
           <w:sz w:val="32"/>
         </w:rPr>
-        <w:t>Default telemetry interval สำหรับ baseline คือ 5 นาที</w:t>
+        <w:t xml:space="preserve">Default telemetry interval สำหรับ baseline คือ </w:t>
+      </w:r>
+      <w:r>
+        <w:rPr>
+          <w:rFonts w:ascii="Consolas" w:hAnsi="Consolas" w:eastAsia="Consolas" w:cs="Consolas"/>
+          <w:b w:val="0"/>
+          <w:i w:val="0"/>
+          <w:sz w:val="20"/>
+        </w:rPr>
+        <w:t>5 นาที</w:t>
       </w:r>
     </w:p>
     <w:p>
@@ -952,9 +1209,20 @@
       <w:r>
         <w:rPr>
           <w:rFonts w:ascii="TH Sarabun New" w:hAnsi="TH Sarabun New" w:eastAsia="TH Sarabun New" w:cs="TH Sarabun New"/>
+          <w:b w:val="0"/>
+          <w:i w:val="0"/>
           <w:sz w:val="32"/>
         </w:rPr>
-        <w:t>เกณฑ์ผ่านขั้นต่ำของเอกสาร planning/DoD คือ battery runtime &gt;= 12 วัน</w:t>
+        <w:t xml:space="preserve">เกณฑ์ผ่านขั้นต่ำของเอกสาร planning/DoD คือ </w:t>
+      </w:r>
+      <w:r>
+        <w:rPr>
+          <w:rFonts w:ascii="Consolas" w:hAnsi="Consolas" w:eastAsia="Consolas" w:cs="Consolas"/>
+          <w:b w:val="0"/>
+          <w:i w:val="0"/>
+          <w:sz w:val="20"/>
+        </w:rPr>
+        <w:t>battery runtime &gt;= 12 วัน</w:t>
       </w:r>
     </w:p>
     <w:p>
@@ -964,9 +1232,20 @@
       <w:r>
         <w:rPr>
           <w:rFonts w:ascii="TH Sarabun New" w:hAnsi="TH Sarabun New" w:eastAsia="TH Sarabun New" w:cs="TH Sarabun New"/>
+          <w:b w:val="0"/>
+          <w:i w:val="0"/>
           <w:sz w:val="32"/>
         </w:rPr>
-        <w:t>เป้าหมายหลัง optimize PSM + battery-aware interval control คือ 14-16 วัน</w:t>
+        <w:t xml:space="preserve">เป้าหมายหลัง optimize PSM + battery-aware interval control คือ </w:t>
+      </w:r>
+      <w:r>
+        <w:rPr>
+          <w:rFonts w:ascii="Consolas" w:hAnsi="Consolas" w:eastAsia="Consolas" w:cs="Consolas"/>
+          <w:b w:val="0"/>
+          <w:i w:val="0"/>
+          <w:sz w:val="20"/>
+        </w:rPr>
+        <w:t>14-16 วัน</w:t>
       </w:r>
     </w:p>
     <w:p>
@@ -976,6 +1255,8 @@
       <w:r>
         <w:rPr>
           <w:rFonts w:ascii="TH Sarabun New" w:hAnsi="TH Sarabun New" w:eastAsia="TH Sarabun New" w:cs="TH Sarabun New"/>
+          <w:b w:val="0"/>
+          <w:i w:val="0"/>
           <w:sz w:val="32"/>
         </w:rPr>
         <w:t>ตัวเลขคำนวณ conservative ที่ต่ำกว่านี้ถือเป็น diagnostic reference ไม่ใช่ acceptance criteria หลัก</w:t>
@@ -984,13 +1265,14 @@
     <w:p/>
     <w:p>
       <w:pPr>
-        <w:pStyle w:val="Heading1"/>
+        <w:pStyle w:val="Heading2"/>
       </w:pPr>
       <w:r>
         <w:rPr>
           <w:rFonts w:ascii="TH Sarabun New" w:hAnsi="TH Sarabun New" w:eastAsia="TH Sarabun New" w:cs="TH Sarabun New"/>
           <w:b/>
-          <w:sz w:val="40"/>
+          <w:i w:val="0"/>
+          <w:sz w:val="36"/>
         </w:rPr>
         <w:t>4. Field Validation Stages</w:t>
       </w:r>
@@ -1000,23 +1282,25 @@
       <w:tblPr>
         <w:tblStyle w:val="TableGrid"/>
         <w:tblW w:type="auto" w:w="0"/>
+        <w:tblLayout w:type="autofit"/>
         <w:tblLook w:firstColumn="1" w:firstRow="1" w:lastColumn="0" w:lastRow="0" w:noHBand="0" w:noVBand="1" w:val="04A0"/>
       </w:tblPr>
       <w:tblGrid>
-        <w:gridCol w:w="3120"/>
-        <w:gridCol w:w="3120"/>
-        <w:gridCol w:w="3120"/>
+        <w:gridCol w:w="3009"/>
+        <w:gridCol w:w="3009"/>
+        <w:gridCol w:w="3009"/>
       </w:tblGrid>
       <w:tr>
         <w:tc>
           <w:tcPr>
-            <w:tcW w:type="dxa" w:w="3120"/>
+            <w:tcW w:type="dxa" w:w="3009"/>
           </w:tcPr>
           <w:p>
             <w:r>
               <w:rPr>
                 <w:rFonts w:ascii="TH Sarabun New" w:hAnsi="TH Sarabun New" w:eastAsia="TH Sarabun New" w:cs="TH Sarabun New"/>
                 <w:b/>
+                <w:i w:val="0"/>
                 <w:sz w:val="32"/>
               </w:rPr>
               <w:t>Stage</w:t>
@@ -1025,13 +1309,14 @@
         </w:tc>
         <w:tc>
           <w:tcPr>
-            <w:tcW w:type="dxa" w:w="3120"/>
+            <w:tcW w:type="dxa" w:w="3009"/>
           </w:tcPr>
           <w:p>
             <w:r>
               <w:rPr>
                 <w:rFonts w:ascii="TH Sarabun New" w:hAnsi="TH Sarabun New" w:eastAsia="TH Sarabun New" w:cs="TH Sarabun New"/>
                 <w:b/>
+                <w:i w:val="0"/>
                 <w:sz w:val="32"/>
               </w:rPr>
               <w:t>ระยะเวลา</w:t>
@@ -1040,13 +1325,14 @@
         </w:tc>
         <w:tc>
           <w:tcPr>
-            <w:tcW w:type="dxa" w:w="3120"/>
+            <w:tcW w:type="dxa" w:w="3009"/>
           </w:tcPr>
           <w:p>
             <w:r>
               <w:rPr>
                 <w:rFonts w:ascii="TH Sarabun New" w:hAnsi="TH Sarabun New" w:eastAsia="TH Sarabun New" w:cs="TH Sarabun New"/>
                 <w:b/>
+                <w:i w:val="0"/>
                 <w:sz w:val="32"/>
               </w:rPr>
               <w:t>ใช้เมื่อ</w:t>
@@ -1057,12 +1343,14 @@
       <w:tr>
         <w:tc>
           <w:tcPr>
-            <w:tcW w:type="dxa" w:w="3120"/>
+            <w:tcW w:type="dxa" w:w="3009"/>
           </w:tcPr>
           <w:p>
             <w:r>
               <w:rPr>
                 <w:rFonts w:ascii="TH Sarabun New" w:hAnsi="TH Sarabun New" w:eastAsia="TH Sarabun New" w:cs="TH Sarabun New"/>
+                <w:b w:val="0"/>
+                <w:i w:val="0"/>
                 <w:sz w:val="32"/>
               </w:rPr>
               <w:t>Stage A - Engineering Field Test</w:t>
@@ -1071,12 +1359,14 @@
         </w:tc>
         <w:tc>
           <w:tcPr>
-            <w:tcW w:type="dxa" w:w="3120"/>
+            <w:tcW w:type="dxa" w:w="3009"/>
           </w:tcPr>
           <w:p>
             <w:r>
               <w:rPr>
                 <w:rFonts w:ascii="TH Sarabun New" w:hAnsi="TH Sarabun New" w:eastAsia="TH Sarabun New" w:cs="TH Sarabun New"/>
+                <w:b w:val="0"/>
+                <w:i w:val="0"/>
                 <w:sz w:val="32"/>
               </w:rPr>
               <w:t>7 วัน</w:t>
@@ -1085,12 +1375,14 @@
         </w:tc>
         <w:tc>
           <w:tcPr>
-            <w:tcW w:type="dxa" w:w="3120"/>
+            <w:tcW w:type="dxa" w:w="3009"/>
           </w:tcPr>
           <w:p>
             <w:r>
               <w:rPr>
                 <w:rFonts w:ascii="TH Sarabun New" w:hAnsi="TH Sarabun New" w:eastAsia="TH Sarabun New" w:cs="TH Sarabun New"/>
+                <w:b w:val="0"/>
+                <w:i w:val="0"/>
                 <w:sz w:val="32"/>
               </w:rPr>
               <w:t>ปลาย Phase 1</w:t>
@@ -1101,12 +1393,14 @@
       <w:tr>
         <w:tc>
           <w:tcPr>
-            <w:tcW w:type="dxa" w:w="3120"/>
+            <w:tcW w:type="dxa" w:w="3009"/>
           </w:tcPr>
           <w:p>
             <w:r>
               <w:rPr>
                 <w:rFonts w:ascii="TH Sarabun New" w:hAnsi="TH Sarabun New" w:eastAsia="TH Sarabun New" w:cs="TH Sarabun New"/>
+                <w:b w:val="0"/>
+                <w:i w:val="0"/>
                 <w:sz w:val="32"/>
               </w:rPr>
               <w:t>Stage B - Pilot / Beta Validation</w:t>
@@ -1115,12 +1409,14 @@
         </w:tc>
         <w:tc>
           <w:tcPr>
-            <w:tcW w:type="dxa" w:w="3120"/>
+            <w:tcW w:type="dxa" w:w="3009"/>
           </w:tcPr>
           <w:p>
             <w:r>
               <w:rPr>
                 <w:rFonts w:ascii="TH Sarabun New" w:hAnsi="TH Sarabun New" w:eastAsia="TH Sarabun New" w:cs="TH Sarabun New"/>
+                <w:b w:val="0"/>
+                <w:i w:val="0"/>
                 <w:sz w:val="32"/>
               </w:rPr>
               <w:t>30 วัน</w:t>
@@ -1129,12 +1425,14 @@
         </w:tc>
         <w:tc>
           <w:tcPr>
-            <w:tcW w:type="dxa" w:w="3120"/>
+            <w:tcW w:type="dxa" w:w="3009"/>
           </w:tcPr>
           <w:p>
             <w:r>
               <w:rPr>
                 <w:rFonts w:ascii="TH Sarabun New" w:hAnsi="TH Sarabun New" w:eastAsia="TH Sarabun New" w:cs="TH Sarabun New"/>
+                <w:b w:val="0"/>
+                <w:i w:val="0"/>
                 <w:sz w:val="32"/>
               </w:rPr>
               <w:t>ก่อน Commercial Launch</w:t>
@@ -1147,13 +1445,14 @@
     <w:p/>
     <w:p>
       <w:pPr>
-        <w:pStyle w:val="Heading1"/>
+        <w:pStyle w:val="Heading2"/>
       </w:pPr>
       <w:r>
         <w:rPr>
           <w:rFonts w:ascii="TH Sarabun New" w:hAnsi="TH Sarabun New" w:eastAsia="TH Sarabun New" w:cs="TH Sarabun New"/>
           <w:b/>
-          <w:sz w:val="40"/>
+          <w:i w:val="0"/>
+          <w:sz w:val="36"/>
         </w:rPr>
         <w:t>5. Certification &amp; Sales Stance</w:t>
       </w:r>
@@ -1166,6 +1465,8 @@
       <w:r>
         <w:rPr>
           <w:rFonts w:ascii="TH Sarabun New" w:hAnsi="TH Sarabun New" w:eastAsia="TH Sarabun New" w:cs="TH Sarabun New"/>
+          <w:b w:val="0"/>
+          <w:i w:val="0"/>
           <w:sz w:val="32"/>
         </w:rPr>
         <w:t>Pilot / beta สามารถทำก่อน กสทช. ได้ ถ้าเป็น non-commercial evaluation</w:t>
@@ -1178,6 +1479,8 @@
       <w:r>
         <w:rPr>
           <w:rFonts w:ascii="TH Sarabun New" w:hAnsi="TH Sarabun New" w:eastAsia="TH Sarabun New" w:cs="TH Sarabun New"/>
+          <w:b w:val="0"/>
+          <w:i w:val="0"/>
           <w:sz w:val="32"/>
         </w:rPr>
         <w:t>Commercial / public paid sales ในไทย เริ่มหลังผ่าน approval ที่จำเป็นสำหรับการจำหน่าย</w:t>
@@ -1190,6 +1493,8 @@
       <w:r>
         <w:rPr>
           <w:rFonts w:ascii="TH Sarabun New" w:hAnsi="TH Sarabun New" w:eastAsia="TH Sarabun New" w:cs="TH Sarabun New"/>
+          <w:b w:val="0"/>
+          <w:i w:val="0"/>
           <w:sz w:val="32"/>
         </w:rPr>
         <w:t>เอกสาร Phase 2 ต้องสะท้อนว่าเริ่มเตรียมและยื่น กสทช. ตั้งแต่ช่วงปลาย Phase 2 หรือต้น Phase 3 ไม่ใช่เลื่อนไปหลังการขายจริง</w:t>
@@ -1198,13 +1503,14 @@
     <w:p/>
     <w:p>
       <w:pPr>
-        <w:pStyle w:val="Heading1"/>
+        <w:pStyle w:val="Heading2"/>
       </w:pPr>
       <w:r>
         <w:rPr>
           <w:rFonts w:ascii="TH Sarabun New" w:hAnsi="TH Sarabun New" w:eastAsia="TH Sarabun New" w:cs="TH Sarabun New"/>
           <w:b/>
-          <w:sz w:val="40"/>
+          <w:i w:val="0"/>
+          <w:sz w:val="36"/>
         </w:rPr>
         <w:t>6. OTA Auth Baseline</w:t>
       </w:r>
@@ -1214,22 +1520,24 @@
       <w:tblPr>
         <w:tblStyle w:val="TableGrid"/>
         <w:tblW w:type="auto" w:w="0"/>
+        <w:tblLayout w:type="autofit"/>
         <w:tblLook w:firstColumn="1" w:firstRow="1" w:lastColumn="0" w:lastRow="0" w:noHBand="0" w:noVBand="1" w:val="04A0"/>
       </w:tblPr>
       <w:tblGrid>
-        <w:gridCol w:w="4680"/>
-        <w:gridCol w:w="4680"/>
+        <w:gridCol w:w="4513"/>
+        <w:gridCol w:w="4513"/>
       </w:tblGrid>
       <w:tr>
         <w:tc>
           <w:tcPr>
-            <w:tcW w:type="dxa" w:w="4680"/>
+            <w:tcW w:type="dxa" w:w="4513"/>
           </w:tcPr>
           <w:p>
             <w:r>
               <w:rPr>
                 <w:rFonts w:ascii="TH Sarabun New" w:hAnsi="TH Sarabun New" w:eastAsia="TH Sarabun New" w:cs="TH Sarabun New"/>
                 <w:b/>
+                <w:i w:val="0"/>
                 <w:sz w:val="32"/>
               </w:rPr>
               <w:t>Route</w:t>
@@ -1238,13 +1546,14 @@
         </w:tc>
         <w:tc>
           <w:tcPr>
-            <w:tcW w:type="dxa" w:w="4680"/>
+            <w:tcW w:type="dxa" w:w="4513"/>
           </w:tcPr>
           <w:p>
             <w:r>
               <w:rPr>
                 <w:rFonts w:ascii="TH Sarabun New" w:hAnsi="TH Sarabun New" w:eastAsia="TH Sarabun New" w:cs="TH Sarabun New"/>
                 <w:b/>
+                <w:i w:val="0"/>
                 <w:sz w:val="32"/>
               </w:rPr>
               <w:t>Auth Baseline</w:t>
@@ -1255,27 +1564,49 @@
       <w:tr>
         <w:tc>
           <w:tcPr>
-            <w:tcW w:type="dxa" w:w="4680"/>
+            <w:tcW w:type="dxa" w:w="4513"/>
           </w:tcPr>
           <w:p>
             <w:r>
               <w:rPr>
+                <w:rFonts w:ascii="Consolas" w:hAnsi="Consolas" w:eastAsia="Consolas" w:cs="Consolas"/>
+                <w:b w:val="0"/>
+                <w:i w:val="0"/>
+                <w:sz w:val="20"/>
+              </w:rPr>
+              <w:t>/api/ota/releases</w:t>
+            </w:r>
+            <w:r>
+              <w:rPr>
                 <w:rFonts w:ascii="TH Sarabun New" w:hAnsi="TH Sarabun New" w:eastAsia="TH Sarabun New" w:cs="TH Sarabun New"/>
+                <w:b w:val="0"/>
+                <w:i w:val="0"/>
                 <w:sz w:val="32"/>
               </w:rPr>
-              <w:t>/api/ota/releases POST</w:t>
+              <w:t xml:space="preserve"> </w:t>
+            </w:r>
+            <w:r>
+              <w:rPr>
+                <w:rFonts w:ascii="Consolas" w:hAnsi="Consolas" w:eastAsia="Consolas" w:cs="Consolas"/>
+                <w:b w:val="0"/>
+                <w:i w:val="0"/>
+                <w:sz w:val="20"/>
+              </w:rPr>
+              <w:t>POST</w:t>
             </w:r>
           </w:p>
         </w:tc>
         <w:tc>
           <w:tcPr>
-            <w:tcW w:type="dxa" w:w="4680"/>
+            <w:tcW w:type="dxa" w:w="4513"/>
           </w:tcPr>
           <w:p>
             <w:r>
               <w:rPr>
-                <w:rFonts w:ascii="TH Sarabun New" w:hAnsi="TH Sarabun New" w:eastAsia="TH Sarabun New" w:cs="TH Sarabun New"/>
-                <w:sz w:val="32"/>
+                <w:rFonts w:ascii="Consolas" w:hAnsi="Consolas" w:eastAsia="Consolas" w:cs="Consolas"/>
+                <w:b w:val="0"/>
+                <w:i w:val="0"/>
+                <w:sz w:val="20"/>
               </w:rPr>
               <w:t>SVC</w:t>
             </w:r>
@@ -1285,27 +1616,49 @@
       <w:tr>
         <w:tc>
           <w:tcPr>
-            <w:tcW w:type="dxa" w:w="4680"/>
+            <w:tcW w:type="dxa" w:w="4513"/>
           </w:tcPr>
           <w:p>
             <w:r>
               <w:rPr>
+                <w:rFonts w:ascii="Consolas" w:hAnsi="Consolas" w:eastAsia="Consolas" w:cs="Consolas"/>
+                <w:b w:val="0"/>
+                <w:i w:val="0"/>
+                <w:sz w:val="20"/>
+              </w:rPr>
+              <w:t>/api/ota/push</w:t>
+            </w:r>
+            <w:r>
+              <w:rPr>
                 <w:rFonts w:ascii="TH Sarabun New" w:hAnsi="TH Sarabun New" w:eastAsia="TH Sarabun New" w:cs="TH Sarabun New"/>
+                <w:b w:val="0"/>
+                <w:i w:val="0"/>
                 <w:sz w:val="32"/>
               </w:rPr>
-              <w:t>/api/ota/push POST</w:t>
+              <w:t xml:space="preserve"> </w:t>
+            </w:r>
+            <w:r>
+              <w:rPr>
+                <w:rFonts w:ascii="Consolas" w:hAnsi="Consolas" w:eastAsia="Consolas" w:cs="Consolas"/>
+                <w:b w:val="0"/>
+                <w:i w:val="0"/>
+                <w:sz w:val="20"/>
+              </w:rPr>
+              <w:t>POST</w:t>
             </w:r>
           </w:p>
         </w:tc>
         <w:tc>
           <w:tcPr>
-            <w:tcW w:type="dxa" w:w="4680"/>
+            <w:tcW w:type="dxa" w:w="4513"/>
           </w:tcPr>
           <w:p>
             <w:r>
               <w:rPr>
-                <w:rFonts w:ascii="TH Sarabun New" w:hAnsi="TH Sarabun New" w:eastAsia="TH Sarabun New" w:cs="TH Sarabun New"/>
-                <w:sz w:val="32"/>
+                <w:rFonts w:ascii="Consolas" w:hAnsi="Consolas" w:eastAsia="Consolas" w:cs="Consolas"/>
+                <w:b w:val="0"/>
+                <w:i w:val="0"/>
+                <w:sz w:val="20"/>
               </w:rPr>
               <w:t>JWT (owner/admin)</w:t>
             </w:r>
@@ -1315,27 +1668,49 @@
       <w:tr>
         <w:tc>
           <w:tcPr>
-            <w:tcW w:type="dxa" w:w="4680"/>
+            <w:tcW w:type="dxa" w:w="4513"/>
           </w:tcPr>
           <w:p>
             <w:r>
               <w:rPr>
+                <w:rFonts w:ascii="Consolas" w:hAnsi="Consolas" w:eastAsia="Consolas" w:cs="Consolas"/>
+                <w:b w:val="0"/>
+                <w:i w:val="0"/>
+                <w:sz w:val="20"/>
+              </w:rPr>
+              <w:t>/api/ota/push/batch</w:t>
+            </w:r>
+            <w:r>
+              <w:rPr>
                 <w:rFonts w:ascii="TH Sarabun New" w:hAnsi="TH Sarabun New" w:eastAsia="TH Sarabun New" w:cs="TH Sarabun New"/>
+                <w:b w:val="0"/>
+                <w:i w:val="0"/>
                 <w:sz w:val="32"/>
               </w:rPr>
-              <w:t>/api/ota/push/batch POST</w:t>
+              <w:t xml:space="preserve"> </w:t>
+            </w:r>
+            <w:r>
+              <w:rPr>
+                <w:rFonts w:ascii="Consolas" w:hAnsi="Consolas" w:eastAsia="Consolas" w:cs="Consolas"/>
+                <w:b w:val="0"/>
+                <w:i w:val="0"/>
+                <w:sz w:val="20"/>
+              </w:rPr>
+              <w:t>POST</w:t>
             </w:r>
           </w:p>
         </w:tc>
         <w:tc>
           <w:tcPr>
-            <w:tcW w:type="dxa" w:w="4680"/>
+            <w:tcW w:type="dxa" w:w="4513"/>
           </w:tcPr>
           <w:p>
             <w:r>
               <w:rPr>
-                <w:rFonts w:ascii="TH Sarabun New" w:hAnsi="TH Sarabun New" w:eastAsia="TH Sarabun New" w:cs="TH Sarabun New"/>
-                <w:sz w:val="32"/>
+                <w:rFonts w:ascii="Consolas" w:hAnsi="Consolas" w:eastAsia="Consolas" w:cs="Consolas"/>
+                <w:b w:val="0"/>
+                <w:i w:val="0"/>
+                <w:sz w:val="20"/>
               </w:rPr>
               <w:t>SVC</w:t>
             </w:r>
@@ -1347,13 +1722,14 @@
     <w:p/>
     <w:p>
       <w:pPr>
-        <w:pStyle w:val="Heading1"/>
+        <w:pStyle w:val="Heading2"/>
       </w:pPr>
       <w:r>
         <w:rPr>
           <w:rFonts w:ascii="TH Sarabun New" w:hAnsi="TH Sarabun New" w:eastAsia="TH Sarabun New" w:cs="TH Sarabun New"/>
           <w:b/>
-          <w:sz w:val="40"/>
+          <w:i w:val="0"/>
+          <w:sz w:val="36"/>
         </w:rPr>
         <w:t>7. Provisioning Baseline</w:t>
       </w:r>
@@ -1366,9 +1742,29 @@
       <w:r>
         <w:rPr>
           <w:rFonts w:ascii="TH Sarabun New" w:hAnsi="TH Sarabun New" w:eastAsia="TH Sarabun New" w:cs="TH Sarabun New"/>
+          <w:b w:val="0"/>
+          <w:i w:val="0"/>
           <w:sz w:val="32"/>
         </w:rPr>
-        <w:t>Phase 1 / MVP ใช้ QR Code + Web/PWA provisioning page เป็น flow หลัก</w:t>
+        <w:t xml:space="preserve">Phase 1 / MVP ใช้ </w:t>
+      </w:r>
+      <w:r>
+        <w:rPr>
+          <w:rFonts w:ascii="Consolas" w:hAnsi="Consolas" w:eastAsia="Consolas" w:cs="Consolas"/>
+          <w:b w:val="0"/>
+          <w:i w:val="0"/>
+          <w:sz w:val="20"/>
+        </w:rPr>
+        <w:t>QR Code + Web/PWA provisioning page</w:t>
+      </w:r>
+      <w:r>
+        <w:rPr>
+          <w:rFonts w:ascii="TH Sarabun New" w:hAnsi="TH Sarabun New" w:eastAsia="TH Sarabun New" w:cs="TH Sarabun New"/>
+          <w:b w:val="0"/>
+          <w:i w:val="0"/>
+          <w:sz w:val="32"/>
+        </w:rPr>
+        <w:t xml:space="preserve"> เป็น flow หลัก</w:t>
       </w:r>
     </w:p>
     <w:p>
@@ -1378,9 +1774,52 @@
       <w:r>
         <w:rPr>
           <w:rFonts w:ascii="TH Sarabun New" w:hAnsi="TH Sarabun New" w:eastAsia="TH Sarabun New" w:cs="TH Sarabun New"/>
+          <w:b w:val="0"/>
+          <w:i w:val="0"/>
           <w:sz w:val="32"/>
         </w:rPr>
-        <w:t>Phase 2+ ใช้ BLE provisioning ผ่าน mobile browser/PWA (Web Bluetooth) เป็น flow หลักบนอุปกรณ์ที่รองรับ</w:t>
+        <w:t xml:space="preserve">Phase 2+ ใช้ </w:t>
+      </w:r>
+      <w:r>
+        <w:rPr>
+          <w:rFonts w:ascii="Consolas" w:hAnsi="Consolas" w:eastAsia="Consolas" w:cs="Consolas"/>
+          <w:b w:val="0"/>
+          <w:i w:val="0"/>
+          <w:sz w:val="20"/>
+        </w:rPr>
+        <w:t>BLE provisioning ผ่าน mobile browser/PWA (Web Bluetooth)</w:t>
+      </w:r>
+      <w:r>
+        <w:rPr>
+          <w:rFonts w:ascii="TH Sarabun New" w:hAnsi="TH Sarabun New" w:eastAsia="TH Sarabun New" w:cs="TH Sarabun New"/>
+          <w:b w:val="0"/>
+          <w:i w:val="0"/>
+          <w:sz w:val="32"/>
+        </w:rPr>
+        <w:t xml:space="preserve"> เป็น flow หลักบนอุปกรณ์ที่รองรับ</w:t>
+      </w:r>
+    </w:p>
+    <w:p>
+      <w:pPr>
+        <w:pStyle w:val="ListBullet"/>
+      </w:pPr>
+      <w:r>
+        <w:rPr>
+          <w:rFonts w:ascii="Consolas" w:hAnsi="Consolas" w:eastAsia="Consolas" w:cs="Consolas"/>
+          <w:b w:val="0"/>
+          <w:i w:val="0"/>
+          <w:sz w:val="20"/>
+        </w:rPr>
+        <w:t>Native mobile app</w:t>
+      </w:r>
+      <w:r>
+        <w:rPr>
+          <w:rFonts w:ascii="TH Sarabun New" w:hAnsi="TH Sarabun New" w:eastAsia="TH Sarabun New" w:cs="TH Sarabun New"/>
+          <w:b w:val="0"/>
+          <w:i w:val="0"/>
+          <w:sz w:val="32"/>
+        </w:rPr>
+        <w:t xml:space="preserve"> ไม่ถือเป็น baseline ของเอกสาร v1.1</w:t>
       </w:r>
     </w:p>
     <w:p>
@@ -1390,33 +1829,33 @@
       <w:r>
         <w:rPr>
           <w:rFonts w:ascii="TH Sarabun New" w:hAnsi="TH Sarabun New" w:eastAsia="TH Sarabun New" w:cs="TH Sarabun New"/>
+          <w:b w:val="0"/>
+          <w:i w:val="0"/>
           <w:sz w:val="32"/>
         </w:rPr>
-        <w:t>Native mobile app ไม่ถือเป็น baseline ของเอกสาร v1.1</w:t>
+        <w:t xml:space="preserve">ถ้าอุปกรณ์หรือ browser ไม่รองรับ BLE provisioning ให้ fallback เป็น </w:t>
       </w:r>
-    </w:p>
-    <w:p>
-      <w:pPr>
-        <w:pStyle w:val="ListBullet"/>
-      </w:pPr>
       <w:r>
         <w:rPr>
-          <w:rFonts w:ascii="TH Sarabun New" w:hAnsi="TH Sarabun New" w:eastAsia="TH Sarabun New" w:cs="TH Sarabun New"/>
-          <w:sz w:val="32"/>
+          <w:rFonts w:ascii="Consolas" w:hAnsi="Consolas" w:eastAsia="Consolas" w:cs="Consolas"/>
+          <w:b w:val="0"/>
+          <w:i w:val="0"/>
+          <w:sz w:val="20"/>
         </w:rPr>
-        <w:t>ถ้าอุปกรณ์หรือ browser ไม่รองรับ BLE provisioning ให้ fallback เป็น factory USB flash / QC tool</w:t>
+        <w:t>factory USB flash / QC tool</w:t>
       </w:r>
     </w:p>
     <w:p/>
     <w:p>
       <w:pPr>
-        <w:pStyle w:val="Heading1"/>
+        <w:pStyle w:val="Heading2"/>
       </w:pPr>
       <w:r>
         <w:rPr>
           <w:rFonts w:ascii="TH Sarabun New" w:hAnsi="TH Sarabun New" w:eastAsia="TH Sarabun New" w:cs="TH Sarabun New"/>
           <w:b/>
-          <w:sz w:val="40"/>
+          <w:i w:val="0"/>
+          <w:sz w:val="36"/>
         </w:rPr>
         <w:t>8. BOM Baseline</w:t>
       </w:r>
@@ -1426,24 +1865,26 @@
       <w:tblPr>
         <w:tblStyle w:val="TableGrid"/>
         <w:tblW w:type="auto" w:w="0"/>
+        <w:tblLayout w:type="autofit"/>
         <w:tblLook w:firstColumn="1" w:firstRow="1" w:lastColumn="0" w:lastRow="0" w:noHBand="0" w:noVBand="1" w:val="04A0"/>
       </w:tblPr>
       <w:tblGrid>
-        <w:gridCol w:w="2340"/>
-        <w:gridCol w:w="2340"/>
-        <w:gridCol w:w="2340"/>
-        <w:gridCol w:w="2340"/>
+        <w:gridCol w:w="2256"/>
+        <w:gridCol w:w="2256"/>
+        <w:gridCol w:w="2256"/>
+        <w:gridCol w:w="2256"/>
       </w:tblGrid>
       <w:tr>
         <w:tc>
           <w:tcPr>
-            <w:tcW w:type="dxa" w:w="2340"/>
+            <w:tcW w:type="dxa" w:w="2256"/>
           </w:tcPr>
           <w:p>
             <w:r>
               <w:rPr>
                 <w:rFonts w:ascii="TH Sarabun New" w:hAnsi="TH Sarabun New" w:eastAsia="TH Sarabun New" w:cs="TH Sarabun New"/>
                 <w:b/>
+                <w:i w:val="0"/>
                 <w:sz w:val="32"/>
               </w:rPr>
               <w:t>Area</w:t>
@@ -1452,13 +1893,14 @@
         </w:tc>
         <w:tc>
           <w:tcPr>
-            <w:tcW w:type="dxa" w:w="2340"/>
+            <w:tcW w:type="dxa" w:w="2256"/>
           </w:tcPr>
           <w:p>
             <w:r>
               <w:rPr>
                 <w:rFonts w:ascii="TH Sarabun New" w:hAnsi="TH Sarabun New" w:eastAsia="TH Sarabun New" w:cs="TH Sarabun New"/>
                 <w:b/>
+                <w:i w:val="0"/>
                 <w:sz w:val="32"/>
               </w:rPr>
               <w:t>Prototype / Phase 1</w:t>
@@ -1467,13 +1909,14 @@
         </w:tc>
         <w:tc>
           <w:tcPr>
-            <w:tcW w:type="dxa" w:w="2340"/>
+            <w:tcW w:type="dxa" w:w="2256"/>
           </w:tcPr>
           <w:p>
             <w:r>
               <w:rPr>
                 <w:rFonts w:ascii="TH Sarabun New" w:hAnsi="TH Sarabun New" w:eastAsia="TH Sarabun New" w:cs="TH Sarabun New"/>
                 <w:b/>
+                <w:i w:val="0"/>
                 <w:sz w:val="32"/>
               </w:rPr>
               <w:t>Production / Phase 2+</w:t>
@@ -1482,13 +1925,14 @@
         </w:tc>
         <w:tc>
           <w:tcPr>
-            <w:tcW w:type="dxa" w:w="2340"/>
+            <w:tcW w:type="dxa" w:w="2256"/>
           </w:tcPr>
           <w:p>
             <w:r>
               <w:rPr>
                 <w:rFonts w:ascii="TH Sarabun New" w:hAnsi="TH Sarabun New" w:eastAsia="TH Sarabun New" w:cs="TH Sarabun New"/>
                 <w:b/>
+                <w:i w:val="0"/>
                 <w:sz w:val="32"/>
               </w:rPr>
               <w:t>Note</w:t>
@@ -1499,12 +1943,14 @@
       <w:tr>
         <w:tc>
           <w:tcPr>
-            <w:tcW w:type="dxa" w:w="2340"/>
+            <w:tcW w:type="dxa" w:w="2256"/>
           </w:tcPr>
           <w:p>
             <w:r>
               <w:rPr>
                 <w:rFonts w:ascii="TH Sarabun New" w:hAnsi="TH Sarabun New" w:eastAsia="TH Sarabun New" w:cs="TH Sarabun New"/>
+                <w:b w:val="0"/>
+                <w:i w:val="0"/>
                 <w:sz w:val="32"/>
               </w:rPr>
               <w:t>MCU + 4G</w:t>
@@ -1513,12 +1959,14 @@
         </w:tc>
         <w:tc>
           <w:tcPr>
-            <w:tcW w:type="dxa" w:w="2340"/>
+            <w:tcW w:type="dxa" w:w="2256"/>
           </w:tcPr>
           <w:p>
             <w:r>
               <w:rPr>
                 <w:rFonts w:ascii="TH Sarabun New" w:hAnsi="TH Sarabun New" w:eastAsia="TH Sarabun New" w:cs="TH Sarabun New"/>
+                <w:b w:val="0"/>
+                <w:i w:val="0"/>
                 <w:sz w:val="32"/>
               </w:rPr>
               <w:t>FS-HCore-A7670C dev board</w:t>
@@ -1527,29 +1975,60 @@
         </w:tc>
         <w:tc>
           <w:tcPr>
-            <w:tcW w:type="dxa" w:w="2340"/>
+            <w:tcW w:type="dxa" w:w="2256"/>
           </w:tcPr>
           <w:p>
             <w:r>
               <w:rPr>
                 <w:rFonts w:ascii="TH Sarabun New" w:hAnsi="TH Sarabun New" w:eastAsia="TH Sarabun New" w:cs="TH Sarabun New"/>
+                <w:b w:val="0"/>
+                <w:i w:val="0"/>
                 <w:sz w:val="32"/>
               </w:rPr>
-              <w:t>ESP32-S3 + A7670E บน custom PCB</w:t>
+              <w:t xml:space="preserve">ESP32-S3 + </w:t>
+            </w:r>
+            <w:r>
+              <w:rPr>
+                <w:rFonts w:ascii="Consolas" w:hAnsi="Consolas" w:eastAsia="Consolas" w:cs="Consolas"/>
+                <w:b w:val="0"/>
+                <w:i w:val="0"/>
+                <w:sz w:val="20"/>
+              </w:rPr>
+              <w:t>A7670E</w:t>
+            </w:r>
+            <w:r>
+              <w:rPr>
+                <w:rFonts w:ascii="TH Sarabun New" w:hAnsi="TH Sarabun New" w:eastAsia="TH Sarabun New" w:cs="TH Sarabun New"/>
+                <w:b w:val="0"/>
+                <w:i w:val="0"/>
+                <w:sz w:val="32"/>
+              </w:rPr>
+              <w:t xml:space="preserve"> บน custom PCB</w:t>
             </w:r>
           </w:p>
         </w:tc>
         <w:tc>
           <w:tcPr>
-            <w:tcW w:type="dxa" w:w="2340"/>
+            <w:tcW w:type="dxa" w:w="2256"/>
           </w:tcPr>
           <w:p>
             <w:r>
               <w:rPr>
+                <w:rFonts w:ascii="Consolas" w:hAnsi="Consolas" w:eastAsia="Consolas" w:cs="Consolas"/>
+                <w:b w:val="0"/>
+                <w:i w:val="0"/>
+                <w:sz w:val="20"/>
+              </w:rPr>
+              <w:t>SIM7670E</w:t>
+            </w:r>
+            <w:r>
+              <w:rPr>
                 <w:rFonts w:ascii="TH Sarabun New" w:hAnsi="TH Sarabun New" w:eastAsia="TH Sarabun New" w:cs="TH Sarabun New"/>
+                <w:b w:val="0"/>
+                <w:i w:val="0"/>
                 <w:sz w:val="32"/>
               </w:rPr>
-              <w:t>SIM7670E เป็น sourcing fallback ถ้า footprint/AT command compatible</w:t>
+              <w:t xml:space="preserve"> เป็น sourcing fallback ถ้า footprint/AT command compatible</w:t>
             </w:r>
           </w:p>
         </w:tc>
@@ -1557,12 +2036,14 @@
       <w:tr>
         <w:tc>
           <w:tcPr>
-            <w:tcW w:type="dxa" w:w="2340"/>
+            <w:tcW w:type="dxa" w:w="2256"/>
           </w:tcPr>
           <w:p>
             <w:r>
               <w:rPr>
                 <w:rFonts w:ascii="TH Sarabun New" w:hAnsi="TH Sarabun New" w:eastAsia="TH Sarabun New" w:cs="TH Sarabun New"/>
+                <w:b w:val="0"/>
+                <w:i w:val="0"/>
                 <w:sz w:val="32"/>
               </w:rPr>
               <w:t>GPS</w:t>
@@ -1571,13 +2052,15 @@
         </w:tc>
         <w:tc>
           <w:tcPr>
-            <w:tcW w:type="dxa" w:w="2340"/>
+            <w:tcW w:type="dxa" w:w="2256"/>
           </w:tcPr>
           <w:p>
             <w:r>
               <w:rPr>
-                <w:rFonts w:ascii="TH Sarabun New" w:hAnsi="TH Sarabun New" w:eastAsia="TH Sarabun New" w:cs="TH Sarabun New"/>
-                <w:sz w:val="32"/>
+                <w:rFonts w:ascii="Consolas" w:hAnsi="Consolas" w:eastAsia="Consolas" w:cs="Consolas"/>
+                <w:b w:val="0"/>
+                <w:i w:val="0"/>
+                <w:sz w:val="20"/>
               </w:rPr>
               <w:t>L76K</w:t>
             </w:r>
@@ -1585,13 +2068,15 @@
         </w:tc>
         <w:tc>
           <w:tcPr>
-            <w:tcW w:type="dxa" w:w="2340"/>
+            <w:tcW w:type="dxa" w:w="2256"/>
           </w:tcPr>
           <w:p>
             <w:r>
               <w:rPr>
-                <w:rFonts w:ascii="TH Sarabun New" w:hAnsi="TH Sarabun New" w:eastAsia="TH Sarabun New" w:cs="TH Sarabun New"/>
-                <w:sz w:val="32"/>
+                <w:rFonts w:ascii="Consolas" w:hAnsi="Consolas" w:eastAsia="Consolas" w:cs="Consolas"/>
+                <w:b w:val="0"/>
+                <w:i w:val="0"/>
+                <w:sz w:val="20"/>
               </w:rPr>
               <w:t>L76K</w:t>
             </w:r>
@@ -1599,15 +2084,26 @@
         </w:tc>
         <w:tc>
           <w:tcPr>
-            <w:tcW w:type="dxa" w:w="2340"/>
+            <w:tcW w:type="dxa" w:w="2256"/>
           </w:tcPr>
           <w:p>
             <w:r>
               <w:rPr>
+                <w:rFonts w:ascii="Consolas" w:hAnsi="Consolas" w:eastAsia="Consolas" w:cs="Consolas"/>
+                <w:b w:val="0"/>
+                <w:i w:val="0"/>
+                <w:sz w:val="20"/>
+              </w:rPr>
+              <w:t>NEO-M8N</w:t>
+            </w:r>
+            <w:r>
+              <w:rPr>
                 <w:rFonts w:ascii="TH Sarabun New" w:hAnsi="TH Sarabun New" w:eastAsia="TH Sarabun New" w:cs="TH Sarabun New"/>
+                <w:b w:val="0"/>
+                <w:i w:val="0"/>
                 <w:sz w:val="32"/>
               </w:rPr>
-              <w:t>NEO-M8N ใช้เมื่อ field test ชี้ว่า L76K ไม่พอ</w:t>
+              <w:t xml:space="preserve"> ใช้เมื่อ field test ชี้ว่า L76K ไม่พอ</w:t>
             </w:r>
           </w:p>
         </w:tc>
@@ -1615,12 +2111,14 @@
       <w:tr>
         <w:tc>
           <w:tcPr>
-            <w:tcW w:type="dxa" w:w="2340"/>
+            <w:tcW w:type="dxa" w:w="2256"/>
           </w:tcPr>
           <w:p>
             <w:r>
               <w:rPr>
                 <w:rFonts w:ascii="TH Sarabun New" w:hAnsi="TH Sarabun New" w:eastAsia="TH Sarabun New" w:cs="TH Sarabun New"/>
+                <w:b w:val="0"/>
+                <w:i w:val="0"/>
                 <w:sz w:val="32"/>
               </w:rPr>
               <w:t>Turbidity</w:t>
@@ -1629,12 +2127,14 @@
         </w:tc>
         <w:tc>
           <w:tcPr>
-            <w:tcW w:type="dxa" w:w="2340"/>
+            <w:tcW w:type="dxa" w:w="2256"/>
           </w:tcPr>
           <w:p>
             <w:r>
               <w:rPr>
                 <w:rFonts w:ascii="TH Sarabun New" w:hAnsi="TH Sarabun New" w:eastAsia="TH Sarabun New" w:cs="TH Sarabun New"/>
+                <w:b w:val="0"/>
+                <w:i w:val="0"/>
                 <w:sz w:val="32"/>
               </w:rPr>
               <w:t>Analog sensor</w:t>
@@ -1643,13 +2143,15 @@
         </w:tc>
         <w:tc>
           <w:tcPr>
-            <w:tcW w:type="dxa" w:w="2340"/>
+            <w:tcW w:type="dxa" w:w="2256"/>
           </w:tcPr>
           <w:p>
             <w:r>
               <w:rPr>
-                <w:rFonts w:ascii="TH Sarabun New" w:hAnsi="TH Sarabun New" w:eastAsia="TH Sarabun New" w:cs="TH Sarabun New"/>
-                <w:sz w:val="32"/>
+                <w:rFonts w:ascii="Consolas" w:hAnsi="Consolas" w:eastAsia="Consolas" w:cs="Consolas"/>
+                <w:b w:val="0"/>
+                <w:i w:val="0"/>
+                <w:sz w:val="20"/>
               </w:rPr>
               <w:t>SEN0600 RS485</w:t>
             </w:r>
@@ -1657,12 +2159,14 @@
         </w:tc>
         <w:tc>
           <w:tcPr>
-            <w:tcW w:type="dxa" w:w="2340"/>
+            <w:tcW w:type="dxa" w:w="2256"/>
           </w:tcPr>
           <w:p>
             <w:r>
               <w:rPr>
                 <w:rFonts w:ascii="TH Sarabun New" w:hAnsi="TH Sarabun New" w:eastAsia="TH Sarabun New" w:cs="TH Sarabun New"/>
+                <w:b w:val="0"/>
+                <w:i w:val="0"/>
                 <w:sz w:val="32"/>
               </w:rPr>
               <w:t>Analog ใช้ dev/test เท่านั้น ไม่ใช่ production BOM</w:t>
@@ -1675,13 +2179,14 @@
     <w:p/>
     <w:p>
       <w:pPr>
-        <w:pStyle w:val="Heading1"/>
+        <w:pStyle w:val="Heading2"/>
       </w:pPr>
       <w:r>
         <w:rPr>
           <w:rFonts w:ascii="TH Sarabun New" w:hAnsi="TH Sarabun New" w:eastAsia="TH Sarabun New" w:cs="TH Sarabun New"/>
           <w:b/>
-          <w:sz w:val="40"/>
+          <w:i w:val="0"/>
+          <w:sz w:val="36"/>
         </w:rPr>
         <w:t>9. Third-Party Pricing Baseline</w:t>
       </w:r>
@@ -1694,9 +2199,119 @@
       <w:r>
         <w:rPr>
           <w:rFonts w:ascii="TH Sarabun New" w:hAnsi="TH Sarabun New" w:eastAsia="TH Sarabun New" w:cs="TH Sarabun New"/>
+          <w:b w:val="0"/>
+          <w:i w:val="0"/>
           <w:sz w:val="32"/>
         </w:rPr>
-        <w:t>single source of truth สำหรับ pricing/limits/upgrade trigger อยู่ที่ SB-00_Third_Party_Pricing_Baseline_v1_1.md (./SB-00_Third_Party_Pricing_Baseline_v1_1.md)</w:t>
+        <w:t>single source of truth สำหรับ pricing/limits/upgrade trigger อยู่ที่ SB-00</w:t>
+      </w:r>
+      <w:r>
+        <w:rPr>
+          <w:rFonts w:ascii="TH Sarabun New" w:hAnsi="TH Sarabun New" w:eastAsia="TH Sarabun New" w:cs="TH Sarabun New"/>
+          <w:b w:val="0"/>
+          <w:i/>
+          <w:sz w:val="32"/>
+        </w:rPr>
+        <w:t>Third</w:t>
+      </w:r>
+      <w:r>
+        <w:rPr>
+          <w:rFonts w:ascii="TH Sarabun New" w:hAnsi="TH Sarabun New" w:eastAsia="TH Sarabun New" w:cs="TH Sarabun New"/>
+          <w:b w:val="0"/>
+          <w:i w:val="0"/>
+          <w:sz w:val="32"/>
+        </w:rPr>
+        <w:t>Party</w:t>
+      </w:r>
+      <w:r>
+        <w:rPr>
+          <w:rFonts w:ascii="TH Sarabun New" w:hAnsi="TH Sarabun New" w:eastAsia="TH Sarabun New" w:cs="TH Sarabun New"/>
+          <w:b w:val="0"/>
+          <w:i/>
+          <w:sz w:val="32"/>
+        </w:rPr>
+        <w:t>Pricing</w:t>
+      </w:r>
+      <w:r>
+        <w:rPr>
+          <w:rFonts w:ascii="TH Sarabun New" w:hAnsi="TH Sarabun New" w:eastAsia="TH Sarabun New" w:cs="TH Sarabun New"/>
+          <w:b w:val="0"/>
+          <w:i w:val="0"/>
+          <w:sz w:val="32"/>
+        </w:rPr>
+        <w:t>Baseline</w:t>
+      </w:r>
+      <w:r>
+        <w:rPr>
+          <w:rFonts w:ascii="TH Sarabun New" w:hAnsi="TH Sarabun New" w:eastAsia="TH Sarabun New" w:cs="TH Sarabun New"/>
+          <w:b w:val="0"/>
+          <w:i/>
+          <w:sz w:val="32"/>
+        </w:rPr>
+        <w:t>v1</w:t>
+      </w:r>
+      <w:r>
+        <w:rPr>
+          <w:rFonts w:ascii="TH Sarabun New" w:hAnsi="TH Sarabun New" w:eastAsia="TH Sarabun New" w:cs="TH Sarabun New"/>
+          <w:b w:val="0"/>
+          <w:i w:val="0"/>
+          <w:sz w:val="32"/>
+        </w:rPr>
+        <w:t>1.md (./SB-00</w:t>
+      </w:r>
+      <w:r>
+        <w:rPr>
+          <w:rFonts w:ascii="TH Sarabun New" w:hAnsi="TH Sarabun New" w:eastAsia="TH Sarabun New" w:cs="TH Sarabun New"/>
+          <w:b w:val="0"/>
+          <w:i/>
+          <w:sz w:val="32"/>
+        </w:rPr>
+        <w:t>Third</w:t>
+      </w:r>
+      <w:r>
+        <w:rPr>
+          <w:rFonts w:ascii="TH Sarabun New" w:hAnsi="TH Sarabun New" w:eastAsia="TH Sarabun New" w:cs="TH Sarabun New"/>
+          <w:b w:val="0"/>
+          <w:i w:val="0"/>
+          <w:sz w:val="32"/>
+        </w:rPr>
+        <w:t>Party</w:t>
+      </w:r>
+      <w:r>
+        <w:rPr>
+          <w:rFonts w:ascii="TH Sarabun New" w:hAnsi="TH Sarabun New" w:eastAsia="TH Sarabun New" w:cs="TH Sarabun New"/>
+          <w:b w:val="0"/>
+          <w:i/>
+          <w:sz w:val="32"/>
+        </w:rPr>
+        <w:t>Pricing</w:t>
+      </w:r>
+      <w:r>
+        <w:rPr>
+          <w:rFonts w:ascii="TH Sarabun New" w:hAnsi="TH Sarabun New" w:eastAsia="TH Sarabun New" w:cs="TH Sarabun New"/>
+          <w:b w:val="0"/>
+          <w:i w:val="0"/>
+          <w:sz w:val="32"/>
+        </w:rPr>
+        <w:t>Baseline</w:t>
+      </w:r>
+      <w:r>
+        <w:rPr>
+          <w:rFonts w:ascii="TH Sarabun New" w:hAnsi="TH Sarabun New" w:eastAsia="TH Sarabun New" w:cs="TH Sarabun New"/>
+          <w:b w:val="0"/>
+          <w:i/>
+          <w:sz w:val="32"/>
+        </w:rPr>
+        <w:t>v1</w:t>
+      </w:r>
+      <w:r>
+        <w:rPr>
+          <w:rFonts w:ascii="TH Sarabun New" w:hAnsi="TH Sarabun New" w:eastAsia="TH Sarabun New" w:cs="TH Sarabun New"/>
+          <w:b w:val="0"/>
+          <w:i w:val="0"/>
+          <w:sz w:val="32"/>
+        </w:rPr>
+        <w:t>1.md)</w:t>
       </w:r>
     </w:p>
     <w:p>
@@ -1706,9 +2321,29 @@
       <w:r>
         <w:rPr>
           <w:rFonts w:ascii="TH Sarabun New" w:hAnsi="TH Sarabun New" w:eastAsia="TH Sarabun New" w:cs="TH Sarabun New"/>
+          <w:b w:val="0"/>
+          <w:i w:val="0"/>
           <w:sz w:val="32"/>
         </w:rPr>
-        <w:t>ตัวเลขราคาหรือ quota ของ third-party services ในเอกสาร v1.1 เป็น internal planning assumptions ที่ sync กันในรอบเอกสารนี้ ไม่ใช่ live verified quote</w:t>
+        <w:t xml:space="preserve">ตัวเลขราคาหรือ quota ของ third-party services ในเอกสาร v1.1 เป็น </w:t>
+      </w:r>
+      <w:r>
+        <w:rPr>
+          <w:rFonts w:ascii="Consolas" w:hAnsi="Consolas" w:eastAsia="Consolas" w:cs="Consolas"/>
+          <w:b w:val="0"/>
+          <w:i w:val="0"/>
+          <w:sz w:val="20"/>
+        </w:rPr>
+        <w:t>internal planning assumptions</w:t>
+      </w:r>
+      <w:r>
+        <w:rPr>
+          <w:rFonts w:ascii="TH Sarabun New" w:hAnsi="TH Sarabun New" w:eastAsia="TH Sarabun New" w:cs="TH Sarabun New"/>
+          <w:b w:val="0"/>
+          <w:i w:val="0"/>
+          <w:sz w:val="32"/>
+        </w:rPr>
+        <w:t xml:space="preserve"> ที่ sync กันในรอบเอกสารนี้ ไม่ใช่ live verified quote</w:t>
       </w:r>
     </w:p>
     <w:p>
@@ -1718,9 +2353,155 @@
       <w:r>
         <w:rPr>
           <w:rFonts w:ascii="TH Sarabun New" w:hAnsi="TH Sarabun New" w:eastAsia="TH Sarabun New" w:cs="TH Sarabun New"/>
+          <w:b w:val="0"/>
+          <w:i w:val="0"/>
           <w:sz w:val="32"/>
         </w:rPr>
-        <w:t>ถ้าต้องระบุราคาที่ vendor เปลี่ยนได้ง่าย เช่น LINE OA, Vercel Pro, Upstash, HiveMQ, Supabase, Resend, Stripe, Omise ให้ถือเป็น estimate จนกว่าจะ re-check ก่อน commercial launch</w:t>
+        <w:t xml:space="preserve">ถ้าต้องระบุราคาที่ vendor เปลี่ยนได้ง่าย เช่น </w:t>
+      </w:r>
+      <w:r>
+        <w:rPr>
+          <w:rFonts w:ascii="Consolas" w:hAnsi="Consolas" w:eastAsia="Consolas" w:cs="Consolas"/>
+          <w:b w:val="0"/>
+          <w:i w:val="0"/>
+          <w:sz w:val="20"/>
+        </w:rPr>
+        <w:t>LINE OA</w:t>
+      </w:r>
+      <w:r>
+        <w:rPr>
+          <w:rFonts w:ascii="TH Sarabun New" w:hAnsi="TH Sarabun New" w:eastAsia="TH Sarabun New" w:cs="TH Sarabun New"/>
+          <w:b w:val="0"/>
+          <w:i w:val="0"/>
+          <w:sz w:val="32"/>
+        </w:rPr>
+        <w:t xml:space="preserve">, </w:t>
+      </w:r>
+      <w:r>
+        <w:rPr>
+          <w:rFonts w:ascii="Consolas" w:hAnsi="Consolas" w:eastAsia="Consolas" w:cs="Consolas"/>
+          <w:b w:val="0"/>
+          <w:i w:val="0"/>
+          <w:sz w:val="20"/>
+        </w:rPr>
+        <w:t>Vercel Pro</w:t>
+      </w:r>
+      <w:r>
+        <w:rPr>
+          <w:rFonts w:ascii="TH Sarabun New" w:hAnsi="TH Sarabun New" w:eastAsia="TH Sarabun New" w:cs="TH Sarabun New"/>
+          <w:b w:val="0"/>
+          <w:i w:val="0"/>
+          <w:sz w:val="32"/>
+        </w:rPr>
+        <w:t xml:space="preserve">, </w:t>
+      </w:r>
+      <w:r>
+        <w:rPr>
+          <w:rFonts w:ascii="Consolas" w:hAnsi="Consolas" w:eastAsia="Consolas" w:cs="Consolas"/>
+          <w:b w:val="0"/>
+          <w:i w:val="0"/>
+          <w:sz w:val="20"/>
+        </w:rPr>
+        <w:t>Upstash</w:t>
+      </w:r>
+      <w:r>
+        <w:rPr>
+          <w:rFonts w:ascii="TH Sarabun New" w:hAnsi="TH Sarabun New" w:eastAsia="TH Sarabun New" w:cs="TH Sarabun New"/>
+          <w:b w:val="0"/>
+          <w:i w:val="0"/>
+          <w:sz w:val="32"/>
+        </w:rPr>
+        <w:t xml:space="preserve">, </w:t>
+      </w:r>
+      <w:r>
+        <w:rPr>
+          <w:rFonts w:ascii="Consolas" w:hAnsi="Consolas" w:eastAsia="Consolas" w:cs="Consolas"/>
+          <w:b w:val="0"/>
+          <w:i w:val="0"/>
+          <w:sz w:val="20"/>
+        </w:rPr>
+        <w:t>HiveMQ</w:t>
+      </w:r>
+      <w:r>
+        <w:rPr>
+          <w:rFonts w:ascii="TH Sarabun New" w:hAnsi="TH Sarabun New" w:eastAsia="TH Sarabun New" w:cs="TH Sarabun New"/>
+          <w:b w:val="0"/>
+          <w:i w:val="0"/>
+          <w:sz w:val="32"/>
+        </w:rPr>
+        <w:t xml:space="preserve">, </w:t>
+      </w:r>
+      <w:r>
+        <w:rPr>
+          <w:rFonts w:ascii="Consolas" w:hAnsi="Consolas" w:eastAsia="Consolas" w:cs="Consolas"/>
+          <w:b w:val="0"/>
+          <w:i w:val="0"/>
+          <w:sz w:val="20"/>
+        </w:rPr>
+        <w:t>Supabase</w:t>
+      </w:r>
+      <w:r>
+        <w:rPr>
+          <w:rFonts w:ascii="TH Sarabun New" w:hAnsi="TH Sarabun New" w:eastAsia="TH Sarabun New" w:cs="TH Sarabun New"/>
+          <w:b w:val="0"/>
+          <w:i w:val="0"/>
+          <w:sz w:val="32"/>
+        </w:rPr>
+        <w:t xml:space="preserve">, </w:t>
+      </w:r>
+      <w:r>
+        <w:rPr>
+          <w:rFonts w:ascii="Consolas" w:hAnsi="Consolas" w:eastAsia="Consolas" w:cs="Consolas"/>
+          <w:b w:val="0"/>
+          <w:i w:val="0"/>
+          <w:sz w:val="20"/>
+        </w:rPr>
+        <w:t>Resend</w:t>
+      </w:r>
+      <w:r>
+        <w:rPr>
+          <w:rFonts w:ascii="TH Sarabun New" w:hAnsi="TH Sarabun New" w:eastAsia="TH Sarabun New" w:cs="TH Sarabun New"/>
+          <w:b w:val="0"/>
+          <w:i w:val="0"/>
+          <w:sz w:val="32"/>
+        </w:rPr>
+        <w:t xml:space="preserve">, </w:t>
+      </w:r>
+      <w:r>
+        <w:rPr>
+          <w:rFonts w:ascii="Consolas" w:hAnsi="Consolas" w:eastAsia="Consolas" w:cs="Consolas"/>
+          <w:b w:val="0"/>
+          <w:i w:val="0"/>
+          <w:sz w:val="20"/>
+        </w:rPr>
+        <w:t>Stripe</w:t>
+      </w:r>
+      <w:r>
+        <w:rPr>
+          <w:rFonts w:ascii="TH Sarabun New" w:hAnsi="TH Sarabun New" w:eastAsia="TH Sarabun New" w:cs="TH Sarabun New"/>
+          <w:b w:val="0"/>
+          <w:i w:val="0"/>
+          <w:sz w:val="32"/>
+        </w:rPr>
+        <w:t xml:space="preserve">, </w:t>
+      </w:r>
+      <w:r>
+        <w:rPr>
+          <w:rFonts w:ascii="Consolas" w:hAnsi="Consolas" w:eastAsia="Consolas" w:cs="Consolas"/>
+          <w:b w:val="0"/>
+          <w:i w:val="0"/>
+          <w:sz w:val="20"/>
+        </w:rPr>
+        <w:t>Omise</w:t>
+      </w:r>
+      <w:r>
+        <w:rPr>
+          <w:rFonts w:ascii="TH Sarabun New" w:hAnsi="TH Sarabun New" w:eastAsia="TH Sarabun New" w:cs="TH Sarabun New"/>
+          <w:b w:val="0"/>
+          <w:i w:val="0"/>
+          <w:sz w:val="32"/>
+        </w:rPr>
+        <w:t xml:space="preserve"> ให้ถือเป็น estimate จนกว่าจะ re-check ก่อน commercial launch</w:t>
       </w:r>
     </w:p>
     <w:p>
@@ -1730,21 +2511,60 @@
       <w:r>
         <w:rPr>
           <w:rFonts w:ascii="TH Sarabun New" w:hAnsi="TH Sarabun New" w:eastAsia="TH Sarabun New" w:cs="TH Sarabun New"/>
+          <w:b w:val="0"/>
+          <w:i w:val="0"/>
           <w:sz w:val="32"/>
         </w:rPr>
-        <w:t>การคำนวณ trigger ของ free tier ให้ยึด 5-minute telemetry baseline และ จำนวน active devices จริง ใน phase นั้น</w:t>
+        <w:t xml:space="preserve">การคำนวณ trigger ของ free tier ให้ยึด </w:t>
+      </w:r>
+      <w:r>
+        <w:rPr>
+          <w:rFonts w:ascii="Consolas" w:hAnsi="Consolas" w:eastAsia="Consolas" w:cs="Consolas"/>
+          <w:b w:val="0"/>
+          <w:i w:val="0"/>
+          <w:sz w:val="20"/>
+        </w:rPr>
+        <w:t>5-minute telemetry baseline</w:t>
+      </w:r>
+      <w:r>
+        <w:rPr>
+          <w:rFonts w:ascii="TH Sarabun New" w:hAnsi="TH Sarabun New" w:eastAsia="TH Sarabun New" w:cs="TH Sarabun New"/>
+          <w:b w:val="0"/>
+          <w:i w:val="0"/>
+          <w:sz w:val="32"/>
+        </w:rPr>
+        <w:t xml:space="preserve"> และ </w:t>
+      </w:r>
+      <w:r>
+        <w:rPr>
+          <w:rFonts w:ascii="Consolas" w:hAnsi="Consolas" w:eastAsia="Consolas" w:cs="Consolas"/>
+          <w:b w:val="0"/>
+          <w:i w:val="0"/>
+          <w:sz w:val="20"/>
+        </w:rPr>
+        <w:t>จำนวน active devices จริง</w:t>
+      </w:r>
+      <w:r>
+        <w:rPr>
+          <w:rFonts w:ascii="TH Sarabun New" w:hAnsi="TH Sarabun New" w:eastAsia="TH Sarabun New" w:cs="TH Sarabun New"/>
+          <w:b w:val="0"/>
+          <w:i w:val="0"/>
+          <w:sz w:val="32"/>
+        </w:rPr>
+        <w:t xml:space="preserve"> ใน phase นั้น</w:t>
       </w:r>
     </w:p>
     <w:p/>
     <w:p>
       <w:pPr>
-        <w:pStyle w:val="Heading1"/>
+        <w:pStyle w:val="Heading2"/>
       </w:pPr>
       <w:r>
         <w:rPr>
           <w:rFonts w:ascii="TH Sarabun New" w:hAnsi="TH Sarabun New" w:eastAsia="TH Sarabun New" w:cs="TH Sarabun New"/>
           <w:b/>
-          <w:sz w:val="40"/>
+          <w:i w:val="0"/>
+          <w:sz w:val="36"/>
         </w:rPr>
         <w:t>10. Open Decisions</w:t>
       </w:r>
@@ -1757,9 +2577,92 @@
       <w:r>
         <w:rPr>
           <w:rFonts w:ascii="TH Sarabun New" w:hAnsi="TH Sarabun New" w:eastAsia="TH Sarabun New" w:cs="TH Sarabun New"/>
+          <w:b/>
+          <w:i w:val="0"/>
           <w:sz w:val="32"/>
         </w:rPr>
-        <w:t>**Decision workflow:** ใช้ SB-00_Decision_Register_v1_1.md (./SB-00_Decision_Register_v1_1.md) เป็น meeting-ready register สำหรับปิด decision เหล่านี้ แล้วค่อย sync กลับมาที่เอกสารชุดหลัก</w:t>
+        <w:t>Decision workflow:</w:t>
+      </w:r>
+      <w:r>
+        <w:rPr>
+          <w:rFonts w:ascii="TH Sarabun New" w:hAnsi="TH Sarabun New" w:eastAsia="TH Sarabun New" w:cs="TH Sarabun New"/>
+          <w:b w:val="0"/>
+          <w:i w:val="0"/>
+          <w:sz w:val="32"/>
+        </w:rPr>
+        <w:t xml:space="preserve"> ใช้ SB-00</w:t>
+      </w:r>
+      <w:r>
+        <w:rPr>
+          <w:rFonts w:ascii="TH Sarabun New" w:hAnsi="TH Sarabun New" w:eastAsia="TH Sarabun New" w:cs="TH Sarabun New"/>
+          <w:b w:val="0"/>
+          <w:i/>
+          <w:sz w:val="32"/>
+        </w:rPr>
+        <w:t>Decision</w:t>
+      </w:r>
+      <w:r>
+        <w:rPr>
+          <w:rFonts w:ascii="TH Sarabun New" w:hAnsi="TH Sarabun New" w:eastAsia="TH Sarabun New" w:cs="TH Sarabun New"/>
+          <w:b w:val="0"/>
+          <w:i w:val="0"/>
+          <w:sz w:val="32"/>
+        </w:rPr>
+        <w:t>Register</w:t>
+      </w:r>
+      <w:r>
+        <w:rPr>
+          <w:rFonts w:ascii="TH Sarabun New" w:hAnsi="TH Sarabun New" w:eastAsia="TH Sarabun New" w:cs="TH Sarabun New"/>
+          <w:b w:val="0"/>
+          <w:i/>
+          <w:sz w:val="32"/>
+        </w:rPr>
+        <w:t>v1</w:t>
+      </w:r>
+      <w:r>
+        <w:rPr>
+          <w:rFonts w:ascii="TH Sarabun New" w:hAnsi="TH Sarabun New" w:eastAsia="TH Sarabun New" w:cs="TH Sarabun New"/>
+          <w:b w:val="0"/>
+          <w:i w:val="0"/>
+          <w:sz w:val="32"/>
+        </w:rPr>
+        <w:t>1.md (./SB-00</w:t>
+      </w:r>
+      <w:r>
+        <w:rPr>
+          <w:rFonts w:ascii="TH Sarabun New" w:hAnsi="TH Sarabun New" w:eastAsia="TH Sarabun New" w:cs="TH Sarabun New"/>
+          <w:b w:val="0"/>
+          <w:i/>
+          <w:sz w:val="32"/>
+        </w:rPr>
+        <w:t>Decision</w:t>
+      </w:r>
+      <w:r>
+        <w:rPr>
+          <w:rFonts w:ascii="TH Sarabun New" w:hAnsi="TH Sarabun New" w:eastAsia="TH Sarabun New" w:cs="TH Sarabun New"/>
+          <w:b w:val="0"/>
+          <w:i w:val="0"/>
+          <w:sz w:val="32"/>
+        </w:rPr>
+        <w:t>Register</w:t>
+      </w:r>
+      <w:r>
+        <w:rPr>
+          <w:rFonts w:ascii="TH Sarabun New" w:hAnsi="TH Sarabun New" w:eastAsia="TH Sarabun New" w:cs="TH Sarabun New"/>
+          <w:b w:val="0"/>
+          <w:i/>
+          <w:sz w:val="32"/>
+        </w:rPr>
+        <w:t>v1</w:t>
+      </w:r>
+      <w:r>
+        <w:rPr>
+          <w:rFonts w:ascii="TH Sarabun New" w:hAnsi="TH Sarabun New" w:eastAsia="TH Sarabun New" w:cs="TH Sarabun New"/>
+          <w:b w:val="0"/>
+          <w:i w:val="0"/>
+          <w:sz w:val="32"/>
+        </w:rPr>
+        <w:t>1.md) เป็น meeting-ready register สำหรับปิด decision เหล่านี้ แล้วค่อย sync กลับมาที่เอกสารชุดหลัก</w:t>
       </w:r>
     </w:p>
     <w:p/>
@@ -1767,24 +2670,26 @@
       <w:tblPr>
         <w:tblStyle w:val="TableGrid"/>
         <w:tblW w:type="auto" w:w="0"/>
+        <w:tblLayout w:type="autofit"/>
         <w:tblLook w:firstColumn="1" w:firstRow="1" w:lastColumn="0" w:lastRow="0" w:noHBand="0" w:noVBand="1" w:val="04A0"/>
       </w:tblPr>
       <w:tblGrid>
-        <w:gridCol w:w="2340"/>
-        <w:gridCol w:w="2340"/>
-        <w:gridCol w:w="2340"/>
-        <w:gridCol w:w="2340"/>
+        <w:gridCol w:w="2256"/>
+        <w:gridCol w:w="2256"/>
+        <w:gridCol w:w="2256"/>
+        <w:gridCol w:w="2256"/>
       </w:tblGrid>
       <w:tr>
         <w:tc>
           <w:tcPr>
-            <w:tcW w:type="dxa" w:w="2340"/>
+            <w:tcW w:type="dxa" w:w="2256"/>
           </w:tcPr>
           <w:p>
             <w:r>
               <w:rPr>
                 <w:rFonts w:ascii="TH Sarabun New" w:hAnsi="TH Sarabun New" w:eastAsia="TH Sarabun New" w:cs="TH Sarabun New"/>
                 <w:b/>
+                <w:i w:val="0"/>
                 <w:sz w:val="32"/>
               </w:rPr>
               <w:t>Decision</w:t>
@@ -1793,13 +2698,14 @@
         </w:tc>
         <w:tc>
           <w:tcPr>
-            <w:tcW w:type="dxa" w:w="2340"/>
+            <w:tcW w:type="dxa" w:w="2256"/>
           </w:tcPr>
           <w:p>
             <w:r>
               <w:rPr>
                 <w:rFonts w:ascii="TH Sarabun New" w:hAnsi="TH Sarabun New" w:eastAsia="TH Sarabun New" w:cs="TH Sarabun New"/>
                 <w:b/>
+                <w:i w:val="0"/>
                 <w:sz w:val="32"/>
               </w:rPr>
               <w:t>Current baseline / question</w:t>
@@ -1808,13 +2714,14 @@
         </w:tc>
         <w:tc>
           <w:tcPr>
-            <w:tcW w:type="dxa" w:w="2340"/>
+            <w:tcW w:type="dxa" w:w="2256"/>
           </w:tcPr>
           <w:p>
             <w:r>
               <w:rPr>
                 <w:rFonts w:ascii="TH Sarabun New" w:hAnsi="TH Sarabun New" w:eastAsia="TH Sarabun New" w:cs="TH Sarabun New"/>
                 <w:b/>
+                <w:i w:val="0"/>
                 <w:sz w:val="32"/>
               </w:rPr>
               <w:t>Owner</w:t>
@@ -1823,13 +2730,14 @@
         </w:tc>
         <w:tc>
           <w:tcPr>
-            <w:tcW w:type="dxa" w:w="2340"/>
+            <w:tcW w:type="dxa" w:w="2256"/>
           </w:tcPr>
           <w:p>
             <w:r>
               <w:rPr>
                 <w:rFonts w:ascii="TH Sarabun New" w:hAnsi="TH Sarabun New" w:eastAsia="TH Sarabun New" w:cs="TH Sarabun New"/>
                 <w:b/>
+                <w:i w:val="0"/>
                 <w:sz w:val="32"/>
               </w:rPr>
               <w:t>Target date</w:t>
@@ -1840,12 +2748,14 @@
       <w:tr>
         <w:tc>
           <w:tcPr>
-            <w:tcW w:type="dxa" w:w="2340"/>
+            <w:tcW w:type="dxa" w:w="2256"/>
           </w:tcPr>
           <w:p>
             <w:r>
               <w:rPr>
                 <w:rFonts w:ascii="TH Sarabun New" w:hAnsi="TH Sarabun New" w:eastAsia="TH Sarabun New" w:cs="TH Sarabun New"/>
+                <w:b w:val="0"/>
+                <w:i w:val="0"/>
                 <w:sz w:val="32"/>
               </w:rPr>
               <w:t>Enclosure external size final</w:t>
@@ -1854,12 +2764,14 @@
         </w:tc>
         <w:tc>
           <w:tcPr>
-            <w:tcW w:type="dxa" w:w="2340"/>
+            <w:tcW w:type="dxa" w:w="2256"/>
           </w:tcPr>
           <w:p>
             <w:r>
               <w:rPr>
                 <w:rFonts w:ascii="TH Sarabun New" w:hAnsi="TH Sarabun New" w:eastAsia="TH Sarabun New" w:cs="TH Sarabun New"/>
+                <w:b w:val="0"/>
+                <w:i w:val="0"/>
                 <w:sz w:val="32"/>
               </w:rPr>
               <w:t>Current planning size ~150×100×60mm - confirm หลัง PCB layout</w:t>
@@ -1868,12 +2780,14 @@
         </w:tc>
         <w:tc>
           <w:tcPr>
-            <w:tcW w:type="dxa" w:w="2340"/>
+            <w:tcW w:type="dxa" w:w="2256"/>
           </w:tcPr>
           <w:p>
             <w:r>
               <w:rPr>
                 <w:rFonts w:ascii="TH Sarabun New" w:hAnsi="TH Sarabun New" w:eastAsia="TH Sarabun New" w:cs="TH Sarabun New"/>
+                <w:b w:val="0"/>
+                <w:i w:val="0"/>
                 <w:sz w:val="32"/>
               </w:rPr>
               <w:t>เอ</w:t>
@@ -1882,12 +2796,14 @@
         </w:tc>
         <w:tc>
           <w:tcPr>
-            <w:tcW w:type="dxa" w:w="2340"/>
+            <w:tcW w:type="dxa" w:w="2256"/>
           </w:tcPr>
           <w:p>
             <w:r>
               <w:rPr>
                 <w:rFonts w:ascii="TH Sarabun New" w:hAnsi="TH Sarabun New" w:eastAsia="TH Sarabun New" w:cs="TH Sarabun New"/>
+                <w:b w:val="0"/>
+                <w:i w:val="0"/>
                 <w:sz w:val="32"/>
               </w:rPr>
               <w:t>ก่อนสั่ง PCB v1</w:t>
@@ -1898,12 +2814,14 @@
       <w:tr>
         <w:tc>
           <w:tcPr>
-            <w:tcW w:type="dxa" w:w="2340"/>
+            <w:tcW w:type="dxa" w:w="2256"/>
           </w:tcPr>
           <w:p>
             <w:r>
               <w:rPr>
                 <w:rFonts w:ascii="TH Sarabun New" w:hAnsi="TH Sarabun New" w:eastAsia="TH Sarabun New" w:cs="TH Sarabun New"/>
+                <w:b w:val="0"/>
+                <w:i w:val="0"/>
                 <w:sz w:val="32"/>
               </w:rPr>
               <w:t>GPS fallback trigger</w:t>
@@ -1912,12 +2830,14 @@
         </w:tc>
         <w:tc>
           <w:tcPr>
-            <w:tcW w:type="dxa" w:w="2340"/>
+            <w:tcW w:type="dxa" w:w="2256"/>
           </w:tcPr>
           <w:p>
             <w:r>
               <w:rPr>
                 <w:rFonts w:ascii="TH Sarabun New" w:hAnsi="TH Sarabun New" w:eastAsia="TH Sarabun New" w:cs="TH Sarabun New"/>
+                <w:b w:val="0"/>
+                <w:i w:val="0"/>
                 <w:sz w:val="32"/>
               </w:rPr>
               <w:t>เริ่มจาก L76K ก่อน - ใช้ NEO-M8N เฉพาะเมื่อ field test ชี้ว่า accuracy ไม่พอ</w:t>
@@ -1926,12 +2846,14 @@
         </w:tc>
         <w:tc>
           <w:tcPr>
-            <w:tcW w:type="dxa" w:w="2340"/>
+            <w:tcW w:type="dxa" w:w="2256"/>
           </w:tcPr>
           <w:p>
             <w:r>
               <w:rPr>
                 <w:rFonts w:ascii="TH Sarabun New" w:hAnsi="TH Sarabun New" w:eastAsia="TH Sarabun New" w:cs="TH Sarabun New"/>
+                <w:b w:val="0"/>
+                <w:i w:val="0"/>
                 <w:sz w:val="32"/>
               </w:rPr>
               <w:t>พล + เอ</w:t>
@@ -1940,12 +2862,14 @@
         </w:tc>
         <w:tc>
           <w:tcPr>
-            <w:tcW w:type="dxa" w:w="2340"/>
+            <w:tcW w:type="dxa" w:w="2256"/>
           </w:tcPr>
           <w:p>
             <w:r>
               <w:rPr>
                 <w:rFonts w:ascii="TH Sarabun New" w:hAnsi="TH Sarabun New" w:eastAsia="TH Sarabun New" w:cs="TH Sarabun New"/>
+                <w:b w:val="0"/>
+                <w:i w:val="0"/>
                 <w:sz w:val="32"/>
               </w:rPr>
               <w:t>ก่อน freeze PCB v2</w:t>
@@ -1956,12 +2880,14 @@
       <w:tr>
         <w:tc>
           <w:tcPr>
-            <w:tcW w:type="dxa" w:w="2340"/>
+            <w:tcW w:type="dxa" w:w="2256"/>
           </w:tcPr>
           <w:p>
             <w:r>
               <w:rPr>
                 <w:rFonts w:ascii="TH Sarabun New" w:hAnsi="TH Sarabun New" w:eastAsia="TH Sarabun New" w:cs="TH Sarabun New"/>
+                <w:b w:val="0"/>
+                <w:i w:val="0"/>
                 <w:sz w:val="32"/>
               </w:rPr>
               <w:t>BLE provisioning support matrix</w:t>
@@ -1970,12 +2896,14 @@
         </w:tc>
         <w:tc>
           <w:tcPr>
-            <w:tcW w:type="dxa" w:w="2340"/>
+            <w:tcW w:type="dxa" w:w="2256"/>
           </w:tcPr>
           <w:p>
             <w:r>
               <w:rPr>
                 <w:rFonts w:ascii="TH Sarabun New" w:hAnsi="TH Sarabun New" w:eastAsia="TH Sarabun New" w:cs="TH Sarabun New"/>
+                <w:b w:val="0"/>
+                <w:i w:val="0"/>
                 <w:sz w:val="32"/>
               </w:rPr>
               <w:t>ใช้ mobile PWA/Web Bluetooth เป็น baseline - ต้องสรุป browser/device fallback ที่รองรับจริง</w:t>
@@ -1984,12 +2912,14 @@
         </w:tc>
         <w:tc>
           <w:tcPr>
-            <w:tcW w:type="dxa" w:w="2340"/>
+            <w:tcW w:type="dxa" w:w="2256"/>
           </w:tcPr>
           <w:p>
             <w:r>
               <w:rPr>
                 <w:rFonts w:ascii="TH Sarabun New" w:hAnsi="TH Sarabun New" w:eastAsia="TH Sarabun New" w:cs="TH Sarabun New"/>
+                <w:b w:val="0"/>
+                <w:i w:val="0"/>
                 <w:sz w:val="32"/>
               </w:rPr>
               <w:t>พล</w:t>
@@ -1998,12 +2928,14 @@
         </w:tc>
         <w:tc>
           <w:tcPr>
-            <w:tcW w:type="dxa" w:w="2340"/>
+            <w:tcW w:type="dxa" w:w="2256"/>
           </w:tcPr>
           <w:p>
             <w:r>
               <w:rPr>
                 <w:rFonts w:ascii="TH Sarabun New" w:hAnsi="TH Sarabun New" w:eastAsia="TH Sarabun New" w:cs="TH Sarabun New"/>
+                <w:b w:val="0"/>
+                <w:i w:val="0"/>
                 <w:sz w:val="32"/>
               </w:rPr>
               <w:t>ก่อน implement onboarding Phase 2</w:t>
@@ -2014,12 +2946,14 @@
       <w:tr>
         <w:tc>
           <w:tcPr>
-            <w:tcW w:type="dxa" w:w="2340"/>
+            <w:tcW w:type="dxa" w:w="2256"/>
           </w:tcPr>
           <w:p>
             <w:r>
               <w:rPr>
                 <w:rFonts w:ascii="TH Sarabun New" w:hAnsi="TH Sarabun New" w:eastAsia="TH Sarabun New" w:cs="TH Sarabun New"/>
+                <w:b w:val="0"/>
+                <w:i w:val="0"/>
                 <w:sz w:val="32"/>
               </w:rPr>
               <w:t>Production 4G sourcing fallback</w:t>
@@ -2028,12 +2962,14 @@
         </w:tc>
         <w:tc>
           <w:tcPr>
-            <w:tcW w:type="dxa" w:w="2340"/>
+            <w:tcW w:type="dxa" w:w="2256"/>
           </w:tcPr>
           <w:p>
             <w:r>
               <w:rPr>
                 <w:rFonts w:ascii="TH Sarabun New" w:hAnsi="TH Sarabun New" w:eastAsia="TH Sarabun New" w:cs="TH Sarabun New"/>
+                <w:b w:val="0"/>
+                <w:i w:val="0"/>
                 <w:sz w:val="32"/>
               </w:rPr>
               <w:t>ใช้ A7670E เป็น default - confirm ว่าจะ fallback ไป SIM7670E หรือไม่ถ้า supply chain เปลี่ยน</w:t>
@@ -2042,12 +2978,14 @@
         </w:tc>
         <w:tc>
           <w:tcPr>
-            <w:tcW w:type="dxa" w:w="2340"/>
+            <w:tcW w:type="dxa" w:w="2256"/>
           </w:tcPr>
           <w:p>
             <w:r>
               <w:rPr>
                 <w:rFonts w:ascii="TH Sarabun New" w:hAnsi="TH Sarabun New" w:eastAsia="TH Sarabun New" w:cs="TH Sarabun New"/>
+                <w:b w:val="0"/>
+                <w:i w:val="0"/>
                 <w:sz w:val="32"/>
               </w:rPr>
               <w:t>เอ</w:t>
@@ -2056,12 +2994,14 @@
         </w:tc>
         <w:tc>
           <w:tcPr>
-            <w:tcW w:type="dxa" w:w="2340"/>
+            <w:tcW w:type="dxa" w:w="2256"/>
           </w:tcPr>
           <w:p>
             <w:r>
               <w:rPr>
                 <w:rFonts w:ascii="TH Sarabun New" w:hAnsi="TH Sarabun New" w:eastAsia="TH Sarabun New" w:cs="TH Sarabun New"/>
+                <w:b w:val="0"/>
+                <w:i w:val="0"/>
                 <w:sz w:val="32"/>
               </w:rPr>
               <w:t>ก่อน freeze production BOM</w:t>
@@ -2072,12 +3012,14 @@
       <w:tr>
         <w:tc>
           <w:tcPr>
-            <w:tcW w:type="dxa" w:w="2340"/>
+            <w:tcW w:type="dxa" w:w="2256"/>
           </w:tcPr>
           <w:p>
             <w:r>
               <w:rPr>
                 <w:rFonts w:ascii="TH Sarabun New" w:hAnsi="TH Sarabun New" w:eastAsia="TH Sarabun New" w:cs="TH Sarabun New"/>
+                <w:b w:val="0"/>
+                <w:i w:val="0"/>
                 <w:sz w:val="32"/>
               </w:rPr>
               <w:t>LINE OA paid plan / notification cost</w:t>
@@ -2086,12 +3028,14 @@
         </w:tc>
         <w:tc>
           <w:tcPr>
-            <w:tcW w:type="dxa" w:w="2340"/>
+            <w:tcW w:type="dxa" w:w="2256"/>
           </w:tcPr>
           <w:p>
             <w:r>
               <w:rPr>
                 <w:rFonts w:ascii="TH Sarabun New" w:hAnsi="TH Sarabun New" w:eastAsia="TH Sarabun New" w:cs="TH Sarabun New"/>
+                <w:b w:val="0"/>
+                <w:i w:val="0"/>
                 <w:sz w:val="32"/>
               </w:rPr>
               <w:t>ใช้ free tier ก่อน - ต้อง re-check quota/price จริงก่อน commercial launch</w:t>
@@ -2100,12 +3044,14 @@
         </w:tc>
         <w:tc>
           <w:tcPr>
-            <w:tcW w:type="dxa" w:w="2340"/>
+            <w:tcW w:type="dxa" w:w="2256"/>
           </w:tcPr>
           <w:p>
             <w:r>
               <w:rPr>
                 <w:rFonts w:ascii="TH Sarabun New" w:hAnsi="TH Sarabun New" w:eastAsia="TH Sarabun New" w:cs="TH Sarabun New"/>
+                <w:b w:val="0"/>
+                <w:i w:val="0"/>
                 <w:sz w:val="32"/>
               </w:rPr>
               <w:t>พล</w:t>
@@ -2114,12 +3060,14 @@
         </w:tc>
         <w:tc>
           <w:tcPr>
-            <w:tcW w:type="dxa" w:w="2340"/>
+            <w:tcW w:type="dxa" w:w="2256"/>
           </w:tcPr>
           <w:p>
             <w:r>
               <w:rPr>
                 <w:rFonts w:ascii="TH Sarabun New" w:hAnsi="TH Sarabun New" w:eastAsia="TH Sarabun New" w:cs="TH Sarabun New"/>
+                <w:b w:val="0"/>
+                <w:i w:val="0"/>
                 <w:sz w:val="32"/>
               </w:rPr>
               <w:t>ก่อน launch readiness review</w:t>
@@ -2132,13 +3080,14 @@
     <w:p/>
     <w:p>
       <w:pPr>
-        <w:pStyle w:val="Heading1"/>
+        <w:pStyle w:val="Heading2"/>
       </w:pPr>
       <w:r>
         <w:rPr>
           <w:rFonts w:ascii="TH Sarabun New" w:hAnsi="TH Sarabun New" w:eastAsia="TH Sarabun New" w:cs="TH Sarabun New"/>
           <w:b/>
-          <w:sz w:val="40"/>
+          <w:i w:val="0"/>
+          <w:sz w:val="36"/>
         </w:rPr>
         <w:t>11. การอ้างอิงในเอกสาร</w:t>
       </w:r>
@@ -2148,6 +3097,8 @@
       <w:r>
         <w:rPr>
           <w:rFonts w:ascii="TH Sarabun New" w:hAnsi="TH Sarabun New" w:eastAsia="TH Sarabun New" w:cs="TH Sarabun New"/>
+          <w:b w:val="0"/>
+          <w:i w:val="0"/>
           <w:sz w:val="32"/>
         </w:rPr>
         <w:t>ทุกเอกสารหลักควรอ้างถึงไฟล์นี้อย่างน้อยหนึ่งจุดใกล้ส่วนบนของเอกสาร เพื่อให้คนอ่านรู้ว่า:</w:t>
@@ -2161,6 +3112,8 @@
       <w:r>
         <w:rPr>
           <w:rFonts w:ascii="TH Sarabun New" w:hAnsi="TH Sarabun New" w:eastAsia="TH Sarabun New" w:cs="TH Sarabun New"/>
+          <w:b w:val="0"/>
+          <w:i w:val="0"/>
           <w:sz w:val="32"/>
         </w:rPr>
         <w:t>ใช้ phase definitions ชุดเดียวกัน</w:t>
@@ -2173,6 +3126,8 @@
       <w:r>
         <w:rPr>
           <w:rFonts w:ascii="TH Sarabun New" w:hAnsi="TH Sarabun New" w:eastAsia="TH Sarabun New" w:cs="TH Sarabun New"/>
+          <w:b w:val="0"/>
+          <w:i w:val="0"/>
           <w:sz w:val="32"/>
         </w:rPr>
         <w:t>ใช้ budget baseline ชุดเดียวกัน</w:t>
@@ -2185,6 +3140,8 @@
       <w:r>
         <w:rPr>
           <w:rFonts w:ascii="TH Sarabun New" w:hAnsi="TH Sarabun New" w:eastAsia="TH Sarabun New" w:cs="TH Sarabun New"/>
+          <w:b w:val="0"/>
+          <w:i w:val="0"/>
           <w:sz w:val="32"/>
         </w:rPr>
         <w:t>ใช้ battery target ชุดเดียวกัน</w:t>
@@ -2197,6 +3154,8 @@
       <w:r>
         <w:rPr>
           <w:rFonts w:ascii="TH Sarabun New" w:hAnsi="TH Sarabun New" w:eastAsia="TH Sarabun New" w:cs="TH Sarabun New"/>
+          <w:b w:val="0"/>
+          <w:i w:val="0"/>
           <w:sz w:val="32"/>
         </w:rPr>
         <w:t>ใช้ certification stance ชุดเดียวกัน</w:t>
@@ -2209,6 +3168,8 @@
       <w:r>
         <w:rPr>
           <w:rFonts w:ascii="TH Sarabun New" w:hAnsi="TH Sarabun New" w:eastAsia="TH Sarabun New" w:cs="TH Sarabun New"/>
+          <w:b w:val="0"/>
+          <w:i w:val="0"/>
           <w:sz w:val="32"/>
         </w:rPr>
         <w:t>ใช้ provisioning flow ชุดเดียวกัน</w:t>
@@ -2221,6 +3182,8 @@
       <w:r>
         <w:rPr>
           <w:rFonts w:ascii="TH Sarabun New" w:hAnsi="TH Sarabun New" w:eastAsia="TH Sarabun New" w:cs="TH Sarabun New"/>
+          <w:b w:val="0"/>
+          <w:i w:val="0"/>
           <w:sz w:val="32"/>
         </w:rPr>
         <w:t>ใช้ prototype/production BOM baseline ชุดเดียวกัน</w:t>
@@ -2233,19 +3196,71 @@
       <w:r>
         <w:rPr>
           <w:rFonts w:ascii="TH Sarabun New" w:hAnsi="TH Sarabun New" w:eastAsia="TH Sarabun New" w:cs="TH Sarabun New"/>
+          <w:b w:val="0"/>
+          <w:i w:val="0"/>
           <w:sz w:val="32"/>
         </w:rPr>
         <w:t>ใช้ pricing assumptions ของ third-party services ชุดเดียวกัน</w:t>
       </w:r>
     </w:p>
     <w:sectPr>
-      <w:pgSz w:w="12240" w:h="15840"/>
+      <w:headerReference w:type="default" r:id="rId9"/>
+      <w:footerReference w:type="default" r:id="rId10"/>
+      <w:pgSz w:w="11906" w:h="16838"/>
       <w:pgMar w:top="1440" w:right="1440" w:bottom="1440" w:left="1440" w:header="720" w:footer="720" w:gutter="0"/>
       <w:cols w:space="720"/>
       <w:docGrid w:linePitch="360"/>
     </w:sectPr>
   </w:body>
 </w:document>
+</file>
+
+<file path=word/footer1.xml><?xml version="1.0" encoding="utf-8"?>
+<w:ftr xmlns:m="http://schemas.openxmlformats.org/officeDocument/2006/math" xmlns:mc="http://schemas.openxmlformats.org/markup-compatibility/2006" xmlns:mo="http://schemas.microsoft.com/office/mac/office/2008/main" xmlns:mv="urn:schemas-microsoft-com:mac:vml" xmlns:o="urn:schemas-microsoft-com:office:office" xmlns:r="http://schemas.openxmlformats.org/officeDocument/2006/relationships" xmlns:v="urn:schemas-microsoft-com:vml" xmlns:w10="urn:schemas-microsoft-com:office:word" xmlns:w14="http://schemas.microsoft.com/office/word/2010/wordml" xmlns:w="http://schemas.openxmlformats.org/wordprocessingml/2006/main" xmlns:wne="http://schemas.microsoft.com/office/word/2006/wordml" xmlns:wp14="http://schemas.microsoft.com/office/word/2010/wordprocessingDrawing" xmlns:wp="http://schemas.openxmlformats.org/drawingml/2006/wordprocessingDrawing" xmlns:wpc="http://schemas.microsoft.com/office/word/2010/wordprocessingCanvas" xmlns:wpg="http://schemas.microsoft.com/office/word/2010/wordprocessingGroup" xmlns:wpi="http://schemas.microsoft.com/office/word/2010/wordprocessingInk" xmlns:wps="http://schemas.microsoft.com/office/word/2010/wordprocessingShape" mc:Ignorable="w14 wp14">
+  <w:p>
+    <w:pPr>
+      <w:pStyle w:val="Footer"/>
+      <w:jc w:val="center"/>
+    </w:pPr>
+    <w:r>
+      <w:rPr>
+        <w:rFonts w:ascii="TH Sarabun New" w:hAnsi="TH Sarabun New" w:eastAsia="TH Sarabun New" w:cs="TH Sarabun New"/>
+        <w:sz w:val="20"/>
+      </w:rPr>
+      <w:t xml:space="preserve">หน้า </w:t>
+    </w:r>
+    <w:r>
+      <w:rPr>
+        <w:rFonts w:ascii="TH Sarabun New" w:hAnsi="TH Sarabun New" w:eastAsia="TH Sarabun New" w:cs="TH Sarabun New"/>
+        <w:sz w:val="20"/>
+      </w:rPr>
+      <w:fldChar w:fldCharType="begin"/>
+      <w:instrText xml:space="preserve"> PAGE </w:instrText>
+      <w:fldChar w:fldCharType="separate"/>
+      <w:fldChar w:fldCharType="end"/>
+    </w:r>
+  </w:p>
+</w:ftr>
+</file>
+
+<file path=word/header1.xml><?xml version="1.0" encoding="utf-8"?>
+<w:hdr xmlns:m="http://schemas.openxmlformats.org/officeDocument/2006/math" xmlns:mc="http://schemas.openxmlformats.org/markup-compatibility/2006" xmlns:mo="http://schemas.microsoft.com/office/mac/office/2008/main" xmlns:mv="urn:schemas-microsoft-com:mac:vml" xmlns:o="urn:schemas-microsoft-com:office:office" xmlns:r="http://schemas.openxmlformats.org/officeDocument/2006/relationships" xmlns:v="urn:schemas-microsoft-com:vml" xmlns:w10="urn:schemas-microsoft-com:office:word" xmlns:w14="http://schemas.microsoft.com/office/word/2010/wordml" xmlns:w="http://schemas.openxmlformats.org/wordprocessingml/2006/main" xmlns:wne="http://schemas.microsoft.com/office/word/2006/wordml" xmlns:wp14="http://schemas.microsoft.com/office/word/2010/wordprocessingDrawing" xmlns:wp="http://schemas.openxmlformats.org/drawingml/2006/wordprocessingDrawing" xmlns:wpc="http://schemas.microsoft.com/office/word/2010/wordprocessingCanvas" xmlns:wpg="http://schemas.microsoft.com/office/word/2010/wordprocessingGroup" xmlns:wpi="http://schemas.microsoft.com/office/word/2010/wordprocessingInk" xmlns:wps="http://schemas.microsoft.com/office/word/2010/wordprocessingShape" mc:Ignorable="w14 wp14">
+  <w:p>
+    <w:pPr>
+      <w:pStyle w:val="Header"/>
+      <w:jc w:val="right"/>
+    </w:pPr>
+    <w:r>
+      <w:rPr>
+        <w:rFonts w:ascii="TH Sarabun New" w:hAnsi="TH Sarabun New" w:eastAsia="TH Sarabun New" w:cs="TH Sarabun New"/>
+        <w:b w:val="0"/>
+        <w:i w:val="0"/>
+        <w:sz w:val="20"/>
+      </w:rPr>
+      <w:t>SB-00 - Master Assumptions</w:t>
+    </w:r>
+  </w:p>
+</w:hdr>
 </file>
 
 <file path=word/numbering.xml><?xml version="1.0" encoding="utf-8"?>
@@ -2611,6 +3626,9 @@
     <w:name w:val="Normal"/>
     <w:qFormat/>
     <w:rsid w:val="00FC693F"/>
+    <w:pPr>
+      <w:spacing w:after="120" w:line="276" w:lineRule="auto"/>
+    </w:pPr>
     <w:rPr>
       <w:rFonts w:ascii="TH Sarabun New" w:hAnsi="TH Sarabun New"/>
       <w:sz w:val="32"/>
@@ -2671,7 +3689,7 @@
     <w:pPr>
       <w:keepNext/>
       <w:keepLines/>
-      <w:spacing w:before="480" w:after="0"/>
+      <w:spacing w:before="480" w:after="120" w:line="276" w:lineRule="auto"/>
       <w:outlineLvl w:val="0"/>
     </w:pPr>
     <w:rPr>
@@ -2695,7 +3713,7 @@
     <w:pPr>
       <w:keepNext/>
       <w:keepLines/>
-      <w:spacing w:before="200" w:after="0"/>
+      <w:spacing w:before="200" w:after="120" w:line="276" w:lineRule="auto"/>
       <w:outlineLvl w:val="1"/>
     </w:pPr>
     <w:rPr>
@@ -2719,7 +3737,7 @@
     <w:pPr>
       <w:keepNext/>
       <w:keepLines/>
-      <w:spacing w:before="200" w:after="0"/>
+      <w:spacing w:before="200" w:after="120" w:line="276" w:lineRule="auto"/>
       <w:outlineLvl w:val="2"/>
     </w:pPr>
     <w:rPr>
@@ -2961,15 +3979,16 @@
       <w:pBdr>
         <w:bottom w:val="single" w:sz="8" w:space="4" w:color="4F81BD" w:themeColor="accent1"/>
       </w:pBdr>
-      <w:spacing w:after="300" w:line="240" w:lineRule="auto"/>
+      <w:spacing w:after="120" w:line="276" w:lineRule="auto"/>
       <w:contextualSpacing/>
     </w:pPr>
     <w:rPr>
       <w:rFonts w:asciiTheme="majorHAnsi" w:eastAsiaTheme="majorEastAsia" w:hAnsiTheme="majorHAnsi" w:cstheme="majorBidi" w:ascii="TH Sarabun New" w:hAnsi="TH Sarabun New"/>
+      <w:b/>
       <w:color w:val="17365D" w:themeColor="text2" w:themeShade="BF"/>
       <w:spacing w:val="5"/>
       <w:kern w:val="28"/>
-      <w:sz w:val="48"/>
+      <w:sz w:val="52"/>
       <w:szCs w:val="52"/>
     </w:rPr>
   </w:style>
@@ -3143,8 +4162,13 @@
       <w:numPr>
         <w:numId w:val="1"/>
       </w:numPr>
+      <w:spacing w:after="80" w:line="264" w:lineRule="auto"/>
       <w:contextualSpacing/>
     </w:pPr>
+    <w:rPr>
+      <w:rFonts w:ascii="TH Sarabun New" w:hAnsi="TH Sarabun New"/>
+      <w:sz w:val="32"/>
+    </w:rPr>
   </w:style>
   <w:style w:type="paragraph" w:styleId="ListBullet2">
     <w:name w:val="List Bullet 2"/>
@@ -3182,8 +4206,13 @@
       <w:numPr>
         <w:numId w:val="5"/>
       </w:numPr>
+      <w:spacing w:after="80" w:line="264" w:lineRule="auto"/>
       <w:contextualSpacing/>
     </w:pPr>
+    <w:rPr>
+      <w:rFonts w:ascii="TH Sarabun New" w:hAnsi="TH Sarabun New"/>
+      <w:sz w:val="32"/>
+    </w:rPr>
   </w:style>
   <w:style w:type="paragraph" w:styleId="ListNumber2">
     <w:name w:val="List Number 2"/>
@@ -14301,6 +15330,10 @@
   </w:style>
   <w:style w:type="paragraph" w:customStyle="1" w:styleId="CodeBlock">
     <w:name w:val="Code Block"/>
+    <w:pPr>
+      <w:spacing w:after="120" w:line="240" w:lineRule="auto"/>
+      <w:ind w:left="360"/>
+    </w:pPr>
     <w:rPr>
       <w:rFonts w:ascii="Consolas" w:hAnsi="Consolas"/>
       <w:sz w:val="18"/>

--- a/doc/human/SB-00_Master_Assumptions_v1_1.docx
+++ b/doc/human/SB-00_Master_Assumptions_v1_1.docx
@@ -428,6 +428,72 @@
                 <w:i w:val="0"/>
                 <w:sz w:val="20"/>
               </w:rPr>
+              <w:t>SB-00_Decision_Register_v1_1.md</w:t>
+            </w:r>
+          </w:p>
+        </w:tc>
+        <w:tc>
+          <w:tcPr>
+            <w:tcW w:type="dxa" w:w="2256"/>
+          </w:tcPr>
+          <w:p>
+            <w:r>
+              <w:rPr>
+                <w:rFonts w:ascii="TH Sarabun New" w:hAnsi="TH Sarabun New" w:eastAsia="TH Sarabun New" w:cs="TH Sarabun New"/>
+                <w:b w:val="0"/>
+                <w:i w:val="0"/>
+                <w:sz w:val="32"/>
+              </w:rPr>
+              <w:t>1.1</w:t>
+            </w:r>
+          </w:p>
+        </w:tc>
+        <w:tc>
+          <w:tcPr>
+            <w:tcW w:type="dxa" w:w="2256"/>
+          </w:tcPr>
+          <w:p>
+            <w:r>
+              <w:rPr>
+                <w:rFonts w:ascii="TH Sarabun New" w:hAnsi="TH Sarabun New" w:eastAsia="TH Sarabun New" w:cs="TH Sarabun New"/>
+                <w:b w:val="0"/>
+                <w:i w:val="0"/>
+                <w:sz w:val="32"/>
+              </w:rPr>
+              <w:t>2026-04-02</w:t>
+            </w:r>
+          </w:p>
+        </w:tc>
+        <w:tc>
+          <w:tcPr>
+            <w:tcW w:type="dxa" w:w="2256"/>
+          </w:tcPr>
+          <w:p>
+            <w:r>
+              <w:rPr>
+                <w:rFonts w:ascii="TH Sarabun New" w:hAnsi="TH Sarabun New" w:eastAsia="TH Sarabun New" w:cs="TH Sarabun New"/>
+                <w:b w:val="0"/>
+                <w:i w:val="0"/>
+                <w:sz w:val="32"/>
+              </w:rPr>
+              <w:t>closed decisions synced to baseline</w:t>
+            </w:r>
+          </w:p>
+        </w:tc>
+      </w:tr>
+      <w:tr>
+        <w:tc>
+          <w:tcPr>
+            <w:tcW w:type="dxa" w:w="2256"/>
+          </w:tcPr>
+          <w:p>
+            <w:r>
+              <w:rPr>
+                <w:rFonts w:ascii="Consolas" w:hAnsi="Consolas" w:eastAsia="Consolas" w:cs="Consolas"/>
+                <w:b w:val="0"/>
+                <w:i w:val="0"/>
+                <w:sz w:val="20"/>
+              </w:rPr>
               <w:t>SB-00_Backend_Security_v1_1.md</w:t>
             </w:r>
           </w:p>
@@ -675,6 +741,72 @@
                 <w:sz w:val="32"/>
               </w:rPr>
               <w:t>canonical pricing/limits table</w:t>
+            </w:r>
+          </w:p>
+        </w:tc>
+      </w:tr>
+      <w:tr>
+        <w:tc>
+          <w:tcPr>
+            <w:tcW w:type="dxa" w:w="2256"/>
+          </w:tcPr>
+          <w:p>
+            <w:r>
+              <w:rPr>
+                <w:rFonts w:ascii="Consolas" w:hAnsi="Consolas" w:eastAsia="Consolas" w:cs="Consolas"/>
+                <w:b w:val="0"/>
+                <w:i w:val="0"/>
+                <w:sz w:val="20"/>
+              </w:rPr>
+              <w:t>SB-00_Execution_Task_List_v1_1.md</w:t>
+            </w:r>
+          </w:p>
+        </w:tc>
+        <w:tc>
+          <w:tcPr>
+            <w:tcW w:type="dxa" w:w="2256"/>
+          </w:tcPr>
+          <w:p>
+            <w:r>
+              <w:rPr>
+                <w:rFonts w:ascii="TH Sarabun New" w:hAnsi="TH Sarabun New" w:eastAsia="TH Sarabun New" w:cs="TH Sarabun New"/>
+                <w:b w:val="0"/>
+                <w:i w:val="0"/>
+                <w:sz w:val="32"/>
+              </w:rPr>
+              <w:t>1.1</w:t>
+            </w:r>
+          </w:p>
+        </w:tc>
+        <w:tc>
+          <w:tcPr>
+            <w:tcW w:type="dxa" w:w="2256"/>
+          </w:tcPr>
+          <w:p>
+            <w:r>
+              <w:rPr>
+                <w:rFonts w:ascii="TH Sarabun New" w:hAnsi="TH Sarabun New" w:eastAsia="TH Sarabun New" w:cs="TH Sarabun New"/>
+                <w:b w:val="0"/>
+                <w:i w:val="0"/>
+                <w:sz w:val="32"/>
+              </w:rPr>
+              <w:t>2026-04-02</w:t>
+            </w:r>
+          </w:p>
+        </w:tc>
+        <w:tc>
+          <w:tcPr>
+            <w:tcW w:type="dxa" w:w="2256"/>
+          </w:tcPr>
+          <w:p>
+            <w:r>
+              <w:rPr>
+                <w:rFonts w:ascii="TH Sarabun New" w:hAnsi="TH Sarabun New" w:eastAsia="TH Sarabun New" w:cs="TH Sarabun New"/>
+                <w:b w:val="0"/>
+                <w:i w:val="0"/>
+                <w:sz w:val="32"/>
+              </w:rPr>
+              <w:t>derived from locked baseline + closed decisions</w:t>
             </w:r>
           </w:p>
         </w:tc>
@@ -1805,6 +1937,106 @@
       </w:pPr>
       <w:r>
         <w:rPr>
+          <w:rFonts w:ascii="TH Sarabun New" w:hAnsi="TH Sarabun New" w:eastAsia="TH Sarabun New" w:cs="TH Sarabun New"/>
+          <w:b w:val="0"/>
+          <w:i w:val="0"/>
+          <w:sz w:val="32"/>
+        </w:rPr>
+        <w:t xml:space="preserve">baseline browser support สำหรับ </w:t>
+      </w:r>
+      <w:r>
+        <w:rPr>
+          <w:rFonts w:ascii="Consolas" w:hAnsi="Consolas" w:eastAsia="Consolas" w:cs="Consolas"/>
+          <w:b w:val="0"/>
+          <w:i w:val="0"/>
+          <w:sz w:val="20"/>
+        </w:rPr>
+        <w:t>BLE provisioning</w:t>
+      </w:r>
+      <w:r>
+        <w:rPr>
+          <w:rFonts w:ascii="TH Sarabun New" w:hAnsi="TH Sarabun New" w:eastAsia="TH Sarabun New" w:cs="TH Sarabun New"/>
+          <w:b w:val="0"/>
+          <w:i w:val="0"/>
+          <w:sz w:val="32"/>
+        </w:rPr>
+        <w:t xml:space="preserve"> คือ </w:t>
+      </w:r>
+      <w:r>
+        <w:rPr>
+          <w:rFonts w:ascii="Consolas" w:hAnsi="Consolas" w:eastAsia="Consolas" w:cs="Consolas"/>
+          <w:b w:val="0"/>
+          <w:i w:val="0"/>
+          <w:sz w:val="20"/>
+        </w:rPr>
+        <w:t>Android Chrome บน HTTPS</w:t>
+      </w:r>
+      <w:r>
+        <w:rPr>
+          <w:rFonts w:ascii="TH Sarabun New" w:hAnsi="TH Sarabun New" w:eastAsia="TH Sarabun New" w:cs="TH Sarabun New"/>
+          <w:b w:val="0"/>
+          <w:i w:val="0"/>
+          <w:sz w:val="32"/>
+        </w:rPr>
+        <w:t xml:space="preserve"> เท่านั้นในรอบ pilot เอกสาร v1.1</w:t>
+      </w:r>
+    </w:p>
+    <w:p>
+      <w:pPr>
+        <w:pStyle w:val="ListBullet"/>
+      </w:pPr>
+      <w:r>
+        <w:rPr>
+          <w:rFonts w:ascii="Consolas" w:hAnsi="Consolas" w:eastAsia="Consolas" w:cs="Consolas"/>
+          <w:b w:val="0"/>
+          <w:i w:val="0"/>
+          <w:sz w:val="20"/>
+        </w:rPr>
+        <w:t>iPhone/iPad</w:t>
+      </w:r>
+      <w:r>
+        <w:rPr>
+          <w:rFonts w:ascii="TH Sarabun New" w:hAnsi="TH Sarabun New" w:eastAsia="TH Sarabun New" w:cs="TH Sarabun New"/>
+          <w:b w:val="0"/>
+          <w:i w:val="0"/>
+          <w:sz w:val="32"/>
+        </w:rPr>
+        <w:t xml:space="preserve"> และ browser/device ที่ไม่มี Web Bluetooth ให้ fallback เป็น </w:t>
+      </w:r>
+      <w:r>
+        <w:rPr>
+          <w:rFonts w:ascii="Consolas" w:hAnsi="Consolas" w:eastAsia="Consolas" w:cs="Consolas"/>
+          <w:b w:val="0"/>
+          <w:i w:val="0"/>
+          <w:sz w:val="20"/>
+        </w:rPr>
+        <w:t>QR Code + Web/PWA</w:t>
+      </w:r>
+      <w:r>
+        <w:rPr>
+          <w:rFonts w:ascii="TH Sarabun New" w:hAnsi="TH Sarabun New" w:eastAsia="TH Sarabun New" w:cs="TH Sarabun New"/>
+          <w:b w:val="0"/>
+          <w:i w:val="0"/>
+          <w:sz w:val="32"/>
+        </w:rPr>
+        <w:t xml:space="preserve"> หรือ </w:t>
+      </w:r>
+      <w:r>
+        <w:rPr>
+          <w:rFonts w:ascii="Consolas" w:hAnsi="Consolas" w:eastAsia="Consolas" w:cs="Consolas"/>
+          <w:b w:val="0"/>
+          <w:i w:val="0"/>
+          <w:sz w:val="20"/>
+        </w:rPr>
+        <w:t>factory USB flash / QC tool</w:t>
+      </w:r>
+    </w:p>
+    <w:p>
+      <w:pPr>
+        <w:pStyle w:val="ListBullet"/>
+      </w:pPr>
+      <w:r>
+        <w:rPr>
           <w:rFonts w:ascii="Consolas" w:hAnsi="Consolas" w:eastAsia="Consolas" w:cs="Consolas"/>
           <w:b w:val="0"/>
           <w:i w:val="0"/>
@@ -2028,7 +2260,25 @@
                 <w:i w:val="0"/>
                 <w:sz w:val="32"/>
               </w:rPr>
-              <w:t xml:space="preserve"> เป็น sourcing fallback ถ้า footprint/AT command compatible</w:t>
+              <w:t xml:space="preserve"> เป็น sourcing fallback เฉพาะเมื่อ </w:t>
+            </w:r>
+            <w:r>
+              <w:rPr>
+                <w:rFonts w:ascii="Consolas" w:hAnsi="Consolas" w:eastAsia="Consolas" w:cs="Consolas"/>
+                <w:b w:val="0"/>
+                <w:i w:val="0"/>
+                <w:sz w:val="20"/>
+              </w:rPr>
+              <w:t>A7670E</w:t>
+            </w:r>
+            <w:r>
+              <w:rPr>
+                <w:rFonts w:ascii="TH Sarabun New" w:hAnsi="TH Sarabun New" w:eastAsia="TH Sarabun New" w:cs="TH Sarabun New"/>
+                <w:b w:val="0"/>
+                <w:i w:val="0"/>
+                <w:sz w:val="32"/>
+              </w:rPr>
+              <w:t xml:space="preserve"> unavailable, lead time &gt; 14 วัน, หรือ price delta &gt; 20% และ bench validation ผ่าน</w:t>
             </w:r>
           </w:p>
         </w:tc>
@@ -2103,7 +2353,7 @@
                 <w:i w:val="0"/>
                 <w:sz w:val="32"/>
               </w:rPr>
-              <w:t xml:space="preserve"> ใช้เมื่อ field test ชี้ว่า L76K ไม่พอ</w:t>
+              <w:t xml:space="preserve"> ใช้เมื่อ Stage A/B field test ชี้ว่า L76K ไม่ผ่าน trigger ที่ล็อกไว้</w:t>
             </w:r>
           </w:p>
         </w:tc>
@@ -2203,115 +2453,7 @@
           <w:i w:val="0"/>
           <w:sz w:val="32"/>
         </w:rPr>
-        <w:t>single source of truth สำหรับ pricing/limits/upgrade trigger อยู่ที่ SB-00</w:t>
-      </w:r>
-      <w:r>
-        <w:rPr>
-          <w:rFonts w:ascii="TH Sarabun New" w:hAnsi="TH Sarabun New" w:eastAsia="TH Sarabun New" w:cs="TH Sarabun New"/>
-          <w:b w:val="0"/>
-          <w:i/>
-          <w:sz w:val="32"/>
-        </w:rPr>
-        <w:t>Third</w:t>
-      </w:r>
-      <w:r>
-        <w:rPr>
-          <w:rFonts w:ascii="TH Sarabun New" w:hAnsi="TH Sarabun New" w:eastAsia="TH Sarabun New" w:cs="TH Sarabun New"/>
-          <w:b w:val="0"/>
-          <w:i w:val="0"/>
-          <w:sz w:val="32"/>
-        </w:rPr>
-        <w:t>Party</w:t>
-      </w:r>
-      <w:r>
-        <w:rPr>
-          <w:rFonts w:ascii="TH Sarabun New" w:hAnsi="TH Sarabun New" w:eastAsia="TH Sarabun New" w:cs="TH Sarabun New"/>
-          <w:b w:val="0"/>
-          <w:i/>
-          <w:sz w:val="32"/>
-        </w:rPr>
-        <w:t>Pricing</w:t>
-      </w:r>
-      <w:r>
-        <w:rPr>
-          <w:rFonts w:ascii="TH Sarabun New" w:hAnsi="TH Sarabun New" w:eastAsia="TH Sarabun New" w:cs="TH Sarabun New"/>
-          <w:b w:val="0"/>
-          <w:i w:val="0"/>
-          <w:sz w:val="32"/>
-        </w:rPr>
-        <w:t>Baseline</w:t>
-      </w:r>
-      <w:r>
-        <w:rPr>
-          <w:rFonts w:ascii="TH Sarabun New" w:hAnsi="TH Sarabun New" w:eastAsia="TH Sarabun New" w:cs="TH Sarabun New"/>
-          <w:b w:val="0"/>
-          <w:i/>
-          <w:sz w:val="32"/>
-        </w:rPr>
-        <w:t>v1</w:t>
-      </w:r>
-      <w:r>
-        <w:rPr>
-          <w:rFonts w:ascii="TH Sarabun New" w:hAnsi="TH Sarabun New" w:eastAsia="TH Sarabun New" w:cs="TH Sarabun New"/>
-          <w:b w:val="0"/>
-          <w:i w:val="0"/>
-          <w:sz w:val="32"/>
-        </w:rPr>
-        <w:t>1.md (./SB-00</w:t>
-      </w:r>
-      <w:r>
-        <w:rPr>
-          <w:rFonts w:ascii="TH Sarabun New" w:hAnsi="TH Sarabun New" w:eastAsia="TH Sarabun New" w:cs="TH Sarabun New"/>
-          <w:b w:val="0"/>
-          <w:i/>
-          <w:sz w:val="32"/>
-        </w:rPr>
-        <w:t>Third</w:t>
-      </w:r>
-      <w:r>
-        <w:rPr>
-          <w:rFonts w:ascii="TH Sarabun New" w:hAnsi="TH Sarabun New" w:eastAsia="TH Sarabun New" w:cs="TH Sarabun New"/>
-          <w:b w:val="0"/>
-          <w:i w:val="0"/>
-          <w:sz w:val="32"/>
-        </w:rPr>
-        <w:t>Party</w:t>
-      </w:r>
-      <w:r>
-        <w:rPr>
-          <w:rFonts w:ascii="TH Sarabun New" w:hAnsi="TH Sarabun New" w:eastAsia="TH Sarabun New" w:cs="TH Sarabun New"/>
-          <w:b w:val="0"/>
-          <w:i/>
-          <w:sz w:val="32"/>
-        </w:rPr>
-        <w:t>Pricing</w:t>
-      </w:r>
-      <w:r>
-        <w:rPr>
-          <w:rFonts w:ascii="TH Sarabun New" w:hAnsi="TH Sarabun New" w:eastAsia="TH Sarabun New" w:cs="TH Sarabun New"/>
-          <w:b w:val="0"/>
-          <w:i w:val="0"/>
-          <w:sz w:val="32"/>
-        </w:rPr>
-        <w:t>Baseline</w:t>
-      </w:r>
-      <w:r>
-        <w:rPr>
-          <w:rFonts w:ascii="TH Sarabun New" w:hAnsi="TH Sarabun New" w:eastAsia="TH Sarabun New" w:cs="TH Sarabun New"/>
-          <w:b w:val="0"/>
-          <w:i/>
-          <w:sz w:val="32"/>
-        </w:rPr>
-        <w:t>v1</w:t>
-      </w:r>
-      <w:r>
-        <w:rPr>
-          <w:rFonts w:ascii="TH Sarabun New" w:hAnsi="TH Sarabun New" w:eastAsia="TH Sarabun New" w:cs="TH Sarabun New"/>
-          <w:b w:val="0"/>
-          <w:i w:val="0"/>
-          <w:sz w:val="32"/>
-        </w:rPr>
-        <w:t>1.md)</w:t>
+        <w:t>single source of truth สำหรับ pricing/limits/upgrade trigger อยู่ที่ SB-00_Third_Party_Pricing_Baseline_v1_1.md (./SB-00_Third_Party_Pricing_Baseline_v1_1.md)</w:t>
       </w:r>
     </w:p>
     <w:p>
@@ -2566,7 +2708,7 @@
           <w:i w:val="0"/>
           <w:sz w:val="36"/>
         </w:rPr>
-        <w:t>10. Open Decisions</w:t>
+        <w:t>10. Decision Status</w:t>
       </w:r>
     </w:p>
     <w:p/>
@@ -2590,79 +2732,7 @@
           <w:i w:val="0"/>
           <w:sz w:val="32"/>
         </w:rPr>
-        <w:t xml:space="preserve"> ใช้ SB-00</w:t>
-      </w:r>
-      <w:r>
-        <w:rPr>
-          <w:rFonts w:ascii="TH Sarabun New" w:hAnsi="TH Sarabun New" w:eastAsia="TH Sarabun New" w:cs="TH Sarabun New"/>
-          <w:b w:val="0"/>
-          <w:i/>
-          <w:sz w:val="32"/>
-        </w:rPr>
-        <w:t>Decision</w:t>
-      </w:r>
-      <w:r>
-        <w:rPr>
-          <w:rFonts w:ascii="TH Sarabun New" w:hAnsi="TH Sarabun New" w:eastAsia="TH Sarabun New" w:cs="TH Sarabun New"/>
-          <w:b w:val="0"/>
-          <w:i w:val="0"/>
-          <w:sz w:val="32"/>
-        </w:rPr>
-        <w:t>Register</w:t>
-      </w:r>
-      <w:r>
-        <w:rPr>
-          <w:rFonts w:ascii="TH Sarabun New" w:hAnsi="TH Sarabun New" w:eastAsia="TH Sarabun New" w:cs="TH Sarabun New"/>
-          <w:b w:val="0"/>
-          <w:i/>
-          <w:sz w:val="32"/>
-        </w:rPr>
-        <w:t>v1</w:t>
-      </w:r>
-      <w:r>
-        <w:rPr>
-          <w:rFonts w:ascii="TH Sarabun New" w:hAnsi="TH Sarabun New" w:eastAsia="TH Sarabun New" w:cs="TH Sarabun New"/>
-          <w:b w:val="0"/>
-          <w:i w:val="0"/>
-          <w:sz w:val="32"/>
-        </w:rPr>
-        <w:t>1.md (./SB-00</w:t>
-      </w:r>
-      <w:r>
-        <w:rPr>
-          <w:rFonts w:ascii="TH Sarabun New" w:hAnsi="TH Sarabun New" w:eastAsia="TH Sarabun New" w:cs="TH Sarabun New"/>
-          <w:b w:val="0"/>
-          <w:i/>
-          <w:sz w:val="32"/>
-        </w:rPr>
-        <w:t>Decision</w:t>
-      </w:r>
-      <w:r>
-        <w:rPr>
-          <w:rFonts w:ascii="TH Sarabun New" w:hAnsi="TH Sarabun New" w:eastAsia="TH Sarabun New" w:cs="TH Sarabun New"/>
-          <w:b w:val="0"/>
-          <w:i w:val="0"/>
-          <w:sz w:val="32"/>
-        </w:rPr>
-        <w:t>Register</w:t>
-      </w:r>
-      <w:r>
-        <w:rPr>
-          <w:rFonts w:ascii="TH Sarabun New" w:hAnsi="TH Sarabun New" w:eastAsia="TH Sarabun New" w:cs="TH Sarabun New"/>
-          <w:b w:val="0"/>
-          <w:i/>
-          <w:sz w:val="32"/>
-        </w:rPr>
-        <w:t>v1</w:t>
-      </w:r>
-      <w:r>
-        <w:rPr>
-          <w:rFonts w:ascii="TH Sarabun New" w:hAnsi="TH Sarabun New" w:eastAsia="TH Sarabun New" w:cs="TH Sarabun New"/>
-          <w:b w:val="0"/>
-          <w:i w:val="0"/>
-          <w:sz w:val="32"/>
-        </w:rPr>
-        <w:t>1.md) เป็น meeting-ready register สำหรับปิด decision เหล่านี้ แล้วค่อย sync กลับมาที่เอกสารชุดหลัก</w:t>
+        <w:t xml:space="preserve"> final choice แบบละเอียดและเหตุผลเต็มอยู่ใน SB-00_Decision_Register_v1_1.md (./SB-00_Decision_Register_v1_1.md) เอกสารนี้เก็บเฉพาะ baseline ที่ล็อกแล้วสำหรับให้ทุกไฟล์อ้างอิงตรงกัน</w:t>
       </w:r>
     </w:p>
     <w:p/>
@@ -2674,15 +2744,16 @@
         <w:tblLook w:firstColumn="1" w:firstRow="1" w:lastColumn="0" w:lastRow="0" w:noHBand="0" w:noVBand="1" w:val="04A0"/>
       </w:tblPr>
       <w:tblGrid>
-        <w:gridCol w:w="2256"/>
-        <w:gridCol w:w="2256"/>
-        <w:gridCol w:w="2256"/>
-        <w:gridCol w:w="2256"/>
+        <w:gridCol w:w="1805"/>
+        <w:gridCol w:w="1805"/>
+        <w:gridCol w:w="1805"/>
+        <w:gridCol w:w="1805"/>
+        <w:gridCol w:w="1805"/>
       </w:tblGrid>
       <w:tr>
         <w:tc>
           <w:tcPr>
-            <w:tcW w:type="dxa" w:w="2256"/>
+            <w:tcW w:type="dxa" w:w="1805"/>
           </w:tcPr>
           <w:p>
             <w:r>
@@ -2692,13 +2763,13 @@
                 <w:i w:val="0"/>
                 <w:sz w:val="32"/>
               </w:rPr>
-              <w:t>Decision</w:t>
+              <w:t>ID</w:t>
             </w:r>
           </w:p>
         </w:tc>
         <w:tc>
           <w:tcPr>
-            <w:tcW w:type="dxa" w:w="2256"/>
+            <w:tcW w:type="dxa" w:w="1805"/>
           </w:tcPr>
           <w:p>
             <w:r>
@@ -2708,13 +2779,29 @@
                 <w:i w:val="0"/>
                 <w:sz w:val="32"/>
               </w:rPr>
-              <w:t>Current baseline / question</w:t>
+              <w:t>Status</w:t>
             </w:r>
           </w:p>
         </w:tc>
         <w:tc>
           <w:tcPr>
-            <w:tcW w:type="dxa" w:w="2256"/>
+            <w:tcW w:type="dxa" w:w="1805"/>
+          </w:tcPr>
+          <w:p>
+            <w:r>
+              <w:rPr>
+                <w:rFonts w:ascii="TH Sarabun New" w:hAnsi="TH Sarabun New" w:eastAsia="TH Sarabun New" w:cs="TH Sarabun New"/>
+                <w:b/>
+                <w:i w:val="0"/>
+                <w:sz w:val="32"/>
+              </w:rPr>
+              <w:t>Locked baseline</w:t>
+            </w:r>
+          </w:p>
+        </w:tc>
+        <w:tc>
+          <w:tcPr>
+            <w:tcW w:type="dxa" w:w="1805"/>
           </w:tcPr>
           <w:p>
             <w:r>
@@ -2730,7 +2817,7 @@
         </w:tc>
         <w:tc>
           <w:tcPr>
-            <w:tcW w:type="dxa" w:w="2256"/>
+            <w:tcW w:type="dxa" w:w="1805"/>
           </w:tcPr>
           <w:p>
             <w:r>
@@ -2740,7 +2827,7 @@
                 <w:i w:val="0"/>
                 <w:sz w:val="32"/>
               </w:rPr>
-              <w:t>Target date</w:t>
+              <w:t>Closed on / Review point</w:t>
             </w:r>
           </w:p>
         </w:tc>
@@ -2748,7 +2835,7 @@
       <w:tr>
         <w:tc>
           <w:tcPr>
-            <w:tcW w:type="dxa" w:w="2256"/>
+            <w:tcW w:type="dxa" w:w="1805"/>
           </w:tcPr>
           <w:p>
             <w:r>
@@ -2758,13 +2845,13 @@
                 <w:i w:val="0"/>
                 <w:sz w:val="32"/>
               </w:rPr>
-              <w:t>Enclosure external size final</w:t>
+              <w:t>D-01</w:t>
             </w:r>
           </w:p>
         </w:tc>
         <w:tc>
           <w:tcPr>
-            <w:tcW w:type="dxa" w:w="2256"/>
+            <w:tcW w:type="dxa" w:w="1805"/>
           </w:tcPr>
           <w:p>
             <w:r>
@@ -2774,13 +2861,83 @@
                 <w:i w:val="0"/>
                 <w:sz w:val="32"/>
               </w:rPr>
-              <w:t>Current planning size ~150×100×60mm - confirm หลัง PCB layout</w:t>
+              <w:t>Closed</w:t>
             </w:r>
           </w:p>
         </w:tc>
         <w:tc>
           <w:tcPr>
-            <w:tcW w:type="dxa" w:w="2256"/>
+            <w:tcW w:type="dxa" w:w="1805"/>
+          </w:tcPr>
+          <w:p>
+            <w:r>
+              <w:rPr>
+                <w:rFonts w:ascii="TH Sarabun New" w:hAnsi="TH Sarabun New" w:eastAsia="TH Sarabun New" w:cs="TH Sarabun New"/>
+                <w:b w:val="0"/>
+                <w:i w:val="0"/>
+                <w:sz w:val="32"/>
+              </w:rPr>
+              <w:t xml:space="preserve">ล็อก enclosure ภายนอก </w:t>
+            </w:r>
+            <w:r>
+              <w:rPr>
+                <w:rFonts w:ascii="Consolas" w:hAnsi="Consolas" w:eastAsia="Consolas" w:cs="Consolas"/>
+                <w:b w:val="0"/>
+                <w:i w:val="0"/>
+                <w:sz w:val="20"/>
+              </w:rPr>
+              <w:t>150×100×60 mm</w:t>
+            </w:r>
+            <w:r>
+              <w:rPr>
+                <w:rFonts w:ascii="TH Sarabun New" w:hAnsi="TH Sarabun New" w:eastAsia="TH Sarabun New" w:cs="TH Sarabun New"/>
+                <w:b w:val="0"/>
+                <w:i w:val="0"/>
+                <w:sz w:val="32"/>
+              </w:rPr>
+              <w:t xml:space="preserve"> สำหรับ </w:t>
+            </w:r>
+            <w:r>
+              <w:rPr>
+                <w:rFonts w:ascii="Consolas" w:hAnsi="Consolas" w:eastAsia="Consolas" w:cs="Consolas"/>
+                <w:b w:val="0"/>
+                <w:i w:val="0"/>
+                <w:sz w:val="20"/>
+              </w:rPr>
+              <w:t>PCB v1</w:t>
+            </w:r>
+            <w:r>
+              <w:rPr>
+                <w:rFonts w:ascii="TH Sarabun New" w:hAnsi="TH Sarabun New" w:eastAsia="TH Sarabun New" w:cs="TH Sarabun New"/>
+                <w:b w:val="0"/>
+                <w:i w:val="0"/>
+                <w:sz w:val="32"/>
+              </w:rPr>
+              <w:t xml:space="preserve"> และ </w:t>
+            </w:r>
+            <w:r>
+              <w:rPr>
+                <w:rFonts w:ascii="Consolas" w:hAnsi="Consolas" w:eastAsia="Consolas" w:cs="Consolas"/>
+                <w:b w:val="0"/>
+                <w:i w:val="0"/>
+                <w:sz w:val="20"/>
+              </w:rPr>
+              <w:t>pilot batch</w:t>
+            </w:r>
+            <w:r>
+              <w:rPr>
+                <w:rFonts w:ascii="TH Sarabun New" w:hAnsi="TH Sarabun New" w:eastAsia="TH Sarabun New" w:cs="TH Sarabun New"/>
+                <w:b w:val="0"/>
+                <w:i w:val="0"/>
+                <w:sz w:val="32"/>
+              </w:rPr>
+              <w:t>; ค่อย optimize หลัง pilot ถ้า field data บังคับ</w:t>
+            </w:r>
+          </w:p>
+        </w:tc>
+        <w:tc>
+          <w:tcPr>
+            <w:tcW w:type="dxa" w:w="1805"/>
           </w:tcPr>
           <w:p>
             <w:r>
@@ -2796,7 +2953,7 @@
         </w:tc>
         <w:tc>
           <w:tcPr>
-            <w:tcW w:type="dxa" w:w="2256"/>
+            <w:tcW w:type="dxa" w:w="1805"/>
           </w:tcPr>
           <w:p>
             <w:r>
@@ -2806,7 +2963,7 @@
                 <w:i w:val="0"/>
                 <w:sz w:val="32"/>
               </w:rPr>
-              <w:t>ก่อนสั่ง PCB v1</w:t>
+              <w:t>2026-04-02</w:t>
             </w:r>
           </w:p>
         </w:tc>
@@ -2814,7 +2971,7 @@
       <w:tr>
         <w:tc>
           <w:tcPr>
-            <w:tcW w:type="dxa" w:w="2256"/>
+            <w:tcW w:type="dxa" w:w="1805"/>
           </w:tcPr>
           <w:p>
             <w:r>
@@ -2824,13 +2981,13 @@
                 <w:i w:val="0"/>
                 <w:sz w:val="32"/>
               </w:rPr>
-              <w:t>GPS fallback trigger</w:t>
+              <w:t>D-02</w:t>
             </w:r>
           </w:p>
         </w:tc>
         <w:tc>
           <w:tcPr>
-            <w:tcW w:type="dxa" w:w="2256"/>
+            <w:tcW w:type="dxa" w:w="1805"/>
           </w:tcPr>
           <w:p>
             <w:r>
@@ -2840,13 +2997,65 @@
                 <w:i w:val="0"/>
                 <w:sz w:val="32"/>
               </w:rPr>
-              <w:t>เริ่มจาก L76K ก่อน - ใช้ NEO-M8N เฉพาะเมื่อ field test ชี้ว่า accuracy ไม่พอ</w:t>
+              <w:t>Closed</w:t>
             </w:r>
           </w:p>
         </w:tc>
         <w:tc>
           <w:tcPr>
-            <w:tcW w:type="dxa" w:w="2256"/>
+            <w:tcW w:type="dxa" w:w="1805"/>
+          </w:tcPr>
+          <w:p>
+            <w:r>
+              <w:rPr>
+                <w:rFonts w:ascii="TH Sarabun New" w:hAnsi="TH Sarabun New" w:eastAsia="TH Sarabun New" w:cs="TH Sarabun New"/>
+                <w:b w:val="0"/>
+                <w:i w:val="0"/>
+                <w:sz w:val="32"/>
+              </w:rPr>
+              <w:t xml:space="preserve">ใช้ </w:t>
+            </w:r>
+            <w:r>
+              <w:rPr>
+                <w:rFonts w:ascii="Consolas" w:hAnsi="Consolas" w:eastAsia="Consolas" w:cs="Consolas"/>
+                <w:b w:val="0"/>
+                <w:i w:val="0"/>
+                <w:sz w:val="20"/>
+              </w:rPr>
+              <w:t>L76K</w:t>
+            </w:r>
+            <w:r>
+              <w:rPr>
+                <w:rFonts w:ascii="TH Sarabun New" w:hAnsi="TH Sarabun New" w:eastAsia="TH Sarabun New" w:cs="TH Sarabun New"/>
+                <w:b w:val="0"/>
+                <w:i w:val="0"/>
+                <w:sz w:val="32"/>
+              </w:rPr>
+              <w:t xml:space="preserve"> ต่อ และสลับเป็น </w:t>
+            </w:r>
+            <w:r>
+              <w:rPr>
+                <w:rFonts w:ascii="Consolas" w:hAnsi="Consolas" w:eastAsia="Consolas" w:cs="Consolas"/>
+                <w:b w:val="0"/>
+                <w:i w:val="0"/>
+                <w:sz w:val="20"/>
+              </w:rPr>
+              <w:t>NEO-M8N</w:t>
+            </w:r>
+            <w:r>
+              <w:rPr>
+                <w:rFonts w:ascii="TH Sarabun New" w:hAnsi="TH Sarabun New" w:eastAsia="TH Sarabun New" w:cs="TH Sarabun New"/>
+                <w:b w:val="0"/>
+                <w:i w:val="0"/>
+                <w:sz w:val="32"/>
+              </w:rPr>
+              <w:t xml:space="preserve"> เฉพาะเมื่อ median TTFF หลัง wake &gt; 60 วินาที, stationary open-sky error &gt; 15 m มากกว่า 10% ของ sample, หรือ geofence false alert &gt; 2 ครั้ง/เครื่อง/สัปดาห์</w:t>
+            </w:r>
+          </w:p>
+        </w:tc>
+        <w:tc>
+          <w:tcPr>
+            <w:tcW w:type="dxa" w:w="1805"/>
           </w:tcPr>
           <w:p>
             <w:r>
@@ -2862,7 +3071,7 @@
         </w:tc>
         <w:tc>
           <w:tcPr>
-            <w:tcW w:type="dxa" w:w="2256"/>
+            <w:tcW w:type="dxa" w:w="1805"/>
           </w:tcPr>
           <w:p>
             <w:r>
@@ -2872,7 +3081,7 @@
                 <w:i w:val="0"/>
                 <w:sz w:val="32"/>
               </w:rPr>
-              <w:t>ก่อน freeze PCB v2</w:t>
+              <w:t>2026-04-02</w:t>
             </w:r>
           </w:p>
         </w:tc>
@@ -2880,7 +3089,7 @@
       <w:tr>
         <w:tc>
           <w:tcPr>
-            <w:tcW w:type="dxa" w:w="2256"/>
+            <w:tcW w:type="dxa" w:w="1805"/>
           </w:tcPr>
           <w:p>
             <w:r>
@@ -2890,13 +3099,13 @@
                 <w:i w:val="0"/>
                 <w:sz w:val="32"/>
               </w:rPr>
-              <w:t>BLE provisioning support matrix</w:t>
+              <w:t>D-03</w:t>
             </w:r>
           </w:p>
         </w:tc>
         <w:tc>
           <w:tcPr>
-            <w:tcW w:type="dxa" w:w="2256"/>
+            <w:tcW w:type="dxa" w:w="1805"/>
           </w:tcPr>
           <w:p>
             <w:r>
@@ -2906,13 +3115,74 @@
                 <w:i w:val="0"/>
                 <w:sz w:val="32"/>
               </w:rPr>
-              <w:t>ใช้ mobile PWA/Web Bluetooth เป็น baseline - ต้องสรุป browser/device fallback ที่รองรับจริง</w:t>
+              <w:t>Closed</w:t>
             </w:r>
           </w:p>
         </w:tc>
         <w:tc>
           <w:tcPr>
-            <w:tcW w:type="dxa" w:w="2256"/>
+            <w:tcW w:type="dxa" w:w="1805"/>
+          </w:tcPr>
+          <w:p>
+            <w:r>
+              <w:rPr>
+                <w:rFonts w:ascii="TH Sarabun New" w:hAnsi="TH Sarabun New" w:eastAsia="TH Sarabun New" w:cs="TH Sarabun New"/>
+                <w:b w:val="0"/>
+                <w:i w:val="0"/>
+                <w:sz w:val="32"/>
+              </w:rPr>
+              <w:t xml:space="preserve">Phase 2 BLE provisioning รองรับ </w:t>
+            </w:r>
+            <w:r>
+              <w:rPr>
+                <w:rFonts w:ascii="Consolas" w:hAnsi="Consolas" w:eastAsia="Consolas" w:cs="Consolas"/>
+                <w:b w:val="0"/>
+                <w:i w:val="0"/>
+                <w:sz w:val="20"/>
+              </w:rPr>
+              <w:t>Android Chrome + HTTPS</w:t>
+            </w:r>
+            <w:r>
+              <w:rPr>
+                <w:rFonts w:ascii="TH Sarabun New" w:hAnsi="TH Sarabun New" w:eastAsia="TH Sarabun New" w:cs="TH Sarabun New"/>
+                <w:b w:val="0"/>
+                <w:i w:val="0"/>
+                <w:sz w:val="32"/>
+              </w:rPr>
+              <w:t xml:space="preserve"> เป็น baseline เดียวในรอบ pilot; iPhone/iPad และ browser อื่นใช้ </w:t>
+            </w:r>
+            <w:r>
+              <w:rPr>
+                <w:rFonts w:ascii="Consolas" w:hAnsi="Consolas" w:eastAsia="Consolas" w:cs="Consolas"/>
+                <w:b w:val="0"/>
+                <w:i w:val="0"/>
+                <w:sz w:val="20"/>
+              </w:rPr>
+              <w:t>QR + Web/PWA</w:t>
+            </w:r>
+            <w:r>
+              <w:rPr>
+                <w:rFonts w:ascii="TH Sarabun New" w:hAnsi="TH Sarabun New" w:eastAsia="TH Sarabun New" w:cs="TH Sarabun New"/>
+                <w:b w:val="0"/>
+                <w:i w:val="0"/>
+                <w:sz w:val="32"/>
+              </w:rPr>
+              <w:t xml:space="preserve"> หรือ </w:t>
+            </w:r>
+            <w:r>
+              <w:rPr>
+                <w:rFonts w:ascii="Consolas" w:hAnsi="Consolas" w:eastAsia="Consolas" w:cs="Consolas"/>
+                <w:b w:val="0"/>
+                <w:i w:val="0"/>
+                <w:sz w:val="20"/>
+              </w:rPr>
+              <w:t>factory USB/QC fallback</w:t>
+            </w:r>
+          </w:p>
+        </w:tc>
+        <w:tc>
+          <w:tcPr>
+            <w:tcW w:type="dxa" w:w="1805"/>
           </w:tcPr>
           <w:p>
             <w:r>
@@ -2928,7 +3198,7 @@
         </w:tc>
         <w:tc>
           <w:tcPr>
-            <w:tcW w:type="dxa" w:w="2256"/>
+            <w:tcW w:type="dxa" w:w="1805"/>
           </w:tcPr>
           <w:p>
             <w:r>
@@ -2938,7 +3208,7 @@
                 <w:i w:val="0"/>
                 <w:sz w:val="32"/>
               </w:rPr>
-              <w:t>ก่อน implement onboarding Phase 2</w:t>
+              <w:t>2026-04-02</w:t>
             </w:r>
           </w:p>
         </w:tc>
@@ -2946,7 +3216,7 @@
       <w:tr>
         <w:tc>
           <w:tcPr>
-            <w:tcW w:type="dxa" w:w="2256"/>
+            <w:tcW w:type="dxa" w:w="1805"/>
           </w:tcPr>
           <w:p>
             <w:r>
@@ -2956,13 +3226,13 @@
                 <w:i w:val="0"/>
                 <w:sz w:val="32"/>
               </w:rPr>
-              <w:t>Production 4G sourcing fallback</w:t>
+              <w:t>D-04</w:t>
             </w:r>
           </w:p>
         </w:tc>
         <w:tc>
           <w:tcPr>
-            <w:tcW w:type="dxa" w:w="2256"/>
+            <w:tcW w:type="dxa" w:w="1805"/>
           </w:tcPr>
           <w:p>
             <w:r>
@@ -2972,13 +3242,74 @@
                 <w:i w:val="0"/>
                 <w:sz w:val="32"/>
               </w:rPr>
-              <w:t>ใช้ A7670E เป็น default - confirm ว่าจะ fallback ไป SIM7670E หรือไม่ถ้า supply chain เปลี่ยน</w:t>
+              <w:t>Closed</w:t>
             </w:r>
           </w:p>
         </w:tc>
         <w:tc>
           <w:tcPr>
-            <w:tcW w:type="dxa" w:w="2256"/>
+            <w:tcW w:type="dxa" w:w="1805"/>
+          </w:tcPr>
+          <w:p>
+            <w:r>
+              <w:rPr>
+                <w:rFonts w:ascii="Consolas" w:hAnsi="Consolas" w:eastAsia="Consolas" w:cs="Consolas"/>
+                <w:b w:val="0"/>
+                <w:i w:val="0"/>
+                <w:sz w:val="20"/>
+              </w:rPr>
+              <w:t>A7670E</w:t>
+            </w:r>
+            <w:r>
+              <w:rPr>
+                <w:rFonts w:ascii="TH Sarabun New" w:hAnsi="TH Sarabun New" w:eastAsia="TH Sarabun New" w:cs="TH Sarabun New"/>
+                <w:b w:val="0"/>
+                <w:i w:val="0"/>
+                <w:sz w:val="32"/>
+              </w:rPr>
+              <w:t xml:space="preserve"> เป็น production default; ใช้ </w:t>
+            </w:r>
+            <w:r>
+              <w:rPr>
+                <w:rFonts w:ascii="Consolas" w:hAnsi="Consolas" w:eastAsia="Consolas" w:cs="Consolas"/>
+                <w:b w:val="0"/>
+                <w:i w:val="0"/>
+                <w:sz w:val="20"/>
+              </w:rPr>
+              <w:t>SIM7670E</w:t>
+            </w:r>
+            <w:r>
+              <w:rPr>
+                <w:rFonts w:ascii="TH Sarabun New" w:hAnsi="TH Sarabun New" w:eastAsia="TH Sarabun New" w:cs="TH Sarabun New"/>
+                <w:b w:val="0"/>
+                <w:i w:val="0"/>
+                <w:sz w:val="32"/>
+              </w:rPr>
+              <w:t xml:space="preserve"> ได้เมื่อ </w:t>
+            </w:r>
+            <w:r>
+              <w:rPr>
+                <w:rFonts w:ascii="Consolas" w:hAnsi="Consolas" w:eastAsia="Consolas" w:cs="Consolas"/>
+                <w:b w:val="0"/>
+                <w:i w:val="0"/>
+                <w:sz w:val="20"/>
+              </w:rPr>
+              <w:t>A7670E</w:t>
+            </w:r>
+            <w:r>
+              <w:rPr>
+                <w:rFonts w:ascii="TH Sarabun New" w:hAnsi="TH Sarabun New" w:eastAsia="TH Sarabun New" w:cs="TH Sarabun New"/>
+                <w:b w:val="0"/>
+                <w:i w:val="0"/>
+                <w:sz w:val="32"/>
+              </w:rPr>
+              <w:t xml:space="preserve"> unavailable, lead time &gt; 14 วัน, หรือ price delta &gt; 20% และ bench validation ผ่านก่อน freeze BOM</w:t>
+            </w:r>
+          </w:p>
+        </w:tc>
+        <w:tc>
+          <w:tcPr>
+            <w:tcW w:type="dxa" w:w="1805"/>
           </w:tcPr>
           <w:p>
             <w:r>
@@ -2994,7 +3325,7 @@
         </w:tc>
         <w:tc>
           <w:tcPr>
-            <w:tcW w:type="dxa" w:w="2256"/>
+            <w:tcW w:type="dxa" w:w="1805"/>
           </w:tcPr>
           <w:p>
             <w:r>
@@ -3004,7 +3335,7 @@
                 <w:i w:val="0"/>
                 <w:sz w:val="32"/>
               </w:rPr>
-              <w:t>ก่อน freeze production BOM</w:t>
+              <w:t>2026-04-02</w:t>
             </w:r>
           </w:p>
         </w:tc>
@@ -3012,7 +3343,7 @@
       <w:tr>
         <w:tc>
           <w:tcPr>
-            <w:tcW w:type="dxa" w:w="2256"/>
+            <w:tcW w:type="dxa" w:w="1805"/>
           </w:tcPr>
           <w:p>
             <w:r>
@@ -3022,13 +3353,13 @@
                 <w:i w:val="0"/>
                 <w:sz w:val="32"/>
               </w:rPr>
-              <w:t>LINE OA paid plan / notification cost</w:t>
+              <w:t>D-05</w:t>
             </w:r>
           </w:p>
         </w:tc>
         <w:tc>
           <w:tcPr>
-            <w:tcW w:type="dxa" w:w="2256"/>
+            <w:tcW w:type="dxa" w:w="1805"/>
           </w:tcPr>
           <w:p>
             <w:r>
@@ -3038,13 +3369,47 @@
                 <w:i w:val="0"/>
                 <w:sz w:val="32"/>
               </w:rPr>
-              <w:t>ใช้ free tier ก่อน - ต้อง re-check quota/price จริงก่อน commercial launch</w:t>
+              <w:t>Closed</w:t>
             </w:r>
           </w:p>
         </w:tc>
         <w:tc>
           <w:tcPr>
-            <w:tcW w:type="dxa" w:w="2256"/>
+            <w:tcW w:type="dxa" w:w="1805"/>
+          </w:tcPr>
+          <w:p>
+            <w:r>
+              <w:rPr>
+                <w:rFonts w:ascii="TH Sarabun New" w:hAnsi="TH Sarabun New" w:eastAsia="TH Sarabun New" w:cs="TH Sarabun New"/>
+                <w:b w:val="0"/>
+                <w:i w:val="0"/>
+                <w:sz w:val="32"/>
+              </w:rPr>
+              <w:t xml:space="preserve">ใช้ </w:t>
+            </w:r>
+            <w:r>
+              <w:rPr>
+                <w:rFonts w:ascii="Consolas" w:hAnsi="Consolas" w:eastAsia="Consolas" w:cs="Consolas"/>
+                <w:b w:val="0"/>
+                <w:i w:val="0"/>
+                <w:sz w:val="20"/>
+              </w:rPr>
+              <w:t>LINE free tier</w:t>
+            </w:r>
+            <w:r>
+              <w:rPr>
+                <w:rFonts w:ascii="TH Sarabun New" w:hAnsi="TH Sarabun New" w:eastAsia="TH Sarabun New" w:cs="TH Sarabun New"/>
+                <w:b w:val="0"/>
+                <w:i w:val="0"/>
+                <w:sz w:val="32"/>
+              </w:rPr>
+              <w:t xml:space="preserve"> ตลอด pilot และค่อย review paid plan เมื่อ forecast &gt; 200 msg/mo หรือก่อน commercial launch readiness review</w:t>
+            </w:r>
+          </w:p>
+        </w:tc>
+        <w:tc>
+          <w:tcPr>
+            <w:tcW w:type="dxa" w:w="1805"/>
           </w:tcPr>
           <w:p>
             <w:r>
@@ -3060,7 +3425,7 @@
         </w:tc>
         <w:tc>
           <w:tcPr>
-            <w:tcW w:type="dxa" w:w="2256"/>
+            <w:tcW w:type="dxa" w:w="1805"/>
           </w:tcPr>
           <w:p>
             <w:r>
@@ -3070,7 +3435,7 @@
                 <w:i w:val="0"/>
                 <w:sz w:val="32"/>
               </w:rPr>
-              <w:t>ก่อน launch readiness review</w:t>
+              <w:t>2026-04-02 / review ก่อน commercial launch</w:t>
             </w:r>
           </w:p>
         </w:tc>

--- a/doc/human/SB-00_Master_Assumptions_v1_1.docx
+++ b/doc/human/SB-00_Master_Assumptions_v1_1.docx
@@ -1910,7 +1910,7 @@
           <w:i w:val="0"/>
           <w:sz w:val="32"/>
         </w:rPr>
-        <w:t xml:space="preserve">Phase 2+ ใช้ </w:t>
+        <w:t xml:space="preserve">Phase 2+ และรอบ pilot ของเอกสาร v1.1 ยังคงใช้ </w:t>
       </w:r>
       <w:r>
         <w:rPr>
@@ -1919,7 +1919,7 @@
           <w:i w:val="0"/>
           <w:sz w:val="20"/>
         </w:rPr>
-        <w:t>BLE provisioning ผ่าน mobile browser/PWA (Web Bluetooth)</w:t>
+        <w:t>QR Code + Web/PWA provisioning page</w:t>
       </w:r>
       <w:r>
         <w:rPr>
@@ -1928,22 +1928,13 @@
           <w:i w:val="0"/>
           <w:sz w:val="32"/>
         </w:rPr>
-        <w:t xml:space="preserve"> เป็น flow หลักบนอุปกรณ์ที่รองรับ</w:t>
+        <w:t xml:space="preserve"> เป็น customer-facing flow เดียว</w:t>
       </w:r>
     </w:p>
     <w:p>
       <w:pPr>
         <w:pStyle w:val="ListBullet"/>
       </w:pPr>
-      <w:r>
-        <w:rPr>
-          <w:rFonts w:ascii="TH Sarabun New" w:hAnsi="TH Sarabun New" w:eastAsia="TH Sarabun New" w:cs="TH Sarabun New"/>
-          <w:b w:val="0"/>
-          <w:i w:val="0"/>
-          <w:sz w:val="32"/>
-        </w:rPr>
-        <w:t xml:space="preserve">baseline browser support สำหรับ </w:t>
-      </w:r>
       <w:r>
         <w:rPr>
           <w:rFonts w:ascii="Consolas" w:hAnsi="Consolas" w:eastAsia="Consolas" w:cs="Consolas"/>
@@ -1960,25 +1951,7 @@
           <w:i w:val="0"/>
           <w:sz w:val="32"/>
         </w:rPr>
-        <w:t xml:space="preserve"> คือ </w:t>
-      </w:r>
-      <w:r>
-        <w:rPr>
-          <w:rFonts w:ascii="Consolas" w:hAnsi="Consolas" w:eastAsia="Consolas" w:cs="Consolas"/>
-          <w:b w:val="0"/>
-          <w:i w:val="0"/>
-          <w:sz w:val="20"/>
-        </w:rPr>
-        <w:t>Android Chrome บน HTTPS</w:t>
-      </w:r>
-      <w:r>
-        <w:rPr>
-          <w:rFonts w:ascii="TH Sarabun New" w:hAnsi="TH Sarabun New" w:eastAsia="TH Sarabun New" w:cs="TH Sarabun New"/>
-          <w:b w:val="0"/>
-          <w:i w:val="0"/>
-          <w:sz w:val="32"/>
-        </w:rPr>
-        <w:t xml:space="preserve"> เท่านั้นในรอบ pilot เอกสาร v1.1</w:t>
+        <w:t xml:space="preserve"> ไม่ถือเป็น baseline ของ customer flow ในเอกสาร v1.1; ถ้าทดลองภายในให้ถือเป็น internal R&amp;D เท่านั้นจนกว่าจะมี decision ใหม่</w:t>
       </w:r>
     </w:p>
     <w:p>
@@ -2001,7 +1974,7 @@
           <w:i w:val="0"/>
           <w:sz w:val="32"/>
         </w:rPr>
-        <w:t xml:space="preserve"> และ browser/device ที่ไม่มี Web Bluetooth ให้ fallback เป็น </w:t>
+        <w:t xml:space="preserve">, Android, และ browser/device อื่นทั้งหมดต้องใช้ flow เดียวกัน คือ </w:t>
       </w:r>
       <w:r>
         <w:rPr>
@@ -2019,16 +1992,7 @@
           <w:i w:val="0"/>
           <w:sz w:val="32"/>
         </w:rPr>
-        <w:t xml:space="preserve"> หรือ </w:t>
-      </w:r>
-      <w:r>
-        <w:rPr>
-          <w:rFonts w:ascii="Consolas" w:hAnsi="Consolas" w:eastAsia="Consolas" w:cs="Consolas"/>
-          <w:b w:val="0"/>
-          <w:i w:val="0"/>
-          <w:sz w:val="20"/>
-        </w:rPr>
-        <w:t>factory USB flash / QC tool</w:t>
+        <w:t xml:space="preserve"> เพื่อลดความสับสนของลูกค้าและ support</w:t>
       </w:r>
     </w:p>
     <w:p>
@@ -2060,21 +2024,21 @@
       </w:pPr>
       <w:r>
         <w:rPr>
-          <w:rFonts w:ascii="TH Sarabun New" w:hAnsi="TH Sarabun New" w:eastAsia="TH Sarabun New" w:cs="TH Sarabun New"/>
-          <w:b w:val="0"/>
-          <w:i w:val="0"/>
-          <w:sz w:val="32"/>
-        </w:rPr>
-        <w:t xml:space="preserve">ถ้าอุปกรณ์หรือ browser ไม่รองรับ BLE provisioning ให้ fallback เป็น </w:t>
-      </w:r>
-      <w:r>
-        <w:rPr>
           <w:rFonts w:ascii="Consolas" w:hAnsi="Consolas" w:eastAsia="Consolas" w:cs="Consolas"/>
           <w:b w:val="0"/>
           <w:i w:val="0"/>
           <w:sz w:val="20"/>
         </w:rPr>
         <w:t>factory USB flash / QC tool</w:t>
+      </w:r>
+      <w:r>
+        <w:rPr>
+          <w:rFonts w:ascii="TH Sarabun New" w:hAnsi="TH Sarabun New" w:eastAsia="TH Sarabun New" w:cs="TH Sarabun New"/>
+          <w:b w:val="0"/>
+          <w:i w:val="0"/>
+          <w:sz w:val="32"/>
+        </w:rPr>
+        <w:t xml:space="preserve"> ใช้เฉพาะงานโรงงาน, QC, recovery, หรือ support ภายในทีม ไม่ใช่ flow หลักของลูกค้า</w:t>
       </w:r>
     </w:p>
     <w:p/>
@@ -3131,25 +3095,7 @@
                 <w:i w:val="0"/>
                 <w:sz w:val="32"/>
               </w:rPr>
-              <w:t xml:space="preserve">Phase 2 BLE provisioning รองรับ </w:t>
-            </w:r>
-            <w:r>
-              <w:rPr>
-                <w:rFonts w:ascii="Consolas" w:hAnsi="Consolas" w:eastAsia="Consolas" w:cs="Consolas"/>
-                <w:b w:val="0"/>
-                <w:i w:val="0"/>
-                <w:sz w:val="20"/>
-              </w:rPr>
-              <w:t>Android Chrome + HTTPS</w:t>
-            </w:r>
-            <w:r>
-              <w:rPr>
-                <w:rFonts w:ascii="TH Sarabun New" w:hAnsi="TH Sarabun New" w:eastAsia="TH Sarabun New" w:cs="TH Sarabun New"/>
-                <w:b w:val="0"/>
-                <w:i w:val="0"/>
-                <w:sz w:val="32"/>
-              </w:rPr>
-              <w:t xml:space="preserve"> เป็น baseline เดียวในรอบ pilot; iPhone/iPad และ browser อื่นใช้ </w:t>
+              <w:t xml:space="preserve">ใช้ </w:t>
             </w:r>
             <w:r>
               <w:rPr>
@@ -3167,7 +3113,7 @@
                 <w:i w:val="0"/>
                 <w:sz w:val="32"/>
               </w:rPr>
-              <w:t xml:space="preserve"> หรือ </w:t>
+              <w:t xml:space="preserve"> เป็น provisioning baseline เดียวสำหรับ MVP และ pilot; </w:t>
             </w:r>
             <w:r>
               <w:rPr>
@@ -3176,7 +3122,16 @@
                 <w:i w:val="0"/>
                 <w:sz w:val="20"/>
               </w:rPr>
-              <w:t>factory USB/QC fallback</w:t>
+              <w:t>BLE provisioning</w:t>
+            </w:r>
+            <w:r>
+              <w:rPr>
+                <w:rFonts w:ascii="TH Sarabun New" w:hAnsi="TH Sarabun New" w:eastAsia="TH Sarabun New" w:cs="TH Sarabun New"/>
+                <w:b w:val="0"/>
+                <w:i w:val="0"/>
+                <w:sz w:val="32"/>
+              </w:rPr>
+              <w:t xml:space="preserve"> ไม่ใช่ customer baseline ในเอกสาร v1.1</w:t>
             </w:r>
           </w:p>
         </w:tc>

--- a/doc/human/SB-00_Master_Assumptions_v1_1.docx
+++ b/doc/human/SB-00_Master_Assumptions_v1_1.docx
@@ -67,7 +67,7 @@
           <w:i w:val="0"/>
           <w:sz w:val="28"/>
         </w:rPr>
-        <w:t>Generated on: 2026-04-02</w:t>
+        <w:t>Generated on: 2026-04-03</w:t>
       </w:r>
     </w:p>
     <w:p>
@@ -1391,6 +1391,170 @@
           <w:i w:val="0"/>
           <w:sz w:val="32"/>
         </w:rPr>
+        <w:t xml:space="preserve">battery platform สำหรับเอกสาร v1.1 ใช้ </w:t>
+      </w:r>
+      <w:r>
+        <w:rPr>
+          <w:rFonts w:ascii="Consolas" w:hAnsi="Consolas" w:eastAsia="Consolas" w:cs="Consolas"/>
+          <w:b w:val="0"/>
+          <w:i w:val="0"/>
+          <w:sz w:val="20"/>
+        </w:rPr>
+        <w:t>core module เดียว + battery module 2 variants</w:t>
+      </w:r>
+      <w:r>
+        <w:rPr>
+          <w:rFonts w:ascii="TH Sarabun New" w:hAnsi="TH Sarabun New" w:eastAsia="TH Sarabun New" w:cs="TH Sarabun New"/>
+          <w:b w:val="0"/>
+          <w:i w:val="0"/>
+          <w:sz w:val="32"/>
+        </w:rPr>
+        <w:t xml:space="preserve"> คือ </w:t>
+      </w:r>
+      <w:r>
+        <w:rPr>
+          <w:rFonts w:ascii="Consolas" w:hAnsi="Consolas" w:eastAsia="Consolas" w:cs="Consolas"/>
+          <w:b w:val="0"/>
+          <w:i w:val="0"/>
+          <w:sz w:val="20"/>
+        </w:rPr>
+        <w:t>Standard</w:t>
+      </w:r>
+      <w:r>
+        <w:rPr>
+          <w:rFonts w:ascii="TH Sarabun New" w:hAnsi="TH Sarabun New" w:eastAsia="TH Sarabun New" w:cs="TH Sarabun New"/>
+          <w:b w:val="0"/>
+          <w:i w:val="0"/>
+          <w:sz w:val="32"/>
+        </w:rPr>
+        <w:t xml:space="preserve"> และ </w:t>
+      </w:r>
+      <w:r>
+        <w:rPr>
+          <w:rFonts w:ascii="Consolas" w:hAnsi="Consolas" w:eastAsia="Consolas" w:cs="Consolas"/>
+          <w:b w:val="0"/>
+          <w:i w:val="0"/>
+          <w:sz w:val="20"/>
+        </w:rPr>
+        <w:t>Long-Life</w:t>
+      </w:r>
+    </w:p>
+    <w:p>
+      <w:pPr>
+        <w:pStyle w:val="ListBullet"/>
+      </w:pPr>
+      <w:r>
+        <w:rPr>
+          <w:rFonts w:ascii="Consolas" w:hAnsi="Consolas" w:eastAsia="Consolas" w:cs="Consolas"/>
+          <w:b w:val="0"/>
+          <w:i w:val="0"/>
+          <w:sz w:val="20"/>
+        </w:rPr>
+        <w:t>Standard</w:t>
+      </w:r>
+      <w:r>
+        <w:rPr>
+          <w:rFonts w:ascii="TH Sarabun New" w:hAnsi="TH Sarabun New" w:eastAsia="TH Sarabun New" w:cs="TH Sarabun New"/>
+          <w:b w:val="0"/>
+          <w:i w:val="0"/>
+          <w:sz w:val="32"/>
+        </w:rPr>
+        <w:t xml:space="preserve"> เป็น baseline หลักสำหรับ prototype/pilot และต้องผ่าน </w:t>
+      </w:r>
+      <w:r>
+        <w:rPr>
+          <w:rFonts w:ascii="Consolas" w:hAnsi="Consolas" w:eastAsia="Consolas" w:cs="Consolas"/>
+          <w:b w:val="0"/>
+          <w:i w:val="0"/>
+          <w:sz w:val="20"/>
+        </w:rPr>
+        <w:t>&gt;= 12 วัน @ 5 นาที</w:t>
+      </w:r>
+    </w:p>
+    <w:p>
+      <w:pPr>
+        <w:pStyle w:val="ListBullet"/>
+      </w:pPr>
+      <w:r>
+        <w:rPr>
+          <w:rFonts w:ascii="Consolas" w:hAnsi="Consolas" w:eastAsia="Consolas" w:cs="Consolas"/>
+          <w:b w:val="0"/>
+          <w:i w:val="0"/>
+          <w:sz w:val="20"/>
+        </w:rPr>
+        <w:t>Long-Life</w:t>
+      </w:r>
+      <w:r>
+        <w:rPr>
+          <w:rFonts w:ascii="TH Sarabun New" w:hAnsi="TH Sarabun New" w:eastAsia="TH Sarabun New" w:cs="TH Sarabun New"/>
+          <w:b w:val="0"/>
+          <w:i w:val="0"/>
+          <w:sz w:val="32"/>
+        </w:rPr>
+        <w:t xml:space="preserve"> เป็น optional upgrade path โดยตั้งเป้าเชิงสถาปัตย์ให้รองรับ </w:t>
+      </w:r>
+      <w:r>
+        <w:rPr>
+          <w:rFonts w:ascii="Consolas" w:hAnsi="Consolas" w:eastAsia="Consolas" w:cs="Consolas"/>
+          <w:b w:val="0"/>
+          <w:i w:val="0"/>
+          <w:sz w:val="20"/>
+        </w:rPr>
+        <w:t>&gt;= 30 วัน @ 5 นาที</w:t>
+      </w:r>
+      <w:r>
+        <w:rPr>
+          <w:rFonts w:ascii="TH Sarabun New" w:hAnsi="TH Sarabun New" w:eastAsia="TH Sarabun New" w:cs="TH Sarabun New"/>
+          <w:b w:val="0"/>
+          <w:i w:val="0"/>
+          <w:sz w:val="32"/>
+        </w:rPr>
+        <w:t xml:space="preserve"> หรือ </w:t>
+      </w:r>
+      <w:r>
+        <w:rPr>
+          <w:rFonts w:ascii="Consolas" w:hAnsi="Consolas" w:eastAsia="Consolas" w:cs="Consolas"/>
+          <w:b w:val="0"/>
+          <w:i w:val="0"/>
+          <w:sz w:val="20"/>
+        </w:rPr>
+        <w:t>&gt;= 60 วัน @ 10 นาที</w:t>
+      </w:r>
+      <w:r>
+        <w:rPr>
+          <w:rFonts w:ascii="TH Sarabun New" w:hAnsi="TH Sarabun New" w:eastAsia="TH Sarabun New" w:cs="TH Sarabun New"/>
+          <w:b w:val="0"/>
+          <w:i w:val="0"/>
+          <w:sz w:val="32"/>
+        </w:rPr>
+        <w:t xml:space="preserve"> ด้วย battery pack และ enclosure ที่ใหญ่ขึ้น</w:t>
+      </w:r>
+    </w:p>
+    <w:p>
+      <w:pPr>
+        <w:pStyle w:val="ListBullet"/>
+      </w:pPr>
+      <w:r>
+        <w:rPr>
+          <w:rFonts w:ascii="TH Sarabun New" w:hAnsi="TH Sarabun New" w:eastAsia="TH Sarabun New" w:cs="TH Sarabun New"/>
+          <w:b w:val="0"/>
+          <w:i w:val="0"/>
+          <w:sz w:val="32"/>
+        </w:rPr>
+        <w:t>firmware, backend, dashboard, provisioning, และ sensor stack ต้องใช้ร่วมกันได้ทั้งสอง variants โดยไม่แตกเป็นคนละ product line</w:t>
+      </w:r>
+    </w:p>
+    <w:p>
+      <w:pPr>
+        <w:pStyle w:val="ListBullet"/>
+      </w:pPr>
+      <w:r>
+        <w:rPr>
+          <w:rFonts w:ascii="TH Sarabun New" w:hAnsi="TH Sarabun New" w:eastAsia="TH Sarabun New" w:cs="TH Sarabun New"/>
+          <w:b w:val="0"/>
+          <w:i w:val="0"/>
+          <w:sz w:val="32"/>
+        </w:rPr>
         <w:t>ตัวเลขคำนวณ conservative ที่ต่ำกว่านี้ถือเป็น diagnostic reference ไม่ใช่ acceptance criteria หลัก</w:t>
       </w:r>
     </w:p>
@@ -2384,6 +2548,108 @@
                 <w:sz w:val="32"/>
               </w:rPr>
               <w:t>Analog ใช้ dev/test เท่านั้น ไม่ใช่ production BOM</w:t>
+            </w:r>
+          </w:p>
+        </w:tc>
+      </w:tr>
+      <w:tr>
+        <w:tc>
+          <w:tcPr>
+            <w:tcW w:type="dxa" w:w="2256"/>
+          </w:tcPr>
+          <w:p>
+            <w:r>
+              <w:rPr>
+                <w:rFonts w:ascii="TH Sarabun New" w:hAnsi="TH Sarabun New" w:eastAsia="TH Sarabun New" w:cs="TH Sarabun New"/>
+                <w:b w:val="0"/>
+                <w:i w:val="0"/>
+                <w:sz w:val="32"/>
+              </w:rPr>
+              <w:t>Battery Platform</w:t>
+            </w:r>
+          </w:p>
+        </w:tc>
+        <w:tc>
+          <w:tcPr>
+            <w:tcW w:type="dxa" w:w="2256"/>
+          </w:tcPr>
+          <w:p>
+            <w:r>
+              <w:rPr>
+                <w:rFonts w:ascii="Consolas" w:hAnsi="Consolas" w:eastAsia="Consolas" w:cs="Consolas"/>
+                <w:b w:val="0"/>
+                <w:i w:val="0"/>
+                <w:sz w:val="20"/>
+              </w:rPr>
+              <w:t>Standard</w:t>
+            </w:r>
+            <w:r>
+              <w:rPr>
+                <w:rFonts w:ascii="TH Sarabun New" w:hAnsi="TH Sarabun New" w:eastAsia="TH Sarabun New" w:cs="TH Sarabun New"/>
+                <w:b w:val="0"/>
+                <w:i w:val="0"/>
+                <w:sz w:val="32"/>
+              </w:rPr>
+              <w:t xml:space="preserve"> battery module</w:t>
+            </w:r>
+          </w:p>
+        </w:tc>
+        <w:tc>
+          <w:tcPr>
+            <w:tcW w:type="dxa" w:w="2256"/>
+          </w:tcPr>
+          <w:p>
+            <w:r>
+              <w:rPr>
+                <w:rFonts w:ascii="Consolas" w:hAnsi="Consolas" w:eastAsia="Consolas" w:cs="Consolas"/>
+                <w:b w:val="0"/>
+                <w:i w:val="0"/>
+                <w:sz w:val="20"/>
+              </w:rPr>
+              <w:t>Standard</w:t>
+            </w:r>
+            <w:r>
+              <w:rPr>
+                <w:rFonts w:ascii="TH Sarabun New" w:hAnsi="TH Sarabun New" w:eastAsia="TH Sarabun New" w:cs="TH Sarabun New"/>
+                <w:b w:val="0"/>
+                <w:i w:val="0"/>
+                <w:sz w:val="32"/>
+              </w:rPr>
+              <w:t xml:space="preserve"> + optional </w:t>
+            </w:r>
+            <w:r>
+              <w:rPr>
+                <w:rFonts w:ascii="Consolas" w:hAnsi="Consolas" w:eastAsia="Consolas" w:cs="Consolas"/>
+                <w:b w:val="0"/>
+                <w:i w:val="0"/>
+                <w:sz w:val="20"/>
+              </w:rPr>
+              <w:t>Long-Life</w:t>
+            </w:r>
+            <w:r>
+              <w:rPr>
+                <w:rFonts w:ascii="TH Sarabun New" w:hAnsi="TH Sarabun New" w:eastAsia="TH Sarabun New" w:cs="TH Sarabun New"/>
+                <w:b w:val="0"/>
+                <w:i w:val="0"/>
+                <w:sz w:val="32"/>
+              </w:rPr>
+              <w:t xml:space="preserve"> battery module</w:t>
+            </w:r>
+          </w:p>
+        </w:tc>
+        <w:tc>
+          <w:tcPr>
+            <w:tcW w:type="dxa" w:w="2256"/>
+          </w:tcPr>
+          <w:p>
+            <w:r>
+              <w:rPr>
+                <w:rFonts w:ascii="TH Sarabun New" w:hAnsi="TH Sarabun New" w:eastAsia="TH Sarabun New" w:cs="TH Sarabun New"/>
+                <w:b w:val="0"/>
+                <w:i w:val="0"/>
+                <w:sz w:val="32"/>
+              </w:rPr>
+              <w:t>core module, firmware, และ provisioning flow ต้องใช้ร่วมกันได้</w:t>
             </w:r>
           </w:p>
         </w:tc>
@@ -3395,6 +3661,106 @@
           </w:p>
         </w:tc>
       </w:tr>
+      <w:tr>
+        <w:tc>
+          <w:tcPr>
+            <w:tcW w:type="dxa" w:w="1805"/>
+          </w:tcPr>
+          <w:p>
+            <w:r>
+              <w:rPr>
+                <w:rFonts w:ascii="TH Sarabun New" w:hAnsi="TH Sarabun New" w:eastAsia="TH Sarabun New" w:cs="TH Sarabun New"/>
+                <w:b w:val="0"/>
+                <w:i w:val="0"/>
+                <w:sz w:val="32"/>
+              </w:rPr>
+              <w:t>D-06</w:t>
+            </w:r>
+          </w:p>
+        </w:tc>
+        <w:tc>
+          <w:tcPr>
+            <w:tcW w:type="dxa" w:w="1805"/>
+          </w:tcPr>
+          <w:p>
+            <w:r>
+              <w:rPr>
+                <w:rFonts w:ascii="TH Sarabun New" w:hAnsi="TH Sarabun New" w:eastAsia="TH Sarabun New" w:cs="TH Sarabun New"/>
+                <w:b w:val="0"/>
+                <w:i w:val="0"/>
+                <w:sz w:val="32"/>
+              </w:rPr>
+              <w:t>Proposed</w:t>
+            </w:r>
+          </w:p>
+        </w:tc>
+        <w:tc>
+          <w:tcPr>
+            <w:tcW w:type="dxa" w:w="1805"/>
+          </w:tcPr>
+          <w:p>
+            <w:r>
+              <w:rPr>
+                <w:rFonts w:ascii="TH Sarabun New" w:hAnsi="TH Sarabun New" w:eastAsia="TH Sarabun New" w:cs="TH Sarabun New"/>
+                <w:b w:val="0"/>
+                <w:i w:val="0"/>
+                <w:sz w:val="32"/>
+              </w:rPr>
+              <w:t xml:space="preserve">ใช้ </w:t>
+            </w:r>
+            <w:r>
+              <w:rPr>
+                <w:rFonts w:ascii="Consolas" w:hAnsi="Consolas" w:eastAsia="Consolas" w:cs="Consolas"/>
+                <w:b w:val="0"/>
+                <w:i w:val="0"/>
+                <w:sz w:val="20"/>
+              </w:rPr>
+              <w:t>core module เดียว + battery module 2 variants (Standard / Long-Life)</w:t>
+            </w:r>
+            <w:r>
+              <w:rPr>
+                <w:rFonts w:ascii="TH Sarabun New" w:hAnsi="TH Sarabun New" w:eastAsia="TH Sarabun New" w:cs="TH Sarabun New"/>
+                <w:b w:val="0"/>
+                <w:i w:val="0"/>
+                <w:sz w:val="32"/>
+              </w:rPr>
+              <w:t>; battery/enclosure อัปเกรดได้โดยไม่แยก firmware หรือ customer flow</w:t>
+            </w:r>
+          </w:p>
+        </w:tc>
+        <w:tc>
+          <w:tcPr>
+            <w:tcW w:type="dxa" w:w="1805"/>
+          </w:tcPr>
+          <w:p>
+            <w:r>
+              <w:rPr>
+                <w:rFonts w:ascii="TH Sarabun New" w:hAnsi="TH Sarabun New" w:eastAsia="TH Sarabun New" w:cs="TH Sarabun New"/>
+                <w:b w:val="0"/>
+                <w:i w:val="0"/>
+                <w:sz w:val="32"/>
+              </w:rPr>
+              <w:t>พล + เอ</w:t>
+            </w:r>
+          </w:p>
+        </w:tc>
+        <w:tc>
+          <w:tcPr>
+            <w:tcW w:type="dxa" w:w="1805"/>
+          </w:tcPr>
+          <w:p>
+            <w:r>
+              <w:rPr>
+                <w:rFonts w:ascii="TH Sarabun New" w:hAnsi="TH Sarabun New" w:eastAsia="TH Sarabun New" w:cs="TH Sarabun New"/>
+                <w:b w:val="0"/>
+                <w:i w:val="0"/>
+                <w:sz w:val="32"/>
+              </w:rPr>
+              <w:t>review ใน Phase 1 ก่อน freeze PCB/enclosure</w:t>
+            </w:r>
+          </w:p>
+        </w:tc>
+      </w:tr>
     </w:tbl>
     <w:p/>
     <w:p/>

--- a/doc/human/SB-00_Master_Assumptions_v1_1.docx
+++ b/doc/human/SB-00_Master_Assumptions_v1_1.docx
@@ -3690,7 +3690,7 @@
                 <w:i w:val="0"/>
                 <w:sz w:val="32"/>
               </w:rPr>
-              <w:t>Proposed</w:t>
+              <w:t>Closed</w:t>
             </w:r>
           </w:p>
         </w:tc>
@@ -3756,7 +3756,7 @@
                 <w:i w:val="0"/>
                 <w:sz w:val="32"/>
               </w:rPr>
-              <w:t>review ใน Phase 1 ก่อน freeze PCB/enclosure</w:t>
+              <w:t>2026-04-03</w:t>
             </w:r>
           </w:p>
         </w:tc>
